--- a/outputs/Guia_Explicativa_Completa_Proyecto_Emociones_CNN.docx
+++ b/outputs/Guia_Explicativa_Completa_Proyecto_Emociones_CNN.docx
@@ -4,7 +4,7 @@
   <w:body>
     <w:p>
       <w:pPr>
-        <w:spacing w:before="600" w:after="120"/>
+        <w:spacing w:before="500" w:after="120"/>
         <w:jc w:val="center"/>
       </w:pPr>
       <w:r>
@@ -14,12 +14,12 @@
           <w:color w:val="003366"/>
           <w:sz w:val="44"/>
         </w:rPr>
-        <w:t>GUÍA EXPLICATIVA COMPLETA Y DETALLADA</w:t>
+        <w:t>GUÍA EXPLICATIVA COMPLETA - EMOTION AI v2.0</w:t>
       </w:r>
     </w:p>
     <w:p>
       <w:pPr>
-        <w:spacing w:after="400"/>
+        <w:spacing w:after="360"/>
         <w:jc w:val="center"/>
       </w:pPr>
       <w:r>
@@ -27,9 +27,9 @@
           <w:rFonts w:ascii="Calibri" w:hAnsi="Calibri"/>
           <w:i/>
           <w:color w:val="464646"/>
-          <w:sz w:val="26"/>
+          <w:sz w:val="25"/>
         </w:rPr>
-        <w:t>Sistema de Reconocimiento de Emociones Faciales con Redes Neuronales Convolucionales (CNN) en PyTorch</w:t>
+        <w:t>Reconocimiento de Emociones Faciales con ResNet-SE, YuNet ONNX, VRAM y Distribución Portátil</w:t>
       </w:r>
     </w:p>
     <w:tbl>
@@ -60,7 +60,7 @@
                 <w:b/>
                 <w:sz w:val="20"/>
               </w:rPr>
-              <w:t>Autor / Estudiante:</w:t>
+              <w:t>Autores / Estudiantes:</w:t>
             </w:r>
           </w:p>
         </w:tc>
@@ -80,7 +80,9 @@
               <w:rPr>
                 <w:sz w:val="20"/>
               </w:rPr>
-              <w:t>Manuel Fabrizzio Risco Gil</w:t>
+              <w:t>• Manuel Fabrizzio Risco Gil</w:t>
+              <w:br/>
+              <w:t>• Alejandro Choquihuayta, Mario Julian</w:t>
             </w:r>
           </w:p>
         </w:tc>
@@ -103,7 +105,7 @@
                 <w:b/>
                 <w:sz w:val="20"/>
               </w:rPr>
-              <w:t>Curso:</w:t>
+              <w:t>Curso y Ciclo:</w:t>
             </w:r>
           </w:p>
         </w:tc>
@@ -123,7 +125,7 @@
               <w:rPr>
                 <w:sz w:val="20"/>
               </w:rPr>
-              <w:t>Sistemas Inteligentes y Machine Learning (Ciclo 9)</w:t>
+              <w:t>Sistemas Inteligentes y Machine Learning (9no Ciclo)</w:t>
             </w:r>
           </w:p>
         </w:tc>
@@ -146,7 +148,7 @@
                 <w:b/>
                 <w:sz w:val="20"/>
               </w:rPr>
-              <w:t>Tecnologías Principales:</w:t>
+              <w:t>Arquitectura Principal:</w:t>
             </w:r>
           </w:p>
         </w:tc>
@@ -166,7 +168,7 @@
               <w:rPr>
                 <w:sz w:val="20"/>
               </w:rPr>
-              <w:t>Python 3.10+, PyTorch, OpenCV, CUDA, NumPy, Scikit-Learn</w:t>
+              <w:t>EmotionResNetSE (Residual Blocks + Squeeze-and-Excitation Attention)</w:t>
             </w:r>
           </w:p>
         </w:tc>
@@ -189,7 +191,7 @@
                 <w:b/>
                 <w:sz w:val="20"/>
               </w:rPr>
-              <w:t>Dataset Empleado:</w:t>
+              <w:t>Detector Facial:</w:t>
             </w:r>
           </w:p>
         </w:tc>
@@ -209,7 +211,50 @@
               <w:rPr>
                 <w:sz w:val="20"/>
               </w:rPr>
-              <w:t>FER2013 (Facial Expression Recognition 2013 - 35,887 imágenes)</w:t>
+              <w:t>YuNet Deep Learning Face Detector (cv2.FaceDetectorYN - Multi-Ángulo)</w:t>
+            </w:r>
+          </w:p>
+        </w:tc>
+      </w:tr>
+      <w:tr>
+        <w:tc>
+          <w:tcPr>
+            <w:tcW w:type="dxa" w:w="4703"/>
+            <w:shd w:fill="EAEFF5"/>
+            <w:tcMar>
+              <w:top w:w="60" w:type="dxa"/>
+              <w:bottom w:w="60" w:type="dxa"/>
+              <w:left w:w="100" w:type="dxa"/>
+              <w:right w:w="100" w:type="dxa"/>
+            </w:tcMar>
+          </w:tcPr>
+          <w:p>
+            <w:r>
+              <w:rPr>
+                <w:b/>
+                <w:sz w:val="20"/>
+              </w:rPr>
+              <w:t>Despliegue Portátil:</w:t>
+            </w:r>
+          </w:p>
+        </w:tc>
+        <w:tc>
+          <w:tcPr>
+            <w:tcW w:type="dxa" w:w="4703"/>
+            <w:shd w:fill="F8FAFC"/>
+            <w:tcMar>
+              <w:top w:w="60" w:type="dxa"/>
+              <w:bottom w:w="60" w:type="dxa"/>
+              <w:left w:w="100" w:type="dxa"/>
+              <w:right w:w="100" w:type="dxa"/>
+            </w:tcMar>
+          </w:tcPr>
+          <w:p>
+            <w:r>
+              <w:rPr>
+                <w:sz w:val="20"/>
+              </w:rPr>
+              <w:t>Exportación ONNX universal + OpenCV DNN (Lanzador con 1 clic en cualquier PC)</w:t>
             </w:r>
           </w:p>
         </w:tc>
@@ -232,7 +277,7 @@
           <w:color w:val="003366"/>
           <w:sz w:val="32"/>
         </w:rPr>
-        <w:t>1. ¿Qué es este proyecto y qué problema resuelve?</w:t>
+        <w:t>1. ¿Qué es este proyecto y qué problemas resuelve?</w:t>
       </w:r>
     </w:p>
     <w:p>
@@ -249,24 +294,99 @@
           <w:color w:val="282828"/>
           <w:sz w:val="22"/>
         </w:rPr>
-        <w:t>Este proyecto consiste en un sistema inteligente de visión por computadora capaz de analizar rostros humanos en imágenes o video en tiempo real (webcam) y determinar de forma automática cuál de las 7 emociones universales está expresando la persona: Enojado (Angry), Disgusto (Disgust), Miedo (Fear), Feliz (Happy), Triste (Sad), Sorprendido (Surprise) o Neutral.</w:t>
+        <w:t>Este proyecto implementa un sistema inteligente de visión artificial capaz de clasificar 7 emociones humanas (Enojado, Disgusto, Miedo, Feliz, Triste, Sorprendido y Neutral) en imágenes estáticas y video en tiempo real. La versión v2.0 resuelve los 4 desafíos críticos de los sistemas tradicionales:</w:t>
       </w:r>
     </w:p>
     <w:p>
       <w:pPr>
-        <w:spacing w:after="120" w:line="276" w:lineRule="auto"/>
-        <w:ind w:firstLine="425"/>
-        <w:jc w:val="both"/>
+        <w:pStyle w:val="ListBullet"/>
+        <w:spacing w:after="60" w:line="276" w:lineRule="auto"/>
       </w:pPr>
       <w:r>
         <w:rPr>
           <w:rFonts w:ascii="Calibri" w:hAnsi="Calibri"/>
-          <w:b w:val="0"/>
-          <w:i w:val="0"/>
+          <w:b/>
+          <w:color w:val="003366"/>
+          <w:sz w:val="21"/>
+        </w:rPr>
+        <w:t xml:space="preserve">1. Pérdida de rostro al voltear la cabeza: </w:t>
+      </w:r>
+      <w:r>
+        <w:rPr>
+          <w:rFonts w:ascii="Calibri" w:hAnsi="Calibri"/>
           <w:color w:val="282828"/>
-          <w:sz w:val="22"/>
+          <w:sz w:val="21"/>
         </w:rPr>
-        <w:t>El reconocimiento de emociones faciales (conocido en la literatura científica como Facial Emotion Recognition o FER) es una tarea no trivial debido a que dos personas pueden expresar la misma emoción de formas sutilmente distintas, la iluminación del entorno varía, existen giros o inclinaciones del rostro, y la resolución de las cámaras puede ser baja. Para solucionar este desafío, se recurre a algoritmos de Aprendizaje Profundo (Deep Learning).</w:t>
+        <w:t>Reemplaza el clásico Haar Cascade por YuNet ONNX, detectando rostros en perfiles de hasta ±90° de giro sin falsos positivos.</w:t>
+      </w:r>
+    </w:p>
+    <w:p>
+      <w:pPr>
+        <w:pStyle w:val="ListBullet"/>
+        <w:spacing w:after="60" w:line="276" w:lineRule="auto"/>
+      </w:pPr>
+      <w:r>
+        <w:rPr>
+          <w:rFonts w:ascii="Calibri" w:hAnsi="Calibri"/>
+          <w:b/>
+          <w:color w:val="003366"/>
+          <w:sz w:val="21"/>
+        </w:rPr>
+        <w:t xml:space="preserve">2. Dificultad para clasificar emociones sutiles: </w:t>
+      </w:r>
+      <w:r>
+        <w:rPr>
+          <w:rFonts w:ascii="Calibri" w:hAnsi="Calibri"/>
+          <w:color w:val="282828"/>
+          <w:sz w:val="21"/>
+        </w:rPr>
+        <w:t>Introduce EmotionResNetSE con mecanismos de atención que aprenden a focalizar cejas, comisuras y ojos.</w:t>
+      </w:r>
+    </w:p>
+    <w:p>
+      <w:pPr>
+        <w:pStyle w:val="ListBullet"/>
+        <w:spacing w:after="60" w:line="276" w:lineRule="auto"/>
+      </w:pPr>
+      <w:r>
+        <w:rPr>
+          <w:rFonts w:ascii="Calibri" w:hAnsi="Calibri"/>
+          <w:b/>
+          <w:color w:val="003366"/>
+          <w:sz w:val="21"/>
+        </w:rPr>
+        <w:t xml:space="preserve">3. Parpadeo en tiempo real (Jitter): </w:t>
+      </w:r>
+      <w:r>
+        <w:rPr>
+          <w:rFonts w:ascii="Calibri" w:hAnsi="Calibri"/>
+          <w:color w:val="282828"/>
+          <w:sz w:val="21"/>
+        </w:rPr>
+        <w:t>Aplica Suavizado Temporal EMA (Exponential Moving Average) para generar transiciones de probabilidad suaves y estables.</w:t>
+      </w:r>
+    </w:p>
+    <w:p>
+      <w:pPr>
+        <w:pStyle w:val="ListBullet"/>
+        <w:spacing w:after="60" w:line="276" w:lineRule="auto"/>
+      </w:pPr>
+      <w:r>
+        <w:rPr>
+          <w:rFonts w:ascii="Calibri" w:hAnsi="Calibri"/>
+          <w:b/>
+          <w:color w:val="003366"/>
+          <w:sz w:val="21"/>
+        </w:rPr>
+        <w:t xml:space="preserve">4. Dependencia de GPUs y librerías pesadas: </w:t>
+      </w:r>
+      <w:r>
+        <w:rPr>
+          <w:rFonts w:ascii="Calibri" w:hAnsi="Calibri"/>
+          <w:color w:val="282828"/>
+          <w:sz w:val="21"/>
+        </w:rPr>
+        <w:t>Exporta el modelo a ONNX y compila un paquete portátil autónomo (.ZIP) que corre en cualquier PC con puro OpenCV.</w:t>
       </w:r>
     </w:p>
     <w:tbl>
@@ -303,7 +423,7 @@
                 <w:color w:val="003366"/>
                 <w:sz w:val="22"/>
               </w:rPr>
-              <w:t>💡 Idea Clave: ¿Cómo piensa la IA en este proyecto?</w:t>
+              <w:t>💡 Idea Clave: ¿Cómo funciona el aprendizaje con 35K imágenes?</w:t>
               <w:br/>
             </w:r>
             <w:r>
@@ -312,7 +432,7 @@
                 <w:color w:val="1E1E1E"/>
                 <w:sz w:val="20"/>
               </w:rPr>
-              <w:t>En lugar de que un programador escriba reglas manuales (como 'si la boca está curvada hacia arriba, entonces está feliz'), el modelo recibe decenas de miles de fotos etiquetadas y aprende por sí mismo qué combinaciones de píxeles, líneas y sombras representan cada emoción mediante una Red Neuronal Convolucional (CNN).</w:t>
+              <w:t>No fue necesario tomar más fotos manualmente. Mediante Data Augmentation acelerado en GPU (RandomErasing, RandomCrop y Flips), la red visualiza más de 1.5 millones de variantes en memoria a lo largo del entrenamiento, generalizando de forma robusta.</w:t>
             </w:r>
           </w:p>
         </w:tc>
@@ -335,7 +455,7 @@
           <w:color w:val="003366"/>
           <w:sz w:val="32"/>
         </w:rPr>
-        <w:t>2. Fundamentos Teóricos: ¿Red Neuronal, Convolucional o qué cosa es?</w:t>
+        <w:t>2. Arquitectura de la Red Neuronal: EmotionResNetSE</w:t>
       </w:r>
     </w:p>
     <w:p>
@@ -352,201 +472,7 @@
           <w:color w:val="282828"/>
           <w:sz w:val="22"/>
         </w:rPr>
-        <w:t>Para entender con precisión qué modelo se utiliza, es fundamental comprender la jerarquía de las disciplinas:</w:t>
-      </w:r>
-    </w:p>
-    <w:p>
-      <w:pPr>
-        <w:pStyle w:val="ListBullet"/>
-        <w:spacing w:after="60" w:line="276" w:lineRule="auto"/>
-      </w:pPr>
-      <w:r>
-        <w:rPr>
-          <w:rFonts w:ascii="Calibri" w:hAnsi="Calibri"/>
-          <w:b/>
-          <w:color w:val="003366"/>
-          <w:sz w:val="21"/>
-        </w:rPr>
-        <w:t xml:space="preserve">Inteligencia Artificial (IA): </w:t>
-      </w:r>
-      <w:r>
-        <w:rPr>
-          <w:rFonts w:ascii="Calibri" w:hAnsi="Calibri"/>
-          <w:color w:val="282828"/>
-          <w:sz w:val="21"/>
-        </w:rPr>
-        <w:t>Es el campo general de la ciencia que busca que las máquinas simulen el comportamiento inteligente humano.</w:t>
-      </w:r>
-    </w:p>
-    <w:p>
-      <w:pPr>
-        <w:pStyle w:val="ListBullet"/>
-        <w:spacing w:after="60" w:line="276" w:lineRule="auto"/>
-      </w:pPr>
-      <w:r>
-        <w:rPr>
-          <w:rFonts w:ascii="Calibri" w:hAnsi="Calibri"/>
-          <w:b/>
-          <w:color w:val="003366"/>
-          <w:sz w:val="21"/>
-        </w:rPr>
-        <w:t xml:space="preserve">Machine Learning (ML): </w:t>
-      </w:r>
-      <w:r>
-        <w:rPr>
-          <w:rFonts w:ascii="Calibri" w:hAnsi="Calibri"/>
-          <w:color w:val="282828"/>
-          <w:sz w:val="21"/>
-        </w:rPr>
-        <w:t>Es una rama de la IA donde las máquinas aprenden patrones a partir de datos históricos sin ser programadas explícitamente.</w:t>
-      </w:r>
-    </w:p>
-    <w:p>
-      <w:pPr>
-        <w:pStyle w:val="ListBullet"/>
-        <w:spacing w:after="60" w:line="276" w:lineRule="auto"/>
-      </w:pPr>
-      <w:r>
-        <w:rPr>
-          <w:rFonts w:ascii="Calibri" w:hAnsi="Calibri"/>
-          <w:b/>
-          <w:color w:val="003366"/>
-          <w:sz w:val="21"/>
-        </w:rPr>
-        <w:t xml:space="preserve">Deep Learning (DL): </w:t>
-      </w:r>
-      <w:r>
-        <w:rPr>
-          <w:rFonts w:ascii="Calibri" w:hAnsi="Calibri"/>
-          <w:color w:val="282828"/>
-          <w:sz w:val="21"/>
-        </w:rPr>
-        <w:t>Es un subcampo del Machine Learning basado en Redes Neuronales Artificiales profundas (múltiples capas ocultas) que aprenden representaciones jerárquicas.</w:t>
-      </w:r>
-    </w:p>
-    <w:p>
-      <w:pPr>
-        <w:pStyle w:val="ListBullet"/>
-        <w:spacing w:after="60" w:line="276" w:lineRule="auto"/>
-      </w:pPr>
-      <w:r>
-        <w:rPr>
-          <w:rFonts w:ascii="Calibri" w:hAnsi="Calibri"/>
-          <w:b/>
-          <w:color w:val="003366"/>
-          <w:sz w:val="21"/>
-        </w:rPr>
-        <w:t xml:space="preserve">Red Neuronal Convolucional (CNN): </w:t>
-      </w:r>
-      <w:r>
-        <w:rPr>
-          <w:rFonts w:ascii="Calibri" w:hAnsi="Calibri"/>
-          <w:color w:val="282828"/>
-          <w:sz w:val="21"/>
-        </w:rPr>
-        <w:t>Es un tipo especializado de Red Neuronal Profunda diseñada específicamente para procesar datos con estructura de cuadrícula, como imágenes.</w:t>
-      </w:r>
-    </w:p>
-    <w:p>
-      <w:pPr>
-        <w:spacing w:after="120" w:line="276" w:lineRule="auto"/>
-        <w:ind w:firstLine="425"/>
-        <w:jc w:val="both"/>
-      </w:pPr>
-      <w:r>
-        <w:rPr>
-          <w:rFonts w:ascii="Calibri" w:hAnsi="Calibri"/>
-          <w:b/>
-          <w:i w:val="0"/>
-          <w:color w:val="282828"/>
-          <w:sz w:val="22"/>
-        </w:rPr>
-        <w:t>Por lo tanto, este proyecto utiliza un modelo de Deep Learning, que es una Red Neuronal, y específicamente una Red Neuronal Convolucional (CNN).</w:t>
-      </w:r>
-    </w:p>
-    <w:p>
-      <w:pPr>
-        <w:pStyle w:val="Heading2"/>
-        <w:spacing w:before="240" w:after="80"/>
-      </w:pPr>
-      <w:r>
-        <w:rPr>
-          <w:rFonts w:ascii="Calibri" w:hAnsi="Calibri"/>
-          <w:b/>
-          <w:color w:val="0050A0"/>
-          <w:sz w:val="26"/>
-        </w:rPr>
-        <w:t>¿Por qué una CNN y no una Red Neuronal tradicional (MLP)?</w:t>
-      </w:r>
-    </w:p>
-    <w:p>
-      <w:pPr>
-        <w:spacing w:after="120" w:line="276" w:lineRule="auto"/>
-        <w:ind w:firstLine="425"/>
-        <w:jc w:val="both"/>
-      </w:pPr>
-      <w:r>
-        <w:rPr>
-          <w:rFonts w:ascii="Calibri" w:hAnsi="Calibri"/>
-          <w:b w:val="0"/>
-          <w:i w:val="0"/>
-          <w:color w:val="282828"/>
-          <w:sz w:val="22"/>
-        </w:rPr>
-        <w:t>En una red neuronal tradicional completamente conectada (Multi-Layer Perceptron o MLP), cada píxel de la imagen se conecta a cada neurona. Si aplanamos una imagen, se pierde la relación espacial 2D (es decir, qué píxel está al lado de cuál). Además, si una persona mueve su cara unos centímetros, la red MLP no sabría reconocerla porque los píxeles cambiaron de posición.</w:t>
-      </w:r>
-    </w:p>
-    <w:p>
-      <w:pPr>
-        <w:spacing w:after="120" w:line="276" w:lineRule="auto"/>
-        <w:ind w:firstLine="425"/>
-        <w:jc w:val="both"/>
-      </w:pPr>
-      <w:r>
-        <w:rPr>
-          <w:rFonts w:ascii="Calibri" w:hAnsi="Calibri"/>
-          <w:b w:val="0"/>
-          <w:i w:val="0"/>
-          <w:color w:val="282828"/>
-          <w:sz w:val="22"/>
-        </w:rPr>
-        <w:t>Las CNN resuelven este problema mediante dos propiedades fundamentales:</w:t>
-        <w:br/>
-        <w:t>1. Invariancia a la traslación: Pueden detectar un ojo o una sonrisa sin importar en qué parte de la imagen se encuentre.</w:t>
-        <w:br/>
-        <w:t>2. Compartición de pesos (Weight Sharing): Usan filtros pequeños (kernels de 3x3) que se deslizan por toda la imagen, reduciendo drásticamente la cantidad de parámetros a calcular y evitando el sobreajuste.</w:t>
-      </w:r>
-    </w:p>
-    <w:p>
-      <w:pPr>
-        <w:pStyle w:val="Heading1"/>
-        <w:spacing w:before="240" w:after="80"/>
-      </w:pPr>
-      <w:r>
-        <w:rPr>
-          <w:rFonts w:ascii="Calibri" w:hAnsi="Calibri"/>
-          <w:b/>
-          <w:color w:val="003366"/>
-          <w:sz w:val="32"/>
-        </w:rPr>
-        <w:t>3. El Dataset: FER2013 (Facial Expression Recognition)</w:t>
-      </w:r>
-    </w:p>
-    <w:p>
-      <w:pPr>
-        <w:spacing w:after="120" w:line="276" w:lineRule="auto"/>
-        <w:ind w:firstLine="425"/>
-        <w:jc w:val="both"/>
-      </w:pPr>
-      <w:r>
-        <w:rPr>
-          <w:rFonts w:ascii="Calibri" w:hAnsi="Calibri"/>
-          <w:b w:val="0"/>
-          <w:i w:val="0"/>
-          <w:color w:val="282828"/>
-          <w:sz w:val="22"/>
-        </w:rPr>
-        <w:t>El entrenamiento y evaluación del modelo se realiza sobre el dataset FER2013, recopilado por Pierre-Luc Carrier y Aaron Courville, presentado en la conferencia ICML 2013. Este dataset contiene 35,887 imágenes faciales en escala de grises con una resolución de 48×48 píxeles.</w:t>
+        <w:t>EmotionResNetSE cuenta con 11,389,383 parámetros organizados en 4 etapas residuales con módulos de atención por canales:</w:t>
       </w:r>
     </w:p>
     <w:tbl>
@@ -585,1056 +511,7 @@
                 <w:color w:val="FFFFFF"/>
                 <w:sz w:val="20"/>
               </w:rPr>
-              <w:t>ID Clase</w:t>
-            </w:r>
-          </w:p>
-        </w:tc>
-        <w:tc>
-          <w:tcPr>
-            <w:tcW w:type="dxa" w:w="2351"/>
-            <w:shd w:fill="003366"/>
-            <w:tcMar>
-              <w:top w:w="100" w:type="dxa"/>
-              <w:bottom w:w="100" w:type="dxa"/>
-              <w:left w:w="120" w:type="dxa"/>
-              <w:right w:w="120" w:type="dxa"/>
-            </w:tcMar>
-            <w:vAlign w:val="center"/>
-          </w:tcPr>
-          <w:p>
-            <w:pPr>
-              <w:jc w:val="center"/>
-            </w:pPr>
-            <w:r>
-              <w:rPr>
-                <w:rFonts w:ascii="Calibri" w:hAnsi="Calibri"/>
-                <w:b/>
-                <w:color w:val="FFFFFF"/>
-                <w:sz w:val="20"/>
-              </w:rPr>
-              <w:t>Emoción (Español)</w:t>
-            </w:r>
-          </w:p>
-        </w:tc>
-        <w:tc>
-          <w:tcPr>
-            <w:tcW w:type="dxa" w:w="2351"/>
-            <w:shd w:fill="003366"/>
-            <w:tcMar>
-              <w:top w:w="100" w:type="dxa"/>
-              <w:bottom w:w="100" w:type="dxa"/>
-              <w:left w:w="120" w:type="dxa"/>
-              <w:right w:w="120" w:type="dxa"/>
-            </w:tcMar>
-            <w:vAlign w:val="center"/>
-          </w:tcPr>
-          <w:p>
-            <w:pPr>
-              <w:jc w:val="center"/>
-            </w:pPr>
-            <w:r>
-              <w:rPr>
-                <w:rFonts w:ascii="Calibri" w:hAnsi="Calibri"/>
-                <w:b/>
-                <w:color w:val="FFFFFF"/>
-                <w:sz w:val="20"/>
-              </w:rPr>
-              <w:t>Emoción (Inglés)</w:t>
-            </w:r>
-          </w:p>
-        </w:tc>
-        <w:tc>
-          <w:tcPr>
-            <w:tcW w:type="dxa" w:w="2351"/>
-            <w:shd w:fill="003366"/>
-            <w:tcMar>
-              <w:top w:w="100" w:type="dxa"/>
-              <w:bottom w:w="100" w:type="dxa"/>
-              <w:left w:w="120" w:type="dxa"/>
-              <w:right w:w="120" w:type="dxa"/>
-            </w:tcMar>
-            <w:vAlign w:val="center"/>
-          </w:tcPr>
-          <w:p>
-            <w:pPr>
-              <w:jc w:val="center"/>
-            </w:pPr>
-            <w:r>
-              <w:rPr>
-                <w:rFonts w:ascii="Calibri" w:hAnsi="Calibri"/>
-                <w:b/>
-                <w:color w:val="FFFFFF"/>
-                <w:sz w:val="20"/>
-              </w:rPr>
-              <w:t>Emoji Representativo</w:t>
-            </w:r>
-          </w:p>
-        </w:tc>
-      </w:tr>
-      <w:tr>
-        <w:tc>
-          <w:tcPr>
-            <w:tcW w:type="dxa" w:w="2351"/>
-            <w:shd w:fill="FFFFFF"/>
-            <w:tcMar>
-              <w:top w:w="70" w:type="dxa"/>
-              <w:bottom w:w="70" w:type="dxa"/>
-              <w:left w:w="100" w:type="dxa"/>
-              <w:right w:w="100" w:type="dxa"/>
-            </w:tcMar>
-            <w:vAlign w:val="center"/>
-          </w:tcPr>
-          <w:p>
-            <w:pPr>
-              <w:jc w:val="center"/>
-            </w:pPr>
-            <w:r>
-              <w:rPr>
-                <w:rFonts w:ascii="Calibri" w:hAnsi="Calibri"/>
-                <w:color w:val="282828"/>
-                <w:sz w:val="19"/>
-              </w:rPr>
-              <w:t>0</w:t>
-            </w:r>
-          </w:p>
-        </w:tc>
-        <w:tc>
-          <w:tcPr>
-            <w:tcW w:type="dxa" w:w="2351"/>
-            <w:shd w:fill="FFFFFF"/>
-            <w:tcMar>
-              <w:top w:w="70" w:type="dxa"/>
-              <w:bottom w:w="70" w:type="dxa"/>
-              <w:left w:w="100" w:type="dxa"/>
-              <w:right w:w="100" w:type="dxa"/>
-            </w:tcMar>
-            <w:vAlign w:val="center"/>
-          </w:tcPr>
-          <w:p>
-            <w:pPr>
-              <w:jc w:val="left"/>
-            </w:pPr>
-            <w:r>
-              <w:rPr>
-                <w:rFonts w:ascii="Calibri" w:hAnsi="Calibri"/>
-                <w:color w:val="282828"/>
-                <w:sz w:val="19"/>
-              </w:rPr>
-              <w:t>Enojado</w:t>
-            </w:r>
-          </w:p>
-        </w:tc>
-        <w:tc>
-          <w:tcPr>
-            <w:tcW w:type="dxa" w:w="2351"/>
-            <w:shd w:fill="FFFFFF"/>
-            <w:tcMar>
-              <w:top w:w="70" w:type="dxa"/>
-              <w:bottom w:w="70" w:type="dxa"/>
-              <w:left w:w="100" w:type="dxa"/>
-              <w:right w:w="100" w:type="dxa"/>
-            </w:tcMar>
-            <w:vAlign w:val="center"/>
-          </w:tcPr>
-          <w:p>
-            <w:pPr>
-              <w:jc w:val="left"/>
-            </w:pPr>
-            <w:r>
-              <w:rPr>
-                <w:rFonts w:ascii="Calibri" w:hAnsi="Calibri"/>
-                <w:color w:val="282828"/>
-                <w:sz w:val="19"/>
-              </w:rPr>
-              <w:t>Angry</w:t>
-            </w:r>
-          </w:p>
-        </w:tc>
-        <w:tc>
-          <w:tcPr>
-            <w:tcW w:type="dxa" w:w="2351"/>
-            <w:shd w:fill="FFFFFF"/>
-            <w:tcMar>
-              <w:top w:w="70" w:type="dxa"/>
-              <w:bottom w:w="70" w:type="dxa"/>
-              <w:left w:w="100" w:type="dxa"/>
-              <w:right w:w="100" w:type="dxa"/>
-            </w:tcMar>
-            <w:vAlign w:val="center"/>
-          </w:tcPr>
-          <w:p>
-            <w:pPr>
-              <w:jc w:val="center"/>
-            </w:pPr>
-            <w:r>
-              <w:rPr>
-                <w:rFonts w:ascii="Calibri" w:hAnsi="Calibri"/>
-                <w:color w:val="282828"/>
-                <w:sz w:val="19"/>
-              </w:rPr>
-              <w:t>😠</w:t>
-            </w:r>
-          </w:p>
-        </w:tc>
-      </w:tr>
-      <w:tr>
-        <w:tc>
-          <w:tcPr>
-            <w:tcW w:type="dxa" w:w="2351"/>
-            <w:shd w:fill="F4F7FA"/>
-            <w:tcMar>
-              <w:top w:w="70" w:type="dxa"/>
-              <w:bottom w:w="70" w:type="dxa"/>
-              <w:left w:w="100" w:type="dxa"/>
-              <w:right w:w="100" w:type="dxa"/>
-            </w:tcMar>
-            <w:vAlign w:val="center"/>
-          </w:tcPr>
-          <w:p>
-            <w:pPr>
-              <w:jc w:val="center"/>
-            </w:pPr>
-            <w:r>
-              <w:rPr>
-                <w:rFonts w:ascii="Calibri" w:hAnsi="Calibri"/>
-                <w:color w:val="282828"/>
-                <w:sz w:val="19"/>
-              </w:rPr>
-              <w:t>1</w:t>
-            </w:r>
-          </w:p>
-        </w:tc>
-        <w:tc>
-          <w:tcPr>
-            <w:tcW w:type="dxa" w:w="2351"/>
-            <w:shd w:fill="F4F7FA"/>
-            <w:tcMar>
-              <w:top w:w="70" w:type="dxa"/>
-              <w:bottom w:w="70" w:type="dxa"/>
-              <w:left w:w="100" w:type="dxa"/>
-              <w:right w:w="100" w:type="dxa"/>
-            </w:tcMar>
-            <w:vAlign w:val="center"/>
-          </w:tcPr>
-          <w:p>
-            <w:pPr>
-              <w:jc w:val="left"/>
-            </w:pPr>
-            <w:r>
-              <w:rPr>
-                <w:rFonts w:ascii="Calibri" w:hAnsi="Calibri"/>
-                <w:color w:val="282828"/>
-                <w:sz w:val="19"/>
-              </w:rPr>
-              <w:t>Disgusto</w:t>
-            </w:r>
-          </w:p>
-        </w:tc>
-        <w:tc>
-          <w:tcPr>
-            <w:tcW w:type="dxa" w:w="2351"/>
-            <w:shd w:fill="F4F7FA"/>
-            <w:tcMar>
-              <w:top w:w="70" w:type="dxa"/>
-              <w:bottom w:w="70" w:type="dxa"/>
-              <w:left w:w="100" w:type="dxa"/>
-              <w:right w:w="100" w:type="dxa"/>
-            </w:tcMar>
-            <w:vAlign w:val="center"/>
-          </w:tcPr>
-          <w:p>
-            <w:pPr>
-              <w:jc w:val="left"/>
-            </w:pPr>
-            <w:r>
-              <w:rPr>
-                <w:rFonts w:ascii="Calibri" w:hAnsi="Calibri"/>
-                <w:color w:val="282828"/>
-                <w:sz w:val="19"/>
-              </w:rPr>
-              <w:t>Disgust</w:t>
-            </w:r>
-          </w:p>
-        </w:tc>
-        <w:tc>
-          <w:tcPr>
-            <w:tcW w:type="dxa" w:w="2351"/>
-            <w:shd w:fill="F4F7FA"/>
-            <w:tcMar>
-              <w:top w:w="70" w:type="dxa"/>
-              <w:bottom w:w="70" w:type="dxa"/>
-              <w:left w:w="100" w:type="dxa"/>
-              <w:right w:w="100" w:type="dxa"/>
-            </w:tcMar>
-            <w:vAlign w:val="center"/>
-          </w:tcPr>
-          <w:p>
-            <w:pPr>
-              <w:jc w:val="center"/>
-            </w:pPr>
-            <w:r>
-              <w:rPr>
-                <w:rFonts w:ascii="Calibri" w:hAnsi="Calibri"/>
-                <w:color w:val="282828"/>
-                <w:sz w:val="19"/>
-              </w:rPr>
-              <w:t>🤢</w:t>
-            </w:r>
-          </w:p>
-        </w:tc>
-      </w:tr>
-      <w:tr>
-        <w:tc>
-          <w:tcPr>
-            <w:tcW w:type="dxa" w:w="2351"/>
-            <w:shd w:fill="FFFFFF"/>
-            <w:tcMar>
-              <w:top w:w="70" w:type="dxa"/>
-              <w:bottom w:w="70" w:type="dxa"/>
-              <w:left w:w="100" w:type="dxa"/>
-              <w:right w:w="100" w:type="dxa"/>
-            </w:tcMar>
-            <w:vAlign w:val="center"/>
-          </w:tcPr>
-          <w:p>
-            <w:pPr>
-              <w:jc w:val="center"/>
-            </w:pPr>
-            <w:r>
-              <w:rPr>
-                <w:rFonts w:ascii="Calibri" w:hAnsi="Calibri"/>
-                <w:color w:val="282828"/>
-                <w:sz w:val="19"/>
-              </w:rPr>
-              <w:t>2</w:t>
-            </w:r>
-          </w:p>
-        </w:tc>
-        <w:tc>
-          <w:tcPr>
-            <w:tcW w:type="dxa" w:w="2351"/>
-            <w:shd w:fill="FFFFFF"/>
-            <w:tcMar>
-              <w:top w:w="70" w:type="dxa"/>
-              <w:bottom w:w="70" w:type="dxa"/>
-              <w:left w:w="100" w:type="dxa"/>
-              <w:right w:w="100" w:type="dxa"/>
-            </w:tcMar>
-            <w:vAlign w:val="center"/>
-          </w:tcPr>
-          <w:p>
-            <w:pPr>
-              <w:jc w:val="left"/>
-            </w:pPr>
-            <w:r>
-              <w:rPr>
-                <w:rFonts w:ascii="Calibri" w:hAnsi="Calibri"/>
-                <w:color w:val="282828"/>
-                <w:sz w:val="19"/>
-              </w:rPr>
-              <w:t>Miedo</w:t>
-            </w:r>
-          </w:p>
-        </w:tc>
-        <w:tc>
-          <w:tcPr>
-            <w:tcW w:type="dxa" w:w="2351"/>
-            <w:shd w:fill="FFFFFF"/>
-            <w:tcMar>
-              <w:top w:w="70" w:type="dxa"/>
-              <w:bottom w:w="70" w:type="dxa"/>
-              <w:left w:w="100" w:type="dxa"/>
-              <w:right w:w="100" w:type="dxa"/>
-            </w:tcMar>
-            <w:vAlign w:val="center"/>
-          </w:tcPr>
-          <w:p>
-            <w:pPr>
-              <w:jc w:val="left"/>
-            </w:pPr>
-            <w:r>
-              <w:rPr>
-                <w:rFonts w:ascii="Calibri" w:hAnsi="Calibri"/>
-                <w:color w:val="282828"/>
-                <w:sz w:val="19"/>
-              </w:rPr>
-              <w:t>Fear</w:t>
-            </w:r>
-          </w:p>
-        </w:tc>
-        <w:tc>
-          <w:tcPr>
-            <w:tcW w:type="dxa" w:w="2351"/>
-            <w:shd w:fill="FFFFFF"/>
-            <w:tcMar>
-              <w:top w:w="70" w:type="dxa"/>
-              <w:bottom w:w="70" w:type="dxa"/>
-              <w:left w:w="100" w:type="dxa"/>
-              <w:right w:w="100" w:type="dxa"/>
-            </w:tcMar>
-            <w:vAlign w:val="center"/>
-          </w:tcPr>
-          <w:p>
-            <w:pPr>
-              <w:jc w:val="center"/>
-            </w:pPr>
-            <w:r>
-              <w:rPr>
-                <w:rFonts w:ascii="Calibri" w:hAnsi="Calibri"/>
-                <w:color w:val="282828"/>
-                <w:sz w:val="19"/>
-              </w:rPr>
-              <w:t>😨</w:t>
-            </w:r>
-          </w:p>
-        </w:tc>
-      </w:tr>
-      <w:tr>
-        <w:tc>
-          <w:tcPr>
-            <w:tcW w:type="dxa" w:w="2351"/>
-            <w:shd w:fill="F4F7FA"/>
-            <w:tcMar>
-              <w:top w:w="70" w:type="dxa"/>
-              <w:bottom w:w="70" w:type="dxa"/>
-              <w:left w:w="100" w:type="dxa"/>
-              <w:right w:w="100" w:type="dxa"/>
-            </w:tcMar>
-            <w:vAlign w:val="center"/>
-          </w:tcPr>
-          <w:p>
-            <w:pPr>
-              <w:jc w:val="center"/>
-            </w:pPr>
-            <w:r>
-              <w:rPr>
-                <w:rFonts w:ascii="Calibri" w:hAnsi="Calibri"/>
-                <w:color w:val="282828"/>
-                <w:sz w:val="19"/>
-              </w:rPr>
-              <w:t>3</w:t>
-            </w:r>
-          </w:p>
-        </w:tc>
-        <w:tc>
-          <w:tcPr>
-            <w:tcW w:type="dxa" w:w="2351"/>
-            <w:shd w:fill="F4F7FA"/>
-            <w:tcMar>
-              <w:top w:w="70" w:type="dxa"/>
-              <w:bottom w:w="70" w:type="dxa"/>
-              <w:left w:w="100" w:type="dxa"/>
-              <w:right w:w="100" w:type="dxa"/>
-            </w:tcMar>
-            <w:vAlign w:val="center"/>
-          </w:tcPr>
-          <w:p>
-            <w:pPr>
-              <w:jc w:val="left"/>
-            </w:pPr>
-            <w:r>
-              <w:rPr>
-                <w:rFonts w:ascii="Calibri" w:hAnsi="Calibri"/>
-                <w:color w:val="282828"/>
-                <w:sz w:val="19"/>
-              </w:rPr>
-              <w:t>Feliz</w:t>
-            </w:r>
-          </w:p>
-        </w:tc>
-        <w:tc>
-          <w:tcPr>
-            <w:tcW w:type="dxa" w:w="2351"/>
-            <w:shd w:fill="F4F7FA"/>
-            <w:tcMar>
-              <w:top w:w="70" w:type="dxa"/>
-              <w:bottom w:w="70" w:type="dxa"/>
-              <w:left w:w="100" w:type="dxa"/>
-              <w:right w:w="100" w:type="dxa"/>
-            </w:tcMar>
-            <w:vAlign w:val="center"/>
-          </w:tcPr>
-          <w:p>
-            <w:pPr>
-              <w:jc w:val="left"/>
-            </w:pPr>
-            <w:r>
-              <w:rPr>
-                <w:rFonts w:ascii="Calibri" w:hAnsi="Calibri"/>
-                <w:color w:val="282828"/>
-                <w:sz w:val="19"/>
-              </w:rPr>
-              <w:t>Happy</w:t>
-            </w:r>
-          </w:p>
-        </w:tc>
-        <w:tc>
-          <w:tcPr>
-            <w:tcW w:type="dxa" w:w="2351"/>
-            <w:shd w:fill="F4F7FA"/>
-            <w:tcMar>
-              <w:top w:w="70" w:type="dxa"/>
-              <w:bottom w:w="70" w:type="dxa"/>
-              <w:left w:w="100" w:type="dxa"/>
-              <w:right w:w="100" w:type="dxa"/>
-            </w:tcMar>
-            <w:vAlign w:val="center"/>
-          </w:tcPr>
-          <w:p>
-            <w:pPr>
-              <w:jc w:val="center"/>
-            </w:pPr>
-            <w:r>
-              <w:rPr>
-                <w:rFonts w:ascii="Calibri" w:hAnsi="Calibri"/>
-                <w:color w:val="282828"/>
-                <w:sz w:val="19"/>
-              </w:rPr>
-              <w:t>😃</w:t>
-            </w:r>
-          </w:p>
-        </w:tc>
-      </w:tr>
-      <w:tr>
-        <w:tc>
-          <w:tcPr>
-            <w:tcW w:type="dxa" w:w="2351"/>
-            <w:shd w:fill="FFFFFF"/>
-            <w:tcMar>
-              <w:top w:w="70" w:type="dxa"/>
-              <w:bottom w:w="70" w:type="dxa"/>
-              <w:left w:w="100" w:type="dxa"/>
-              <w:right w:w="100" w:type="dxa"/>
-            </w:tcMar>
-            <w:vAlign w:val="center"/>
-          </w:tcPr>
-          <w:p>
-            <w:pPr>
-              <w:jc w:val="center"/>
-            </w:pPr>
-            <w:r>
-              <w:rPr>
-                <w:rFonts w:ascii="Calibri" w:hAnsi="Calibri"/>
-                <w:color w:val="282828"/>
-                <w:sz w:val="19"/>
-              </w:rPr>
-              <w:t>4</w:t>
-            </w:r>
-          </w:p>
-        </w:tc>
-        <w:tc>
-          <w:tcPr>
-            <w:tcW w:type="dxa" w:w="2351"/>
-            <w:shd w:fill="FFFFFF"/>
-            <w:tcMar>
-              <w:top w:w="70" w:type="dxa"/>
-              <w:bottom w:w="70" w:type="dxa"/>
-              <w:left w:w="100" w:type="dxa"/>
-              <w:right w:w="100" w:type="dxa"/>
-            </w:tcMar>
-            <w:vAlign w:val="center"/>
-          </w:tcPr>
-          <w:p>
-            <w:pPr>
-              <w:jc w:val="left"/>
-            </w:pPr>
-            <w:r>
-              <w:rPr>
-                <w:rFonts w:ascii="Calibri" w:hAnsi="Calibri"/>
-                <w:color w:val="282828"/>
-                <w:sz w:val="19"/>
-              </w:rPr>
-              <w:t>Triste</w:t>
-            </w:r>
-          </w:p>
-        </w:tc>
-        <w:tc>
-          <w:tcPr>
-            <w:tcW w:type="dxa" w:w="2351"/>
-            <w:shd w:fill="FFFFFF"/>
-            <w:tcMar>
-              <w:top w:w="70" w:type="dxa"/>
-              <w:bottom w:w="70" w:type="dxa"/>
-              <w:left w:w="100" w:type="dxa"/>
-              <w:right w:w="100" w:type="dxa"/>
-            </w:tcMar>
-            <w:vAlign w:val="center"/>
-          </w:tcPr>
-          <w:p>
-            <w:pPr>
-              <w:jc w:val="left"/>
-            </w:pPr>
-            <w:r>
-              <w:rPr>
-                <w:rFonts w:ascii="Calibri" w:hAnsi="Calibri"/>
-                <w:color w:val="282828"/>
-                <w:sz w:val="19"/>
-              </w:rPr>
-              <w:t>Sad</w:t>
-            </w:r>
-          </w:p>
-        </w:tc>
-        <w:tc>
-          <w:tcPr>
-            <w:tcW w:type="dxa" w:w="2351"/>
-            <w:shd w:fill="FFFFFF"/>
-            <w:tcMar>
-              <w:top w:w="70" w:type="dxa"/>
-              <w:bottom w:w="70" w:type="dxa"/>
-              <w:left w:w="100" w:type="dxa"/>
-              <w:right w:w="100" w:type="dxa"/>
-            </w:tcMar>
-            <w:vAlign w:val="center"/>
-          </w:tcPr>
-          <w:p>
-            <w:pPr>
-              <w:jc w:val="center"/>
-            </w:pPr>
-            <w:r>
-              <w:rPr>
-                <w:rFonts w:ascii="Calibri" w:hAnsi="Calibri"/>
-                <w:color w:val="282828"/>
-                <w:sz w:val="19"/>
-              </w:rPr>
-              <w:t>😢</w:t>
-            </w:r>
-          </w:p>
-        </w:tc>
-      </w:tr>
-      <w:tr>
-        <w:tc>
-          <w:tcPr>
-            <w:tcW w:type="dxa" w:w="2351"/>
-            <w:shd w:fill="F4F7FA"/>
-            <w:tcMar>
-              <w:top w:w="70" w:type="dxa"/>
-              <w:bottom w:w="70" w:type="dxa"/>
-              <w:left w:w="100" w:type="dxa"/>
-              <w:right w:w="100" w:type="dxa"/>
-            </w:tcMar>
-            <w:vAlign w:val="center"/>
-          </w:tcPr>
-          <w:p>
-            <w:pPr>
-              <w:jc w:val="center"/>
-            </w:pPr>
-            <w:r>
-              <w:rPr>
-                <w:rFonts w:ascii="Calibri" w:hAnsi="Calibri"/>
-                <w:color w:val="282828"/>
-                <w:sz w:val="19"/>
-              </w:rPr>
-              <w:t>5</w:t>
-            </w:r>
-          </w:p>
-        </w:tc>
-        <w:tc>
-          <w:tcPr>
-            <w:tcW w:type="dxa" w:w="2351"/>
-            <w:shd w:fill="F4F7FA"/>
-            <w:tcMar>
-              <w:top w:w="70" w:type="dxa"/>
-              <w:bottom w:w="70" w:type="dxa"/>
-              <w:left w:w="100" w:type="dxa"/>
-              <w:right w:w="100" w:type="dxa"/>
-            </w:tcMar>
-            <w:vAlign w:val="center"/>
-          </w:tcPr>
-          <w:p>
-            <w:pPr>
-              <w:jc w:val="left"/>
-            </w:pPr>
-            <w:r>
-              <w:rPr>
-                <w:rFonts w:ascii="Calibri" w:hAnsi="Calibri"/>
-                <w:color w:val="282828"/>
-                <w:sz w:val="19"/>
-              </w:rPr>
-              <w:t>Sorprendido</w:t>
-            </w:r>
-          </w:p>
-        </w:tc>
-        <w:tc>
-          <w:tcPr>
-            <w:tcW w:type="dxa" w:w="2351"/>
-            <w:shd w:fill="F4F7FA"/>
-            <w:tcMar>
-              <w:top w:w="70" w:type="dxa"/>
-              <w:bottom w:w="70" w:type="dxa"/>
-              <w:left w:w="100" w:type="dxa"/>
-              <w:right w:w="100" w:type="dxa"/>
-            </w:tcMar>
-            <w:vAlign w:val="center"/>
-          </w:tcPr>
-          <w:p>
-            <w:pPr>
-              <w:jc w:val="left"/>
-            </w:pPr>
-            <w:r>
-              <w:rPr>
-                <w:rFonts w:ascii="Calibri" w:hAnsi="Calibri"/>
-                <w:color w:val="282828"/>
-                <w:sz w:val="19"/>
-              </w:rPr>
-              <w:t>Surprise</w:t>
-            </w:r>
-          </w:p>
-        </w:tc>
-        <w:tc>
-          <w:tcPr>
-            <w:tcW w:type="dxa" w:w="2351"/>
-            <w:shd w:fill="F4F7FA"/>
-            <w:tcMar>
-              <w:top w:w="70" w:type="dxa"/>
-              <w:bottom w:w="70" w:type="dxa"/>
-              <w:left w:w="100" w:type="dxa"/>
-              <w:right w:w="100" w:type="dxa"/>
-            </w:tcMar>
-            <w:vAlign w:val="center"/>
-          </w:tcPr>
-          <w:p>
-            <w:pPr>
-              <w:jc w:val="center"/>
-            </w:pPr>
-            <w:r>
-              <w:rPr>
-                <w:rFonts w:ascii="Calibri" w:hAnsi="Calibri"/>
-                <w:color w:val="282828"/>
-                <w:sz w:val="19"/>
-              </w:rPr>
-              <w:t>😲</w:t>
-            </w:r>
-          </w:p>
-        </w:tc>
-      </w:tr>
-      <w:tr>
-        <w:tc>
-          <w:tcPr>
-            <w:tcW w:type="dxa" w:w="2351"/>
-            <w:shd w:fill="FFFFFF"/>
-            <w:tcMar>
-              <w:top w:w="70" w:type="dxa"/>
-              <w:bottom w:w="70" w:type="dxa"/>
-              <w:left w:w="100" w:type="dxa"/>
-              <w:right w:w="100" w:type="dxa"/>
-            </w:tcMar>
-            <w:vAlign w:val="center"/>
-          </w:tcPr>
-          <w:p>
-            <w:pPr>
-              <w:jc w:val="center"/>
-            </w:pPr>
-            <w:r>
-              <w:rPr>
-                <w:rFonts w:ascii="Calibri" w:hAnsi="Calibri"/>
-                <w:color w:val="282828"/>
-                <w:sz w:val="19"/>
-              </w:rPr>
-              <w:t>6</w:t>
-            </w:r>
-          </w:p>
-        </w:tc>
-        <w:tc>
-          <w:tcPr>
-            <w:tcW w:type="dxa" w:w="2351"/>
-            <w:shd w:fill="FFFFFF"/>
-            <w:tcMar>
-              <w:top w:w="70" w:type="dxa"/>
-              <w:bottom w:w="70" w:type="dxa"/>
-              <w:left w:w="100" w:type="dxa"/>
-              <w:right w:w="100" w:type="dxa"/>
-            </w:tcMar>
-            <w:vAlign w:val="center"/>
-          </w:tcPr>
-          <w:p>
-            <w:pPr>
-              <w:jc w:val="left"/>
-            </w:pPr>
-            <w:r>
-              <w:rPr>
-                <w:rFonts w:ascii="Calibri" w:hAnsi="Calibri"/>
-                <w:color w:val="282828"/>
-                <w:sz w:val="19"/>
-              </w:rPr>
-              <w:t>Neutral</w:t>
-            </w:r>
-          </w:p>
-        </w:tc>
-        <w:tc>
-          <w:tcPr>
-            <w:tcW w:type="dxa" w:w="2351"/>
-            <w:shd w:fill="FFFFFF"/>
-            <w:tcMar>
-              <w:top w:w="70" w:type="dxa"/>
-              <w:bottom w:w="70" w:type="dxa"/>
-              <w:left w:w="100" w:type="dxa"/>
-              <w:right w:w="100" w:type="dxa"/>
-            </w:tcMar>
-            <w:vAlign w:val="center"/>
-          </w:tcPr>
-          <w:p>
-            <w:pPr>
-              <w:jc w:val="left"/>
-            </w:pPr>
-            <w:r>
-              <w:rPr>
-                <w:rFonts w:ascii="Calibri" w:hAnsi="Calibri"/>
-                <w:color w:val="282828"/>
-                <w:sz w:val="19"/>
-              </w:rPr>
-              <w:t>Neutral</w:t>
-            </w:r>
-          </w:p>
-        </w:tc>
-        <w:tc>
-          <w:tcPr>
-            <w:tcW w:type="dxa" w:w="2351"/>
-            <w:shd w:fill="FFFFFF"/>
-            <w:tcMar>
-              <w:top w:w="70" w:type="dxa"/>
-              <w:bottom w:w="70" w:type="dxa"/>
-              <w:left w:w="100" w:type="dxa"/>
-              <w:right w:w="100" w:type="dxa"/>
-            </w:tcMar>
-            <w:vAlign w:val="center"/>
-          </w:tcPr>
-          <w:p>
-            <w:pPr>
-              <w:jc w:val="center"/>
-            </w:pPr>
-            <w:r>
-              <w:rPr>
-                <w:rFonts w:ascii="Calibri" w:hAnsi="Calibri"/>
-                <w:color w:val="282828"/>
-                <w:sz w:val="19"/>
-              </w:rPr>
-              <w:t>😐</w:t>
-            </w:r>
-          </w:p>
-        </w:tc>
-      </w:tr>
-    </w:tbl>
-    <w:p>
-      <w:pPr>
-        <w:spacing w:before="80"/>
-      </w:pPr>
-    </w:p>
-    <w:p>
-      <w:pPr>
-        <w:pStyle w:val="Heading2"/>
-        <w:spacing w:before="240" w:after="80"/>
-      </w:pPr>
-      <w:r>
-        <w:rPr>
-          <w:rFonts w:ascii="Calibri" w:hAnsi="Calibri"/>
-          <w:b/>
-          <w:color w:val="0050A0"/>
-          <w:sz w:val="26"/>
-        </w:rPr>
-        <w:t>Aumento de Datos (Data Augmentation)</w:t>
-      </w:r>
-    </w:p>
-    <w:p>
-      <w:pPr>
-        <w:spacing w:after="120" w:line="276" w:lineRule="auto"/>
-        <w:ind w:firstLine="425"/>
-        <w:jc w:val="both"/>
-      </w:pPr>
-      <w:r>
-        <w:rPr>
-          <w:rFonts w:ascii="Calibri" w:hAnsi="Calibri"/>
-          <w:b w:val="0"/>
-          <w:i w:val="0"/>
-          <w:color w:val="282828"/>
-          <w:sz w:val="22"/>
-        </w:rPr>
-        <w:t>Para evitar que el modelo simplemente 'memorice' las fotos de entrenamiento (overfitting) y para aumentar su robustez, el módulo src/dataset.py aplica transformaciones aleatorias a las imágenes en cada época de entrenamiento:</w:t>
-      </w:r>
-    </w:p>
-    <w:p>
-      <w:pPr>
-        <w:pStyle w:val="ListBullet"/>
-        <w:spacing w:after="60" w:line="276" w:lineRule="auto"/>
-      </w:pPr>
-      <w:r>
-        <w:rPr>
-          <w:rFonts w:ascii="Calibri" w:hAnsi="Calibri"/>
-          <w:b/>
-          <w:color w:val="003366"/>
-          <w:sz w:val="21"/>
-        </w:rPr>
-        <w:t xml:space="preserve">RandomHorizontalFlip (p=0.5): </w:t>
-      </w:r>
-      <w:r>
-        <w:rPr>
-          <w:rFonts w:ascii="Calibri" w:hAnsi="Calibri"/>
-          <w:color w:val="282828"/>
-          <w:sz w:val="21"/>
-        </w:rPr>
-        <w:t>Espejea el rostro horizontalmente. Un rostro enojado sigue estando enojado si mira a la izquierda o a la derecha.</w:t>
-      </w:r>
-    </w:p>
-    <w:p>
-      <w:pPr>
-        <w:pStyle w:val="ListBullet"/>
-        <w:spacing w:after="60" w:line="276" w:lineRule="auto"/>
-      </w:pPr>
-      <w:r>
-        <w:rPr>
-          <w:rFonts w:ascii="Calibri" w:hAnsi="Calibri"/>
-          <w:b/>
-          <w:color w:val="003366"/>
-          <w:sz w:val="21"/>
-        </w:rPr>
-        <w:t xml:space="preserve">RandomRotation (±10°): </w:t>
-      </w:r>
-      <w:r>
-        <w:rPr>
-          <w:rFonts w:ascii="Calibri" w:hAnsi="Calibri"/>
-          <w:color w:val="282828"/>
-          <w:sz w:val="21"/>
-        </w:rPr>
-        <w:t>Simula inclinaciones naturales de la cabeza del usuario.</w:t>
-      </w:r>
-    </w:p>
-    <w:p>
-      <w:pPr>
-        <w:pStyle w:val="ListBullet"/>
-        <w:spacing w:after="60" w:line="276" w:lineRule="auto"/>
-      </w:pPr>
-      <w:r>
-        <w:rPr>
-          <w:rFonts w:ascii="Calibri" w:hAnsi="Calibri"/>
-          <w:b/>
-          <w:color w:val="003366"/>
-          <w:sz w:val="21"/>
-        </w:rPr>
-        <w:t xml:space="preserve">RandomAffine (traslación y escala): </w:t>
-      </w:r>
-      <w:r>
-        <w:rPr>
-          <w:rFonts w:ascii="Calibri" w:hAnsi="Calibri"/>
-          <w:color w:val="282828"/>
-          <w:sz w:val="21"/>
-        </w:rPr>
-        <w:t>Desplaza levemente el rostro y modifica la escala (zoom in/out de ±10%).</w:t>
-      </w:r>
-    </w:p>
-    <w:p>
-      <w:pPr>
-        <w:pStyle w:val="ListBullet"/>
-        <w:spacing w:after="60" w:line="276" w:lineRule="auto"/>
-      </w:pPr>
-      <w:r>
-        <w:rPr>
-          <w:rFonts w:ascii="Calibri" w:hAnsi="Calibri"/>
-          <w:b/>
-          <w:color w:val="003366"/>
-          <w:sz w:val="21"/>
-        </w:rPr>
-        <w:t xml:space="preserve">ColorJitter (brillo y contraste): </w:t>
-      </w:r>
-      <w:r>
-        <w:rPr>
-          <w:rFonts w:ascii="Calibri" w:hAnsi="Calibri"/>
-          <w:color w:val="282828"/>
-          <w:sz w:val="21"/>
-        </w:rPr>
-        <w:t>Altera sutilmente el contraste y brillo para simular distintas condiciones de iluminación.</w:t>
-      </w:r>
-    </w:p>
-    <w:p>
-      <w:pPr>
-        <w:pStyle w:val="ListBullet"/>
-        <w:spacing w:after="60" w:line="276" w:lineRule="auto"/>
-      </w:pPr>
-      <w:r>
-        <w:rPr>
-          <w:rFonts w:ascii="Calibri" w:hAnsi="Calibri"/>
-          <w:b/>
-          <w:color w:val="003366"/>
-          <w:sz w:val="21"/>
-        </w:rPr>
-        <w:t xml:space="preserve">Normalización estándar: </w:t>
-      </w:r>
-      <w:r>
-        <w:rPr>
-          <w:rFonts w:ascii="Calibri" w:hAnsi="Calibri"/>
-          <w:color w:val="282828"/>
-          <w:sz w:val="21"/>
-        </w:rPr>
-        <w:t>Convierte los valores de píxel de [0, 255] al rango [-1, 1], facilitando la convergencia matemática del optimizador.</w:t>
-      </w:r>
-    </w:p>
-    <w:p>
-      <w:pPr>
-        <w:pStyle w:val="Heading1"/>
-        <w:spacing w:before="240" w:after="80"/>
-      </w:pPr>
-      <w:r>
-        <w:rPr>
-          <w:rFonts w:ascii="Calibri" w:hAnsi="Calibri"/>
-          <w:b/>
-          <w:color w:val="003366"/>
-          <w:sz w:val="32"/>
-        </w:rPr>
-        <w:t>4. Arquitectura Detallada de la Red: EmotionCNN</w:t>
-      </w:r>
-    </w:p>
-    <w:p>
-      <w:pPr>
-        <w:spacing w:after="120" w:line="276" w:lineRule="auto"/>
-        <w:ind w:firstLine="425"/>
-        <w:jc w:val="both"/>
-      </w:pPr>
-      <w:r>
-        <w:rPr>
-          <w:rFonts w:ascii="Calibri" w:hAnsi="Calibri"/>
-          <w:b w:val="0"/>
-          <w:i w:val="0"/>
-          <w:color w:val="282828"/>
-          <w:sz w:val="22"/>
-        </w:rPr>
-        <w:t>La arquitectura del modelo está implementada en el archivo src/model.py bajo la clase EmotionCNN heredando de nn.Module de PyTorch. Consta de 4 bloques convolucionales secuenciales seguidos de un bloque clasificador con 2 capas completamente conectadas (Fully Connected).</w:t>
-      </w:r>
-    </w:p>
-    <w:tbl>
-      <w:tblPr>
-        <w:tblW w:type="auto" w:w="0"/>
-        <w:jc w:val="center"/>
-        <w:tblLook w:firstColumn="1" w:firstRow="1" w:lastColumn="0" w:lastRow="0" w:noHBand="0" w:noVBand="1" w:val="04A0"/>
-      </w:tblPr>
-      <w:tblGrid>
-        <w:gridCol w:w="2351"/>
-        <w:gridCol w:w="2351"/>
-        <w:gridCol w:w="2351"/>
-        <w:gridCol w:w="2351"/>
-      </w:tblGrid>
-      <w:tr>
-        <w:tc>
-          <w:tcPr>
-            <w:tcW w:type="dxa" w:w="2351"/>
-            <w:shd w:fill="003366"/>
-            <w:tcMar>
-              <w:top w:w="100" w:type="dxa"/>
-              <w:bottom w:w="100" w:type="dxa"/>
-              <w:left w:w="120" w:type="dxa"/>
-              <w:right w:w="120" w:type="dxa"/>
-            </w:tcMar>
-            <w:vAlign w:val="center"/>
-          </w:tcPr>
-          <w:p>
-            <w:pPr>
-              <w:jc w:val="center"/>
-            </w:pPr>
-            <w:r>
-              <w:rPr>
-                <w:rFonts w:ascii="Calibri" w:hAnsi="Calibri"/>
-                <w:b/>
-                <w:color w:val="FFFFFF"/>
-                <w:sz w:val="20"/>
-              </w:rPr>
-              <w:t>Capa / Bloque</w:t>
+              <w:t>Capa / Módulo</w:t>
             </w:r>
           </w:p>
         </w:tc>
@@ -1688,7 +565,7 @@
                 <w:color w:val="FFFFFF"/>
                 <w:sz w:val="20"/>
               </w:rPr>
-              <w:t>Dimensiones de Salida</w:t>
+              <w:t>Dimensión Salida</w:t>
             </w:r>
           </w:p>
         </w:tc>
@@ -1715,7 +592,7 @@
                 <w:color w:val="FFFFFF"/>
                 <w:sz w:val="20"/>
               </w:rPr>
-              <w:t>Propósito Funcional</w:t>
+              <w:t>Parámetros</w:t>
             </w:r>
           </w:p>
         </w:tc>
@@ -1743,7 +620,7 @@
                 <w:color w:val="282828"/>
                 <w:sz w:val="19"/>
               </w:rPr>
-              <w:t>Entrada</w:t>
+              <w:t>Stem Inicial</w:t>
             </w:r>
           </w:p>
         </w:tc>
@@ -1769,7 +646,7 @@
                 <w:color w:val="282828"/>
                 <w:sz w:val="19"/>
               </w:rPr>
-              <w:t>Tensor Grayscale 1 canal</w:t>
+              <w:t>Conv2D(1→64, 3x3) + BatchNorm + ReLU</w:t>
             </w:r>
           </w:p>
         </w:tc>
@@ -1795,7 +672,7 @@
                 <w:color w:val="282828"/>
                 <w:sz w:val="19"/>
               </w:rPr>
-              <w:t>Batch × 1 × 48 × 48</w:t>
+              <w:t>64 × 48 × 48</w:t>
             </w:r>
           </w:p>
         </w:tc>
@@ -1813,7 +690,7 @@
           </w:tcPr>
           <w:p>
             <w:pPr>
-              <w:jc w:val="left"/>
+              <w:jc w:val="center"/>
             </w:pPr>
             <w:r>
               <w:rPr>
@@ -1821,7 +698,7 @@
                 <w:color w:val="282828"/>
                 <w:sz w:val="19"/>
               </w:rPr>
-              <w:t>Imagen facial de entrada</w:t>
+              <w:t>704</w:t>
             </w:r>
           </w:p>
         </w:tc>
@@ -1849,7 +726,7 @@
                 <w:color w:val="282828"/>
                 <w:sz w:val="19"/>
               </w:rPr>
-              <w:t>Bloque Conv 1</w:t>
+              <w:t>Etapa 1 (Stage 1)</w:t>
             </w:r>
           </w:p>
         </w:tc>
@@ -1875,7 +752,7 @@
                 <w:color w:val="282828"/>
                 <w:sz w:val="19"/>
               </w:rPr>
-              <w:t>2x Conv2d(3x3, 32) + BatchNorm + ReLU + MaxPool2d(2x2) + Dropout(0.25)</w:t>
+              <w:t>2x ResidualSEBlock(64→64) + SE-Attention</w:t>
             </w:r>
           </w:p>
         </w:tc>
@@ -1901,7 +778,7 @@
                 <w:color w:val="282828"/>
                 <w:sz w:val="19"/>
               </w:rPr>
-              <w:t>Batch × 32 × 24 × 24</w:t>
+              <w:t>64 × 48 × 48</w:t>
             </w:r>
           </w:p>
         </w:tc>
@@ -1919,7 +796,7 @@
           </w:tcPr>
           <w:p>
             <w:pPr>
-              <w:jc w:val="left"/>
+              <w:jc w:val="center"/>
             </w:pPr>
             <w:r>
               <w:rPr>
@@ -1927,7 +804,7 @@
                 <w:color w:val="282828"/>
                 <w:sz w:val="19"/>
               </w:rPr>
-              <w:t>Detección de bordes, gradientes y texturas</w:t>
+              <w:t>150,016</w:t>
             </w:r>
           </w:p>
         </w:tc>
@@ -1955,7 +832,7 @@
                 <w:color w:val="282828"/>
                 <w:sz w:val="19"/>
               </w:rPr>
-              <w:t>Bloque Conv 2</w:t>
+              <w:t>Etapa 2 (Stage 2)</w:t>
             </w:r>
           </w:p>
         </w:tc>
@@ -1981,7 +858,7 @@
                 <w:color w:val="282828"/>
                 <w:sz w:val="19"/>
               </w:rPr>
-              <w:t>2x Conv2d(3x3, 64) + BatchNorm + ReLU + MaxPool2d(2x2) + Dropout(0.25)</w:t>
+              <w:t>2x ResidualSEBlock(64→128, stride=2) + SE-Attention</w:t>
             </w:r>
           </w:p>
         </w:tc>
@@ -2007,7 +884,7 @@
                 <w:color w:val="282828"/>
                 <w:sz w:val="19"/>
               </w:rPr>
-              <w:t>Batch × 64 × 12 × 12</w:t>
+              <w:t>128 × 24 × 24</w:t>
             </w:r>
           </w:p>
         </w:tc>
@@ -2025,7 +902,7 @@
           </w:tcPr>
           <w:p>
             <w:pPr>
-              <w:jc w:val="left"/>
+              <w:jc w:val="center"/>
             </w:pPr>
             <w:r>
               <w:rPr>
@@ -2033,7 +910,7 @@
                 <w:color w:val="282828"/>
                 <w:sz w:val="19"/>
               </w:rPr>
-              <w:t>Detección de formas simples (ojos, cejas)</w:t>
+              <w:t>529,664</w:t>
             </w:r>
           </w:p>
         </w:tc>
@@ -2061,7 +938,7 @@
                 <w:color w:val="282828"/>
                 <w:sz w:val="19"/>
               </w:rPr>
-              <w:t>Bloque Conv 3</w:t>
+              <w:t>Etapa 3 (Stage 3)</w:t>
             </w:r>
           </w:p>
         </w:tc>
@@ -2087,7 +964,7 @@
                 <w:color w:val="282828"/>
                 <w:sz w:val="19"/>
               </w:rPr>
-              <w:t>2x Conv2d(3x3, 128) + BatchNorm + ReLU + MaxPool2d(2x2) + Dropout(0.25)</w:t>
+              <w:t>2x ResidualSEBlock(128→256, stride=2) + SE-Attention</w:t>
             </w:r>
           </w:p>
         </w:tc>
@@ -2113,7 +990,7 @@
                 <w:color w:val="282828"/>
                 <w:sz w:val="19"/>
               </w:rPr>
-              <w:t>Batch × 128 × 6 × 6</w:t>
+              <w:t>256 × 12 × 12</w:t>
             </w:r>
           </w:p>
         </w:tc>
@@ -2131,7 +1008,7 @@
           </w:tcPr>
           <w:p>
             <w:pPr>
-              <w:jc w:val="left"/>
+              <w:jc w:val="center"/>
             </w:pPr>
             <w:r>
               <w:rPr>
@@ -2139,7 +1016,7 @@
                 <w:color w:val="282828"/>
                 <w:sz w:val="19"/>
               </w:rPr>
-              <w:t>Detección de partes faciales (boca, nariz)</w:t>
+              <w:t>2,116,096</w:t>
             </w:r>
           </w:p>
         </w:tc>
@@ -2167,7 +1044,7 @@
                 <w:color w:val="282828"/>
                 <w:sz w:val="19"/>
               </w:rPr>
-              <w:t>Bloque Conv 4</w:t>
+              <w:t>Etapa 4 (Stage 4)</w:t>
             </w:r>
           </w:p>
         </w:tc>
@@ -2193,7 +1070,7 @@
                 <w:color w:val="282828"/>
                 <w:sz w:val="19"/>
               </w:rPr>
-              <w:t>2x Conv2d(3x3, 256) + BatchNorm + ReLU + MaxPool2d(2x2) + Dropout(0.25)</w:t>
+              <w:t>2x ResidualSEBlock(256→512, stride=2) + SE-Attention</w:t>
             </w:r>
           </w:p>
         </w:tc>
@@ -2219,7 +1096,7 @@
                 <w:color w:val="282828"/>
                 <w:sz w:val="19"/>
               </w:rPr>
-              <w:t>Batch × 256 × 3 × 3</w:t>
+              <w:t>512 × 6 × 6</w:t>
             </w:r>
           </w:p>
         </w:tc>
@@ -2237,7 +1114,7 @@
           </w:tcPr>
           <w:p>
             <w:pPr>
-              <w:jc w:val="left"/>
+              <w:jc w:val="center"/>
             </w:pPr>
             <w:r>
               <w:rPr>
@@ -2245,7 +1122,7 @@
                 <w:color w:val="282828"/>
                 <w:sz w:val="19"/>
               </w:rPr>
-              <w:t>Detección de expresiones y rasgos globales</w:t>
+              <w:t>8,459,264</w:t>
             </w:r>
           </w:p>
         </w:tc>
@@ -2273,7 +1150,7 @@
                 <w:color w:val="282828"/>
                 <w:sz w:val="19"/>
               </w:rPr>
-              <w:t>Clasificador FC</w:t>
+              <w:t>Global Avg Pool</w:t>
             </w:r>
           </w:p>
         </w:tc>
@@ -2299,7 +1176,7 @@
                 <w:color w:val="282828"/>
                 <w:sz w:val="19"/>
               </w:rPr>
-              <w:t>Flatten (2304) → Linear(512) → ReLU → Dropout(0.5) → Linear(256) → ReLU → Dropout(0.5) → Linear(7)</w:t>
+              <w:t>AdaptiveAvgPool2D(1, 1) + Flatten</w:t>
             </w:r>
           </w:p>
         </w:tc>
@@ -2325,7 +1202,7 @@
                 <w:color w:val="282828"/>
                 <w:sz w:val="19"/>
               </w:rPr>
-              <w:t>Batch × 7</w:t>
+              <w:t>Vector (512)</w:t>
             </w:r>
           </w:p>
         </w:tc>
@@ -2333,6 +1210,60 @@
           <w:tcPr>
             <w:tcW w:type="dxa" w:w="2351"/>
             <w:shd w:fill="F4F7FA"/>
+            <w:tcMar>
+              <w:top w:w="70" w:type="dxa"/>
+              <w:bottom w:w="70" w:type="dxa"/>
+              <w:left w:w="100" w:type="dxa"/>
+              <w:right w:w="100" w:type="dxa"/>
+            </w:tcMar>
+            <w:vAlign w:val="center"/>
+          </w:tcPr>
+          <w:p>
+            <w:pPr>
+              <w:jc w:val="center"/>
+            </w:pPr>
+            <w:r>
+              <w:rPr>
+                <w:rFonts w:ascii="Calibri" w:hAnsi="Calibri"/>
+                <w:color w:val="282828"/>
+                <w:sz w:val="19"/>
+              </w:rPr>
+              <w:t>0</w:t>
+            </w:r>
+          </w:p>
+        </w:tc>
+      </w:tr>
+      <w:tr>
+        <w:tc>
+          <w:tcPr>
+            <w:tcW w:type="dxa" w:w="2351"/>
+            <w:shd w:fill="FFFFFF"/>
+            <w:tcMar>
+              <w:top w:w="70" w:type="dxa"/>
+              <w:bottom w:w="70" w:type="dxa"/>
+              <w:left w:w="100" w:type="dxa"/>
+              <w:right w:w="100" w:type="dxa"/>
+            </w:tcMar>
+            <w:vAlign w:val="center"/>
+          </w:tcPr>
+          <w:p>
+            <w:pPr>
+              <w:jc w:val="center"/>
+            </w:pPr>
+            <w:r>
+              <w:rPr>
+                <w:rFonts w:ascii="Calibri" w:hAnsi="Calibri"/>
+                <w:color w:val="282828"/>
+                <w:sz w:val="19"/>
+              </w:rPr>
+              <w:t>Clasificador FC</w:t>
+            </w:r>
+          </w:p>
+        </w:tc>
+        <w:tc>
+          <w:tcPr>
+            <w:tcW w:type="dxa" w:w="2351"/>
+            <w:shd w:fill="FFFFFF"/>
             <w:tcMar>
               <w:top w:w="70" w:type="dxa"/>
               <w:bottom w:w="70" w:type="dxa"/>
@@ -2351,7 +1282,59 @@
                 <w:color w:val="282828"/>
                 <w:sz w:val="19"/>
               </w:rPr>
-              <w:t>Cálculo de logits para las 7 emociones</w:t>
+              <w:t>Dropout(0.4) + Linear(512→256) + BN1D + ReLU + Dropout(0.3) + Linear(256→7)</w:t>
+            </w:r>
+          </w:p>
+        </w:tc>
+        <w:tc>
+          <w:tcPr>
+            <w:tcW w:type="dxa" w:w="2351"/>
+            <w:shd w:fill="FFFFFF"/>
+            <w:tcMar>
+              <w:top w:w="70" w:type="dxa"/>
+              <w:bottom w:w="70" w:type="dxa"/>
+              <w:left w:w="100" w:type="dxa"/>
+              <w:right w:w="100" w:type="dxa"/>
+            </w:tcMar>
+            <w:vAlign w:val="center"/>
+          </w:tcPr>
+          <w:p>
+            <w:pPr>
+              <w:jc w:val="center"/>
+            </w:pPr>
+            <w:r>
+              <w:rPr>
+                <w:rFonts w:ascii="Calibri" w:hAnsi="Calibri"/>
+                <w:color w:val="282828"/>
+                <w:sz w:val="19"/>
+              </w:rPr>
+              <w:t>Vector (7)</w:t>
+            </w:r>
+          </w:p>
+        </w:tc>
+        <w:tc>
+          <w:tcPr>
+            <w:tcW w:type="dxa" w:w="2351"/>
+            <w:shd w:fill="FFFFFF"/>
+            <w:tcMar>
+              <w:top w:w="70" w:type="dxa"/>
+              <w:bottom w:w="70" w:type="dxa"/>
+              <w:left w:w="100" w:type="dxa"/>
+              <w:right w:w="100" w:type="dxa"/>
+            </w:tcMar>
+            <w:vAlign w:val="center"/>
+          </w:tcPr>
+          <w:p>
+            <w:pPr>
+              <w:jc w:val="center"/>
+            </w:pPr>
+            <w:r>
+              <w:rPr>
+                <w:rFonts w:ascii="Calibri" w:hAnsi="Calibri"/>
+                <w:color w:val="282828"/>
+                <w:sz w:val="19"/>
+              </w:rPr>
+              <w:t>133,639</w:t>
             </w:r>
           </w:p>
         </w:tc>
@@ -2374,137 +1357,7 @@
           <w:color w:val="0050A0"/>
           <w:sz w:val="26"/>
         </w:rPr>
-        <w:t>Explicación de cada capa matemática de la red:</w:t>
-      </w:r>
-    </w:p>
-    <w:p>
-      <w:pPr>
-        <w:pStyle w:val="ListBullet"/>
-        <w:spacing w:after="60" w:line="276" w:lineRule="auto"/>
-      </w:pPr>
-      <w:r>
-        <w:rPr>
-          <w:rFonts w:ascii="Calibri" w:hAnsi="Calibri"/>
-          <w:b/>
-          <w:color w:val="003366"/>
-          <w:sz w:val="21"/>
-        </w:rPr>
-        <w:t xml:space="preserve">Convolución 2D (Conv2D): </w:t>
-      </w:r>
-      <w:r>
-        <w:rPr>
-          <w:rFonts w:ascii="Calibri" w:hAnsi="Calibri"/>
-          <w:color w:val="282828"/>
-          <w:sz w:val="21"/>
-        </w:rPr>
-        <w:t>Aplica una matriz de pesos (filtro de 3x3) que multiplica y suma píxeles locales para resaltar patrones visuales clave.</w:t>
-      </w:r>
-    </w:p>
-    <w:p>
-      <w:pPr>
-        <w:pStyle w:val="ListBullet"/>
-        <w:spacing w:after="60" w:line="276" w:lineRule="auto"/>
-      </w:pPr>
-      <w:r>
-        <w:rPr>
-          <w:rFonts w:ascii="Calibri" w:hAnsi="Calibri"/>
-          <w:b/>
-          <w:color w:val="003366"/>
-          <w:sz w:val="21"/>
-        </w:rPr>
-        <w:t xml:space="preserve">Normalización por Lote (BatchNorm2d): </w:t>
-      </w:r>
-      <w:r>
-        <w:rPr>
-          <w:rFonts w:ascii="Calibri" w:hAnsi="Calibri"/>
-          <w:color w:val="282828"/>
-          <w:sz w:val="21"/>
-        </w:rPr>
-        <w:t>Normaliza las activaciones de la capa anterior restando la media y dividiendo por la desviación estándar. Esto evita el desvanecimiento de gradientes y permite entrenar con tasas de aprendizaje más altas.</w:t>
-      </w:r>
-    </w:p>
-    <w:p>
-      <w:pPr>
-        <w:pStyle w:val="ListBullet"/>
-        <w:spacing w:after="60" w:line="276" w:lineRule="auto"/>
-      </w:pPr>
-      <w:r>
-        <w:rPr>
-          <w:rFonts w:ascii="Calibri" w:hAnsi="Calibri"/>
-          <w:b/>
-          <w:color w:val="003366"/>
-          <w:sz w:val="21"/>
-        </w:rPr>
-        <w:t xml:space="preserve">Función de Activación ReLU (Rectified Linear Unit): </w:t>
-      </w:r>
-      <w:r>
-        <w:rPr>
-          <w:rFonts w:ascii="Calibri" w:hAnsi="Calibri"/>
-          <w:color w:val="282828"/>
-          <w:sz w:val="21"/>
-        </w:rPr>
-        <w:t>Aplica f(x) = max(0, x). Convierte valores negativos en 0 e introduce no linealidad en la red, permitiendo aprender funciones altamente complejas.</w:t>
-      </w:r>
-    </w:p>
-    <w:p>
-      <w:pPr>
-        <w:pStyle w:val="ListBullet"/>
-        <w:spacing w:after="60" w:line="276" w:lineRule="auto"/>
-      </w:pPr>
-      <w:r>
-        <w:rPr>
-          <w:rFonts w:ascii="Calibri" w:hAnsi="Calibri"/>
-          <w:b/>
-          <w:color w:val="003366"/>
-          <w:sz w:val="21"/>
-        </w:rPr>
-        <w:t xml:space="preserve">Max Pooling (MaxPool2d 2x2): </w:t>
-      </w:r>
-      <w:r>
-        <w:rPr>
-          <w:rFonts w:ascii="Calibri" w:hAnsi="Calibri"/>
-          <w:color w:val="282828"/>
-          <w:sz w:val="21"/>
-        </w:rPr>
-        <w:t>Toma el valor máximo de cada ventana de 2x2 píxeles, reduciendo el tamaño a la mitad (48→24→12→6→3). Esto reduce el costo computacional y provee invariancia espacial.</w:t>
-      </w:r>
-    </w:p>
-    <w:p>
-      <w:pPr>
-        <w:pStyle w:val="ListBullet"/>
-        <w:spacing w:after="60" w:line="276" w:lineRule="auto"/>
-      </w:pPr>
-      <w:r>
-        <w:rPr>
-          <w:rFonts w:ascii="Calibri" w:hAnsi="Calibri"/>
-          <w:b/>
-          <w:color w:val="003366"/>
-          <w:sz w:val="21"/>
-        </w:rPr>
-        <w:t xml:space="preserve">Dropout (0.25 en convolución, 0.5 en densas): </w:t>
-      </w:r>
-      <w:r>
-        <w:rPr>
-          <w:rFonts w:ascii="Calibri" w:hAnsi="Calibri"/>
-          <w:color w:val="282828"/>
-          <w:sz w:val="21"/>
-        </w:rPr>
-        <w:t>Apaga aleatoriamente un porcentaje de neuronas durante cada paso de entrenamiento. Esto obliga a la red a no depender de una sola neurona, aprendiendo representaciones redundantes y robustas.</w:t>
-      </w:r>
-    </w:p>
-    <w:p>
-      <w:pPr>
-        <w:pStyle w:val="Heading1"/>
-        <w:spacing w:before="240" w:after="80"/>
-      </w:pPr>
-      <w:r>
-        <w:rPr>
-          <w:rFonts w:ascii="Calibri" w:hAnsi="Calibri"/>
-          <w:b/>
-          <w:color w:val="003366"/>
-          <w:sz w:val="32"/>
-        </w:rPr>
-        <w:t>5. Proceso de Entrenamiento y Optimización</w:t>
+        <w:t>¿Por qué el mecanismo SE-Attention marca la diferencia?</w:t>
       </w:r>
     </w:p>
     <w:p>
@@ -2521,168 +1374,7 @@
           <w:color w:val="282828"/>
           <w:sz w:val="22"/>
         </w:rPr>
-        <w:t>El entrenamiento se lleva a cabo en el script src/train.py mediante el siguiente flujo cíclico:</w:t>
-      </w:r>
-    </w:p>
-    <w:p>
-      <w:pPr>
-        <w:pStyle w:val="ListBullet"/>
-        <w:spacing w:after="60" w:line="276" w:lineRule="auto"/>
-      </w:pPr>
-      <w:r>
-        <w:rPr>
-          <w:rFonts w:ascii="Calibri" w:hAnsi="Calibri"/>
-          <w:b/>
-          <w:color w:val="003366"/>
-          <w:sz w:val="21"/>
-        </w:rPr>
-        <w:t xml:space="preserve">1. Propagación hacia adelante (Forward Pass): </w:t>
-      </w:r>
-      <w:r>
-        <w:rPr>
-          <w:rFonts w:ascii="Calibri" w:hAnsi="Calibri"/>
-          <w:color w:val="282828"/>
-          <w:sz w:val="21"/>
-        </w:rPr>
-        <w:t>La imagen entra a la red y genera 7 números llamados 'logits' (puntuaciones no normalizadas).</w:t>
-      </w:r>
-    </w:p>
-    <w:p>
-      <w:pPr>
-        <w:pStyle w:val="ListBullet"/>
-        <w:spacing w:after="60" w:line="276" w:lineRule="auto"/>
-      </w:pPr>
-      <w:r>
-        <w:rPr>
-          <w:rFonts w:ascii="Calibri" w:hAnsi="Calibri"/>
-          <w:b/>
-          <w:color w:val="003366"/>
-          <w:sz w:val="21"/>
-        </w:rPr>
-        <w:t xml:space="preserve">2. Cálculo de la Pérdida (Loss - CrossEntropyLoss): </w:t>
-      </w:r>
-      <w:r>
-        <w:rPr>
-          <w:rFonts w:ascii="Calibri" w:hAnsi="Calibri"/>
-          <w:color w:val="282828"/>
-          <w:sz w:val="21"/>
-        </w:rPr>
-        <w:t>Compara los logits predichos con la etiqueta real utilizando Entropía Cruzada Categórica. Si el modelo se equivoca con alta confianza, el castigo numérico es muy alto.</w:t>
-      </w:r>
-    </w:p>
-    <w:p>
-      <w:pPr>
-        <w:pStyle w:val="ListBullet"/>
-        <w:spacing w:after="60" w:line="276" w:lineRule="auto"/>
-      </w:pPr>
-      <w:r>
-        <w:rPr>
-          <w:rFonts w:ascii="Calibri" w:hAnsi="Calibri"/>
-          <w:b/>
-          <w:color w:val="003366"/>
-          <w:sz w:val="21"/>
-        </w:rPr>
-        <w:t xml:space="preserve">3. Retropropagación (Backward Pass / Backpropagation): </w:t>
-      </w:r>
-      <w:r>
-        <w:rPr>
-          <w:rFonts w:ascii="Calibri" w:hAnsi="Calibri"/>
-          <w:color w:val="282828"/>
-          <w:sz w:val="21"/>
-        </w:rPr>
-        <w:t>Calcula la derivada parcial (gradiente) del error respecto a cada uno de los pesos de la red mediante la regla de la cadena.</w:t>
-      </w:r>
-    </w:p>
-    <w:p>
-      <w:pPr>
-        <w:pStyle w:val="ListBullet"/>
-        <w:spacing w:after="60" w:line="276" w:lineRule="auto"/>
-      </w:pPr>
-      <w:r>
-        <w:rPr>
-          <w:rFonts w:ascii="Calibri" w:hAnsi="Calibri"/>
-          <w:b/>
-          <w:color w:val="003366"/>
-          <w:sz w:val="21"/>
-        </w:rPr>
-        <w:t xml:space="preserve">4. Actualización de Pesos (Optimizador AdamW): </w:t>
-      </w:r>
-      <w:r>
-        <w:rPr>
-          <w:rFonts w:ascii="Calibri" w:hAnsi="Calibri"/>
-          <w:color w:val="282828"/>
-          <w:sz w:val="21"/>
-        </w:rPr>
-        <w:t>Ajusta los millones de parámetros de la red en la dirección contraria al gradiente. AdamW incorpora decaimiento de pesos (Weight Decay = 1e-4) para evitar que los pesos crezcan descontroladamente.</w:t>
-      </w:r>
-    </w:p>
-    <w:p>
-      <w:pPr>
-        <w:pStyle w:val="ListBullet"/>
-        <w:spacing w:after="60" w:line="276" w:lineRule="auto"/>
-      </w:pPr>
-      <w:r>
-        <w:rPr>
-          <w:rFonts w:ascii="Calibri" w:hAnsi="Calibri"/>
-          <w:b/>
-          <w:color w:val="003366"/>
-          <w:sz w:val="21"/>
-        </w:rPr>
-        <w:t xml:space="preserve">5. Ajuste de Tasa de Aprendizaje (ReduceLROnPlateau): </w:t>
-      </w:r>
-      <w:r>
-        <w:rPr>
-          <w:rFonts w:ascii="Calibri" w:hAnsi="Calibri"/>
-          <w:color w:val="282828"/>
-          <w:sz w:val="21"/>
-        </w:rPr>
-        <w:t>Si la pérdida en validación no mejora durante 3 épocas consecutivas, la tasa de aprendizaje se reduce automáticamente a la mitad (factor 0.5) para afinar la búsqueda del mínimo global.</w:t>
-      </w:r>
-    </w:p>
-    <w:p>
-      <w:pPr>
-        <w:pStyle w:val="ListBullet"/>
-        <w:spacing w:after="60" w:line="276" w:lineRule="auto"/>
-      </w:pPr>
-      <w:r>
-        <w:rPr>
-          <w:rFonts w:ascii="Calibri" w:hAnsi="Calibri"/>
-          <w:b/>
-          <w:color w:val="003366"/>
-          <w:sz w:val="21"/>
-        </w:rPr>
-        <w:t xml:space="preserve">6. Parada Temprana (Early Stopping): </w:t>
-      </w:r>
-      <w:r>
-        <w:rPr>
-          <w:rFonts w:ascii="Calibri" w:hAnsi="Calibri"/>
-          <w:color w:val="282828"/>
-          <w:sz w:val="21"/>
-        </w:rPr>
-        <w:t>Si el modelo no mejora su rendimiento en 10 épocas seguidas (patience=10), el entrenamiento se detiene automáticamente y se conserva el mejor checkpoint.</w:t>
-      </w:r>
-    </w:p>
-    <w:p>
-      <w:pPr>
-        <w:pStyle w:val="ListBullet"/>
-        <w:spacing w:after="60" w:line="276" w:lineRule="auto"/>
-      </w:pPr>
-      <w:r>
-        <w:rPr>
-          <w:rFonts w:ascii="Calibri" w:hAnsi="Calibri"/>
-          <w:b/>
-          <w:color w:val="003366"/>
-          <w:sz w:val="21"/>
-        </w:rPr>
-        <w:t xml:space="preserve">7. Aceleración con GPU y Mixed Precision (AMP): </w:t>
-      </w:r>
-      <w:r>
-        <w:rPr>
-          <w:rFonts w:ascii="Calibri" w:hAnsi="Calibri"/>
-          <w:color w:val="282828"/>
-          <w:sz w:val="21"/>
-        </w:rPr>
-        <w:t>Utiliza torch.cuda.amp.autocast para realizar operaciones en precisión flotante de 16 bits (FP16) combinadas con 32 bits (FP32), duplicando la velocidad de entrenamiento en GPUs modernas (como NVIDIA RTX) sin perder precisión.</w:t>
+        <w:t>El módulo Squeeze-and-Excitation (SE Block) analiza qué canales de características contienen información relevante para la emoción actual. Por ejemplo, al sonreír, los canales que detectan la curvatura de la boca reciben una mayor ponderación multiplicativa (peso cercano a 1.0), mientras que canales con ruido de fondo se atenúan (peso cercano a 0.0).</w:t>
       </w:r>
     </w:p>
     <w:p>
@@ -2697,7 +1389,7 @@
           <w:color w:val="003366"/>
           <w:sz w:val="32"/>
         </w:rPr>
-        <w:t>6. Sistema de Inferencia en Tiempo Real (Webcam)</w:t>
+        <w:t>3. Procesamiento y Carga Directa en VRAM (GPU Native)</w:t>
       </w:r>
     </w:p>
     <w:p>
@@ -2714,7 +1406,7 @@
           <w:color w:val="282828"/>
           <w:sz w:val="22"/>
         </w:rPr>
-        <w:t>El módulo src/realtime.py conecta la cámara web del usuario con el modelo de Deep Learning en un pipeline fluido:</w:t>
+        <w:t>Aprovechando los 16 GB de VRAM de la NVIDIA GeForce RTX 5060 Ti, el dataset completo (35,887 imágenes) se almacena como tensores uint8 en la memoria de la tarjeta gráfica (78.9 MB totales):</w:t>
       </w:r>
     </w:p>
     <w:p>
@@ -2729,7 +1421,7 @@
           <w:color w:val="003366"/>
           <w:sz w:val="21"/>
         </w:rPr>
-        <w:t xml:space="preserve">Paso 1: Captura de Cuadro: </w:t>
+        <w:t xml:space="preserve">0% Uso de RAM del Sistema: </w:t>
       </w:r>
       <w:r>
         <w:rPr>
@@ -2737,7 +1429,7 @@
           <w:color w:val="282828"/>
           <w:sz w:val="21"/>
         </w:rPr>
-        <w:t>OpenCV (cv2.VideoCapture) captura el fotograma de la cámara en vivo a 30 FPS.</w:t>
+        <w:t>La memoria RAM de la computadora queda completamente libre para otras tareas.</w:t>
       </w:r>
     </w:p>
     <w:p>
@@ -2752,7 +1444,7 @@
           <w:color w:val="003366"/>
           <w:sz w:val="21"/>
         </w:rPr>
-        <w:t xml:space="preserve">Paso 2: Detección Facial (Haar Cascade): </w:t>
+        <w:t xml:space="preserve">Cero latencia PCIe: </w:t>
       </w:r>
       <w:r>
         <w:rPr>
@@ -2760,7 +1452,7 @@
           <w:color w:val="282828"/>
           <w:sz w:val="21"/>
         </w:rPr>
-        <w:t>El clasificador en cascada haarcascade_frontalface_default.xml localiza las coordenadas (x, y, ancho, alto) de cualquier rostro presente en la imagen.</w:t>
+        <w:t>Se eliminan las transferencias lentas bus a bus en cada época.</w:t>
       </w:r>
     </w:p>
     <w:p>
@@ -2775,7 +1467,7 @@
           <w:color w:val="003366"/>
           <w:sz w:val="21"/>
         </w:rPr>
-        <w:t xml:space="preserve">Paso 3: Recorte y Normalización: </w:t>
+        <w:t xml:space="preserve">Data Augmentation en CUDA: </w:t>
       </w:r>
       <w:r>
         <w:rPr>
@@ -2783,7 +1475,7 @@
           <w:color w:val="282828"/>
           <w:sz w:val="21"/>
         </w:rPr>
-        <w:t>Se extrae únicamente el área del rostro, se convierte a escala de grises, se redimensiona a 48×48 píxeles y se convierte en tensor de PyTorch.</w:t>
+        <w:t>Las operaciones de RandomCrop, Flips y Cutout se ejecutan en paralelo con núcleos CUDA a más de 12,000 imágenes por segundo.</w:t>
       </w:r>
     </w:p>
     <w:p>
@@ -2798,7 +1490,7 @@
           <w:color w:val="003366"/>
           <w:sz w:val="21"/>
         </w:rPr>
-        <w:t xml:space="preserve">Paso 4: Inferencia con la CNN: </w:t>
+        <w:t xml:space="preserve">Estabilidad en Windows: </w:t>
       </w:r>
       <w:r>
         <w:rPr>
@@ -2806,30 +1498,7 @@
           <w:color w:val="282828"/>
           <w:sz w:val="21"/>
         </w:rPr>
-        <w:t>El tensor se envía al modelo (en modo evaluación model.eval() y sin calcular gradientes torch.no_grad()). Se aplica la función Softmax para obtener las probabilidades porcentuales de cada emoción.</w:t>
-      </w:r>
-    </w:p>
-    <w:p>
-      <w:pPr>
-        <w:pStyle w:val="ListBullet"/>
-        <w:spacing w:after="60" w:line="276" w:lineRule="auto"/>
-      </w:pPr>
-      <w:r>
-        <w:rPr>
-          <w:rFonts w:ascii="Calibri" w:hAnsi="Calibri"/>
-          <w:b/>
-          <w:color w:val="003366"/>
-          <w:sz w:val="21"/>
-        </w:rPr>
-        <w:t xml:space="preserve">Paso 5: Renderizado Gráfico: </w:t>
-      </w:r>
-      <w:r>
-        <w:rPr>
-          <w:rFonts w:ascii="Calibri" w:hAnsi="Calibri"/>
-          <w:color w:val="282828"/>
-          <w:sz w:val="21"/>
-        </w:rPr>
-        <w:t>Se dibuja un recuadro verde alrededor del rostro, se escribe el nombre de la emoción dominante con su probabilidad (ej: 'Feliz: 94.2%') y se añade el emoji correspondiente en pantalla.</w:t>
+        <w:t>Al no requerir subprocesos de CPU (num_workers=0), se eliminan los bloqueos de multiprocessing.</w:t>
       </w:r>
     </w:p>
     <w:p>
@@ -2844,7 +1513,7 @@
           <w:color w:val="003366"/>
           <w:sz w:val="32"/>
         </w:rPr>
-        <w:t>7. Guía y Estructura del Código Fuente</w:t>
+        <w:t>4. Resultados Experimentales en el Conjunto de TEST</w:t>
       </w:r>
     </w:p>
     <w:p>
@@ -2861,7 +1530,7 @@
           <w:color w:val="282828"/>
           <w:sz w:val="22"/>
         </w:rPr>
-        <w:t>A continuación se resume el rol de cada archivo dentro del proyecto:</w:t>
+        <w:t>El modelo entrenado (guardado en su punto óptimo en la Época 40 con 68.97% Val Acc) fue evaluado formalmente sobre las 7,178 imágenes independientes del conjunto de Test, obteniendo un Accuracy Global de 67.86%:</w:t>
       </w:r>
     </w:p>
     <w:tbl>
@@ -2871,14 +1540,16 @@
         <w:tblLook w:firstColumn="1" w:firstRow="1" w:lastColumn="0" w:lastRow="0" w:noHBand="0" w:noVBand="1" w:val="04A0"/>
       </w:tblPr>
       <w:tblGrid>
-        <w:gridCol w:w="3135"/>
-        <w:gridCol w:w="3135"/>
-        <w:gridCol w:w="3135"/>
+        <w:gridCol w:w="1881"/>
+        <w:gridCol w:w="1881"/>
+        <w:gridCol w:w="1881"/>
+        <w:gridCol w:w="1881"/>
+        <w:gridCol w:w="1881"/>
       </w:tblGrid>
       <w:tr>
         <w:tc>
           <w:tcPr>
-            <w:tcW w:type="dxa" w:w="3135"/>
+            <w:tcW w:type="dxa" w:w="1881"/>
             <w:shd w:fill="003366"/>
             <w:tcMar>
               <w:top w:w="100" w:type="dxa"/>
@@ -2899,13 +1570,13 @@
                 <w:color w:val="FFFFFF"/>
                 <w:sz w:val="20"/>
               </w:rPr>
-              <w:t>Archivo</w:t>
+              <w:t>Emoción</w:t>
             </w:r>
           </w:p>
         </w:tc>
         <w:tc>
           <w:tcPr>
-            <w:tcW w:type="dxa" w:w="3135"/>
+            <w:tcW w:type="dxa" w:w="1881"/>
             <w:shd w:fill="003366"/>
             <w:tcMar>
               <w:top w:w="100" w:type="dxa"/>
@@ -2926,13 +1597,13 @@
                 <w:color w:val="FFFFFF"/>
                 <w:sz w:val="20"/>
               </w:rPr>
-              <w:t>Módulo / Rol</w:t>
+              <w:t>Precision</w:t>
             </w:r>
           </w:p>
         </w:tc>
         <w:tc>
           <w:tcPr>
-            <w:tcW w:type="dxa" w:w="3135"/>
+            <w:tcW w:type="dxa" w:w="1881"/>
             <w:shd w:fill="003366"/>
             <w:tcMar>
               <w:top w:w="100" w:type="dxa"/>
@@ -2953,7 +1624,61 @@
                 <w:color w:val="FFFFFF"/>
                 <w:sz w:val="20"/>
               </w:rPr>
-              <w:t>Descripción de Funcionalidad</w:t>
+              <w:t>Recall</w:t>
+            </w:r>
+          </w:p>
+        </w:tc>
+        <w:tc>
+          <w:tcPr>
+            <w:tcW w:type="dxa" w:w="1881"/>
+            <w:shd w:fill="003366"/>
+            <w:tcMar>
+              <w:top w:w="100" w:type="dxa"/>
+              <w:bottom w:w="100" w:type="dxa"/>
+              <w:left w:w="120" w:type="dxa"/>
+              <w:right w:w="120" w:type="dxa"/>
+            </w:tcMar>
+            <w:vAlign w:val="center"/>
+          </w:tcPr>
+          <w:p>
+            <w:pPr>
+              <w:jc w:val="center"/>
+            </w:pPr>
+            <w:r>
+              <w:rPr>
+                <w:rFonts w:ascii="Calibri" w:hAnsi="Calibri"/>
+                <w:b/>
+                <w:color w:val="FFFFFF"/>
+                <w:sz w:val="20"/>
+              </w:rPr>
+              <w:t>F1-Score</w:t>
+            </w:r>
+          </w:p>
+        </w:tc>
+        <w:tc>
+          <w:tcPr>
+            <w:tcW w:type="dxa" w:w="1881"/>
+            <w:shd w:fill="003366"/>
+            <w:tcMar>
+              <w:top w:w="100" w:type="dxa"/>
+              <w:bottom w:w="100" w:type="dxa"/>
+              <w:left w:w="120" w:type="dxa"/>
+              <w:right w:w="120" w:type="dxa"/>
+            </w:tcMar>
+            <w:vAlign w:val="center"/>
+          </w:tcPr>
+          <w:p>
+            <w:pPr>
+              <w:jc w:val="center"/>
+            </w:pPr>
+            <w:r>
+              <w:rPr>
+                <w:rFonts w:ascii="Calibri" w:hAnsi="Calibri"/>
+                <w:b/>
+                <w:color w:val="FFFFFF"/>
+                <w:sz w:val="20"/>
+              </w:rPr>
+              <w:t>Muestras</w:t>
             </w:r>
           </w:p>
         </w:tc>
@@ -2961,7 +1686,33 @@
       <w:tr>
         <w:tc>
           <w:tcPr>
-            <w:tcW w:type="dxa" w:w="3135"/>
+            <w:tcW w:type="dxa" w:w="1881"/>
+            <w:shd w:fill="FFFFFF"/>
+            <w:tcMar>
+              <w:top w:w="70" w:type="dxa"/>
+              <w:bottom w:w="70" w:type="dxa"/>
+              <w:left w:w="100" w:type="dxa"/>
+              <w:right w:w="100" w:type="dxa"/>
+            </w:tcMar>
+            <w:vAlign w:val="center"/>
+          </w:tcPr>
+          <w:p>
+            <w:pPr>
+              <w:jc w:val="left"/>
+            </w:pPr>
+            <w:r>
+              <w:rPr>
+                <w:rFonts w:ascii="Calibri" w:hAnsi="Calibri"/>
+                <w:color w:val="282828"/>
+                <w:sz w:val="19"/>
+              </w:rPr>
+              <w:t>Enojado</w:t>
+            </w:r>
+          </w:p>
+        </w:tc>
+        <w:tc>
+          <w:tcPr>
+            <w:tcW w:type="dxa" w:w="1881"/>
             <w:shd w:fill="FFFFFF"/>
             <w:tcMar>
               <w:top w:w="70" w:type="dxa"/>
@@ -2981,13 +1732,225 @@
                 <w:color w:val="282828"/>
                 <w:sz w:val="19"/>
               </w:rPr>
-              <w:t>main.py</w:t>
+              <w:t>62.12%</w:t>
             </w:r>
           </w:p>
         </w:tc>
         <w:tc>
           <w:tcPr>
-            <w:tcW w:type="dxa" w:w="3135"/>
+            <w:tcW w:type="dxa" w:w="1881"/>
+            <w:shd w:fill="FFFFFF"/>
+            <w:tcMar>
+              <w:top w:w="70" w:type="dxa"/>
+              <w:bottom w:w="70" w:type="dxa"/>
+              <w:left w:w="100" w:type="dxa"/>
+              <w:right w:w="100" w:type="dxa"/>
+            </w:tcMar>
+            <w:vAlign w:val="center"/>
+          </w:tcPr>
+          <w:p>
+            <w:pPr>
+              <w:jc w:val="center"/>
+            </w:pPr>
+            <w:r>
+              <w:rPr>
+                <w:rFonts w:ascii="Calibri" w:hAnsi="Calibri"/>
+                <w:color w:val="282828"/>
+                <w:sz w:val="19"/>
+              </w:rPr>
+              <w:t>59.92%</w:t>
+            </w:r>
+          </w:p>
+        </w:tc>
+        <w:tc>
+          <w:tcPr>
+            <w:tcW w:type="dxa" w:w="1881"/>
+            <w:shd w:fill="FFFFFF"/>
+            <w:tcMar>
+              <w:top w:w="70" w:type="dxa"/>
+              <w:bottom w:w="70" w:type="dxa"/>
+              <w:left w:w="100" w:type="dxa"/>
+              <w:right w:w="100" w:type="dxa"/>
+            </w:tcMar>
+            <w:vAlign w:val="center"/>
+          </w:tcPr>
+          <w:p>
+            <w:pPr>
+              <w:jc w:val="center"/>
+            </w:pPr>
+            <w:r>
+              <w:rPr>
+                <w:rFonts w:ascii="Calibri" w:hAnsi="Calibri"/>
+                <w:color w:val="282828"/>
+                <w:sz w:val="19"/>
+              </w:rPr>
+              <w:t>61.00%</w:t>
+            </w:r>
+          </w:p>
+        </w:tc>
+        <w:tc>
+          <w:tcPr>
+            <w:tcW w:type="dxa" w:w="1881"/>
+            <w:shd w:fill="FFFFFF"/>
+            <w:tcMar>
+              <w:top w:w="70" w:type="dxa"/>
+              <w:bottom w:w="70" w:type="dxa"/>
+              <w:left w:w="100" w:type="dxa"/>
+              <w:right w:w="100" w:type="dxa"/>
+            </w:tcMar>
+            <w:vAlign w:val="center"/>
+          </w:tcPr>
+          <w:p>
+            <w:pPr>
+              <w:jc w:val="center"/>
+            </w:pPr>
+            <w:r>
+              <w:rPr>
+                <w:rFonts w:ascii="Calibri" w:hAnsi="Calibri"/>
+                <w:color w:val="282828"/>
+                <w:sz w:val="19"/>
+              </w:rPr>
+              <w:t>958</w:t>
+            </w:r>
+          </w:p>
+        </w:tc>
+      </w:tr>
+      <w:tr>
+        <w:tc>
+          <w:tcPr>
+            <w:tcW w:type="dxa" w:w="1881"/>
+            <w:shd w:fill="F4F7FA"/>
+            <w:tcMar>
+              <w:top w:w="70" w:type="dxa"/>
+              <w:bottom w:w="70" w:type="dxa"/>
+              <w:left w:w="100" w:type="dxa"/>
+              <w:right w:w="100" w:type="dxa"/>
+            </w:tcMar>
+            <w:vAlign w:val="center"/>
+          </w:tcPr>
+          <w:p>
+            <w:pPr>
+              <w:jc w:val="left"/>
+            </w:pPr>
+            <w:r>
+              <w:rPr>
+                <w:rFonts w:ascii="Calibri" w:hAnsi="Calibri"/>
+                <w:color w:val="282828"/>
+                <w:sz w:val="19"/>
+              </w:rPr>
+              <w:t>Disgusto</w:t>
+            </w:r>
+          </w:p>
+        </w:tc>
+        <w:tc>
+          <w:tcPr>
+            <w:tcW w:type="dxa" w:w="1881"/>
+            <w:shd w:fill="F4F7FA"/>
+            <w:tcMar>
+              <w:top w:w="70" w:type="dxa"/>
+              <w:bottom w:w="70" w:type="dxa"/>
+              <w:left w:w="100" w:type="dxa"/>
+              <w:right w:w="100" w:type="dxa"/>
+            </w:tcMar>
+            <w:vAlign w:val="center"/>
+          </w:tcPr>
+          <w:p>
+            <w:pPr>
+              <w:jc w:val="center"/>
+            </w:pPr>
+            <w:r>
+              <w:rPr>
+                <w:rFonts w:ascii="Calibri" w:hAnsi="Calibri"/>
+                <w:color w:val="282828"/>
+                <w:sz w:val="19"/>
+              </w:rPr>
+              <w:t>58.14%</w:t>
+            </w:r>
+          </w:p>
+        </w:tc>
+        <w:tc>
+          <w:tcPr>
+            <w:tcW w:type="dxa" w:w="1881"/>
+            <w:shd w:fill="F4F7FA"/>
+            <w:tcMar>
+              <w:top w:w="70" w:type="dxa"/>
+              <w:bottom w:w="70" w:type="dxa"/>
+              <w:left w:w="100" w:type="dxa"/>
+              <w:right w:w="100" w:type="dxa"/>
+            </w:tcMar>
+            <w:vAlign w:val="center"/>
+          </w:tcPr>
+          <w:p>
+            <w:pPr>
+              <w:jc w:val="center"/>
+            </w:pPr>
+            <w:r>
+              <w:rPr>
+                <w:rFonts w:ascii="Calibri" w:hAnsi="Calibri"/>
+                <w:color w:val="282828"/>
+                <w:sz w:val="19"/>
+              </w:rPr>
+              <w:t>67.57%</w:t>
+            </w:r>
+          </w:p>
+        </w:tc>
+        <w:tc>
+          <w:tcPr>
+            <w:tcW w:type="dxa" w:w="1881"/>
+            <w:shd w:fill="F4F7FA"/>
+            <w:tcMar>
+              <w:top w:w="70" w:type="dxa"/>
+              <w:bottom w:w="70" w:type="dxa"/>
+              <w:left w:w="100" w:type="dxa"/>
+              <w:right w:w="100" w:type="dxa"/>
+            </w:tcMar>
+            <w:vAlign w:val="center"/>
+          </w:tcPr>
+          <w:p>
+            <w:pPr>
+              <w:jc w:val="center"/>
+            </w:pPr>
+            <w:r>
+              <w:rPr>
+                <w:rFonts w:ascii="Calibri" w:hAnsi="Calibri"/>
+                <w:color w:val="282828"/>
+                <w:sz w:val="19"/>
+              </w:rPr>
+              <w:t>62.50%</w:t>
+            </w:r>
+          </w:p>
+        </w:tc>
+        <w:tc>
+          <w:tcPr>
+            <w:tcW w:type="dxa" w:w="1881"/>
+            <w:shd w:fill="F4F7FA"/>
+            <w:tcMar>
+              <w:top w:w="70" w:type="dxa"/>
+              <w:bottom w:w="70" w:type="dxa"/>
+              <w:left w:w="100" w:type="dxa"/>
+              <w:right w:w="100" w:type="dxa"/>
+            </w:tcMar>
+            <w:vAlign w:val="center"/>
+          </w:tcPr>
+          <w:p>
+            <w:pPr>
+              <w:jc w:val="center"/>
+            </w:pPr>
+            <w:r>
+              <w:rPr>
+                <w:rFonts w:ascii="Calibri" w:hAnsi="Calibri"/>
+                <w:color w:val="282828"/>
+                <w:sz w:val="19"/>
+              </w:rPr>
+              <w:t>111</w:t>
+            </w:r>
+          </w:p>
+        </w:tc>
+      </w:tr>
+      <w:tr>
+        <w:tc>
+          <w:tcPr>
+            <w:tcW w:type="dxa" w:w="1881"/>
             <w:shd w:fill="FFFFFF"/>
             <w:tcMar>
               <w:top w:w="70" w:type="dxa"/>
@@ -3007,13 +1970,251 @@
                 <w:color w:val="282828"/>
                 <w:sz w:val="19"/>
               </w:rPr>
-              <w:t>Punto de Entrada</w:t>
+              <w:t>Miedo</w:t>
             </w:r>
           </w:p>
         </w:tc>
         <w:tc>
           <w:tcPr>
-            <w:tcW w:type="dxa" w:w="3135"/>
+            <w:tcW w:type="dxa" w:w="1881"/>
+            <w:shd w:fill="FFFFFF"/>
+            <w:tcMar>
+              <w:top w:w="70" w:type="dxa"/>
+              <w:bottom w:w="70" w:type="dxa"/>
+              <w:left w:w="100" w:type="dxa"/>
+              <w:right w:w="100" w:type="dxa"/>
+            </w:tcMar>
+            <w:vAlign w:val="center"/>
+          </w:tcPr>
+          <w:p>
+            <w:pPr>
+              <w:jc w:val="center"/>
+            </w:pPr>
+            <w:r>
+              <w:rPr>
+                <w:rFonts w:ascii="Calibri" w:hAnsi="Calibri"/>
+                <w:color w:val="282828"/>
+                <w:sz w:val="19"/>
+              </w:rPr>
+              <w:t>52.99%</w:t>
+            </w:r>
+          </w:p>
+        </w:tc>
+        <w:tc>
+          <w:tcPr>
+            <w:tcW w:type="dxa" w:w="1881"/>
+            <w:shd w:fill="FFFFFF"/>
+            <w:tcMar>
+              <w:top w:w="70" w:type="dxa"/>
+              <w:bottom w:w="70" w:type="dxa"/>
+              <w:left w:w="100" w:type="dxa"/>
+              <w:right w:w="100" w:type="dxa"/>
+            </w:tcMar>
+            <w:vAlign w:val="center"/>
+          </w:tcPr>
+          <w:p>
+            <w:pPr>
+              <w:jc w:val="center"/>
+            </w:pPr>
+            <w:r>
+              <w:rPr>
+                <w:rFonts w:ascii="Calibri" w:hAnsi="Calibri"/>
+                <w:color w:val="282828"/>
+                <w:sz w:val="19"/>
+              </w:rPr>
+              <w:t>48.54%</w:t>
+            </w:r>
+          </w:p>
+        </w:tc>
+        <w:tc>
+          <w:tcPr>
+            <w:tcW w:type="dxa" w:w="1881"/>
+            <w:shd w:fill="FFFFFF"/>
+            <w:tcMar>
+              <w:top w:w="70" w:type="dxa"/>
+              <w:bottom w:w="70" w:type="dxa"/>
+              <w:left w:w="100" w:type="dxa"/>
+              <w:right w:w="100" w:type="dxa"/>
+            </w:tcMar>
+            <w:vAlign w:val="center"/>
+          </w:tcPr>
+          <w:p>
+            <w:pPr>
+              <w:jc w:val="center"/>
+            </w:pPr>
+            <w:r>
+              <w:rPr>
+                <w:rFonts w:ascii="Calibri" w:hAnsi="Calibri"/>
+                <w:color w:val="282828"/>
+                <w:sz w:val="19"/>
+              </w:rPr>
+              <w:t>50.66%</w:t>
+            </w:r>
+          </w:p>
+        </w:tc>
+        <w:tc>
+          <w:tcPr>
+            <w:tcW w:type="dxa" w:w="1881"/>
+            <w:shd w:fill="FFFFFF"/>
+            <w:tcMar>
+              <w:top w:w="70" w:type="dxa"/>
+              <w:bottom w:w="70" w:type="dxa"/>
+              <w:left w:w="100" w:type="dxa"/>
+              <w:right w:w="100" w:type="dxa"/>
+            </w:tcMar>
+            <w:vAlign w:val="center"/>
+          </w:tcPr>
+          <w:p>
+            <w:pPr>
+              <w:jc w:val="center"/>
+            </w:pPr>
+            <w:r>
+              <w:rPr>
+                <w:rFonts w:ascii="Calibri" w:hAnsi="Calibri"/>
+                <w:color w:val="282828"/>
+                <w:sz w:val="19"/>
+              </w:rPr>
+              <w:t>1,024</w:t>
+            </w:r>
+          </w:p>
+        </w:tc>
+      </w:tr>
+      <w:tr>
+        <w:tc>
+          <w:tcPr>
+            <w:tcW w:type="dxa" w:w="1881"/>
+            <w:shd w:fill="F4F7FA"/>
+            <w:tcMar>
+              <w:top w:w="70" w:type="dxa"/>
+              <w:bottom w:w="70" w:type="dxa"/>
+              <w:left w:w="100" w:type="dxa"/>
+              <w:right w:w="100" w:type="dxa"/>
+            </w:tcMar>
+            <w:vAlign w:val="center"/>
+          </w:tcPr>
+          <w:p>
+            <w:pPr>
+              <w:jc w:val="left"/>
+            </w:pPr>
+            <w:r>
+              <w:rPr>
+                <w:rFonts w:ascii="Calibri" w:hAnsi="Calibri"/>
+                <w:color w:val="282828"/>
+                <w:sz w:val="19"/>
+              </w:rPr>
+              <w:t>Feliz</w:t>
+            </w:r>
+          </w:p>
+        </w:tc>
+        <w:tc>
+          <w:tcPr>
+            <w:tcW w:type="dxa" w:w="1881"/>
+            <w:shd w:fill="F4F7FA"/>
+            <w:tcMar>
+              <w:top w:w="70" w:type="dxa"/>
+              <w:bottom w:w="70" w:type="dxa"/>
+              <w:left w:w="100" w:type="dxa"/>
+              <w:right w:w="100" w:type="dxa"/>
+            </w:tcMar>
+            <w:vAlign w:val="center"/>
+          </w:tcPr>
+          <w:p>
+            <w:pPr>
+              <w:jc w:val="center"/>
+            </w:pPr>
+            <w:r>
+              <w:rPr>
+                <w:rFonts w:ascii="Calibri" w:hAnsi="Calibri"/>
+                <w:color w:val="282828"/>
+                <w:sz w:val="19"/>
+              </w:rPr>
+              <w:t>86.77%</w:t>
+            </w:r>
+          </w:p>
+        </w:tc>
+        <w:tc>
+          <w:tcPr>
+            <w:tcW w:type="dxa" w:w="1881"/>
+            <w:shd w:fill="F4F7FA"/>
+            <w:tcMar>
+              <w:top w:w="70" w:type="dxa"/>
+              <w:bottom w:w="70" w:type="dxa"/>
+              <w:left w:w="100" w:type="dxa"/>
+              <w:right w:w="100" w:type="dxa"/>
+            </w:tcMar>
+            <w:vAlign w:val="center"/>
+          </w:tcPr>
+          <w:p>
+            <w:pPr>
+              <w:jc w:val="center"/>
+            </w:pPr>
+            <w:r>
+              <w:rPr>
+                <w:rFonts w:ascii="Calibri" w:hAnsi="Calibri"/>
+                <w:color w:val="282828"/>
+                <w:sz w:val="19"/>
+              </w:rPr>
+              <w:t>86.87%</w:t>
+            </w:r>
+          </w:p>
+        </w:tc>
+        <w:tc>
+          <w:tcPr>
+            <w:tcW w:type="dxa" w:w="1881"/>
+            <w:shd w:fill="F4F7FA"/>
+            <w:tcMar>
+              <w:top w:w="70" w:type="dxa"/>
+              <w:bottom w:w="70" w:type="dxa"/>
+              <w:left w:w="100" w:type="dxa"/>
+              <w:right w:w="100" w:type="dxa"/>
+            </w:tcMar>
+            <w:vAlign w:val="center"/>
+          </w:tcPr>
+          <w:p>
+            <w:pPr>
+              <w:jc w:val="center"/>
+            </w:pPr>
+            <w:r>
+              <w:rPr>
+                <w:rFonts w:ascii="Calibri" w:hAnsi="Calibri"/>
+                <w:color w:val="282828"/>
+                <w:sz w:val="19"/>
+              </w:rPr>
+              <w:t>86.82%</w:t>
+            </w:r>
+          </w:p>
+        </w:tc>
+        <w:tc>
+          <w:tcPr>
+            <w:tcW w:type="dxa" w:w="1881"/>
+            <w:shd w:fill="F4F7FA"/>
+            <w:tcMar>
+              <w:top w:w="70" w:type="dxa"/>
+              <w:bottom w:w="70" w:type="dxa"/>
+              <w:left w:w="100" w:type="dxa"/>
+              <w:right w:w="100" w:type="dxa"/>
+            </w:tcMar>
+            <w:vAlign w:val="center"/>
+          </w:tcPr>
+          <w:p>
+            <w:pPr>
+              <w:jc w:val="center"/>
+            </w:pPr>
+            <w:r>
+              <w:rPr>
+                <w:rFonts w:ascii="Calibri" w:hAnsi="Calibri"/>
+                <w:color w:val="282828"/>
+                <w:sz w:val="19"/>
+              </w:rPr>
+              <w:t>1,774</w:t>
+            </w:r>
+          </w:p>
+        </w:tc>
+      </w:tr>
+      <w:tr>
+        <w:tc>
+          <w:tcPr>
+            <w:tcW w:type="dxa" w:w="1881"/>
             <w:shd w:fill="FFFFFF"/>
             <w:tcMar>
               <w:top w:w="70" w:type="dxa"/>
@@ -3033,7 +2234,111 @@
                 <w:color w:val="282828"/>
                 <w:sz w:val="19"/>
               </w:rPr>
-              <w:t>Menú interactivo por consola (1: Train, 2: Eval, 3: Predict, 4: Webcam, 5: Word, 6: Arch).</w:t>
+              <w:t>Triste</w:t>
+            </w:r>
+          </w:p>
+        </w:tc>
+        <w:tc>
+          <w:tcPr>
+            <w:tcW w:type="dxa" w:w="1881"/>
+            <w:shd w:fill="FFFFFF"/>
+            <w:tcMar>
+              <w:top w:w="70" w:type="dxa"/>
+              <w:bottom w:w="70" w:type="dxa"/>
+              <w:left w:w="100" w:type="dxa"/>
+              <w:right w:w="100" w:type="dxa"/>
+            </w:tcMar>
+            <w:vAlign w:val="center"/>
+          </w:tcPr>
+          <w:p>
+            <w:pPr>
+              <w:jc w:val="center"/>
+            </w:pPr>
+            <w:r>
+              <w:rPr>
+                <w:rFonts w:ascii="Calibri" w:hAnsi="Calibri"/>
+                <w:color w:val="282828"/>
+                <w:sz w:val="19"/>
+              </w:rPr>
+              <w:t>56.94%</w:t>
+            </w:r>
+          </w:p>
+        </w:tc>
+        <w:tc>
+          <w:tcPr>
+            <w:tcW w:type="dxa" w:w="1881"/>
+            <w:shd w:fill="FFFFFF"/>
+            <w:tcMar>
+              <w:top w:w="70" w:type="dxa"/>
+              <w:bottom w:w="70" w:type="dxa"/>
+              <w:left w:w="100" w:type="dxa"/>
+              <w:right w:w="100" w:type="dxa"/>
+            </w:tcMar>
+            <w:vAlign w:val="center"/>
+          </w:tcPr>
+          <w:p>
+            <w:pPr>
+              <w:jc w:val="center"/>
+            </w:pPr>
+            <w:r>
+              <w:rPr>
+                <w:rFonts w:ascii="Calibri" w:hAnsi="Calibri"/>
+                <w:color w:val="282828"/>
+                <w:sz w:val="19"/>
+              </w:rPr>
+              <w:t>54.29%</w:t>
+            </w:r>
+          </w:p>
+        </w:tc>
+        <w:tc>
+          <w:tcPr>
+            <w:tcW w:type="dxa" w:w="1881"/>
+            <w:shd w:fill="FFFFFF"/>
+            <w:tcMar>
+              <w:top w:w="70" w:type="dxa"/>
+              <w:bottom w:w="70" w:type="dxa"/>
+              <w:left w:w="100" w:type="dxa"/>
+              <w:right w:w="100" w:type="dxa"/>
+            </w:tcMar>
+            <w:vAlign w:val="center"/>
+          </w:tcPr>
+          <w:p>
+            <w:pPr>
+              <w:jc w:val="center"/>
+            </w:pPr>
+            <w:r>
+              <w:rPr>
+                <w:rFonts w:ascii="Calibri" w:hAnsi="Calibri"/>
+                <w:color w:val="282828"/>
+                <w:sz w:val="19"/>
+              </w:rPr>
+              <w:t>55.58%</w:t>
+            </w:r>
+          </w:p>
+        </w:tc>
+        <w:tc>
+          <w:tcPr>
+            <w:tcW w:type="dxa" w:w="1881"/>
+            <w:shd w:fill="FFFFFF"/>
+            <w:tcMar>
+              <w:top w:w="70" w:type="dxa"/>
+              <w:bottom w:w="70" w:type="dxa"/>
+              <w:left w:w="100" w:type="dxa"/>
+              <w:right w:w="100" w:type="dxa"/>
+            </w:tcMar>
+            <w:vAlign w:val="center"/>
+          </w:tcPr>
+          <w:p>
+            <w:pPr>
+              <w:jc w:val="center"/>
+            </w:pPr>
+            <w:r>
+              <w:rPr>
+                <w:rFonts w:ascii="Calibri" w:hAnsi="Calibri"/>
+                <w:color w:val="282828"/>
+                <w:sz w:val="19"/>
+              </w:rPr>
+              <w:t>1,247</w:t>
             </w:r>
           </w:p>
         </w:tc>
@@ -3041,7 +2346,33 @@
       <w:tr>
         <w:tc>
           <w:tcPr>
-            <w:tcW w:type="dxa" w:w="3135"/>
+            <w:tcW w:type="dxa" w:w="1881"/>
+            <w:shd w:fill="F4F7FA"/>
+            <w:tcMar>
+              <w:top w:w="70" w:type="dxa"/>
+              <w:bottom w:w="70" w:type="dxa"/>
+              <w:left w:w="100" w:type="dxa"/>
+              <w:right w:w="100" w:type="dxa"/>
+            </w:tcMar>
+            <w:vAlign w:val="center"/>
+          </w:tcPr>
+          <w:p>
+            <w:pPr>
+              <w:jc w:val="left"/>
+            </w:pPr>
+            <w:r>
+              <w:rPr>
+                <w:rFonts w:ascii="Calibri" w:hAnsi="Calibri"/>
+                <w:color w:val="282828"/>
+                <w:sz w:val="19"/>
+              </w:rPr>
+              <w:t>Sorprendido</w:t>
+            </w:r>
+          </w:p>
+        </w:tc>
+        <w:tc>
+          <w:tcPr>
+            <w:tcW w:type="dxa" w:w="1881"/>
             <w:shd w:fill="F4F7FA"/>
             <w:tcMar>
               <w:top w:w="70" w:type="dxa"/>
@@ -3061,13 +2392,225 @@
                 <w:color w:val="282828"/>
                 <w:sz w:val="19"/>
               </w:rPr>
-              <w:t>src/config.py</w:t>
+              <w:t>78.50%</w:t>
             </w:r>
           </w:p>
         </w:tc>
         <w:tc>
           <w:tcPr>
-            <w:tcW w:type="dxa" w:w="3135"/>
+            <w:tcW w:type="dxa" w:w="1881"/>
+            <w:shd w:fill="F4F7FA"/>
+            <w:tcMar>
+              <w:top w:w="70" w:type="dxa"/>
+              <w:bottom w:w="70" w:type="dxa"/>
+              <w:left w:w="100" w:type="dxa"/>
+              <w:right w:w="100" w:type="dxa"/>
+            </w:tcMar>
+            <w:vAlign w:val="center"/>
+          </w:tcPr>
+          <w:p>
+            <w:pPr>
+              <w:jc w:val="center"/>
+            </w:pPr>
+            <w:r>
+              <w:rPr>
+                <w:rFonts w:ascii="Calibri" w:hAnsi="Calibri"/>
+                <w:color w:val="282828"/>
+                <w:sz w:val="19"/>
+              </w:rPr>
+              <w:t>80.39%</w:t>
+            </w:r>
+          </w:p>
+        </w:tc>
+        <w:tc>
+          <w:tcPr>
+            <w:tcW w:type="dxa" w:w="1881"/>
+            <w:shd w:fill="F4F7FA"/>
+            <w:tcMar>
+              <w:top w:w="70" w:type="dxa"/>
+              <w:bottom w:w="70" w:type="dxa"/>
+              <w:left w:w="100" w:type="dxa"/>
+              <w:right w:w="100" w:type="dxa"/>
+            </w:tcMar>
+            <w:vAlign w:val="center"/>
+          </w:tcPr>
+          <w:p>
+            <w:pPr>
+              <w:jc w:val="center"/>
+            </w:pPr>
+            <w:r>
+              <w:rPr>
+                <w:rFonts w:ascii="Calibri" w:hAnsi="Calibri"/>
+                <w:color w:val="282828"/>
+                <w:sz w:val="19"/>
+              </w:rPr>
+              <w:t>79.43%</w:t>
+            </w:r>
+          </w:p>
+        </w:tc>
+        <w:tc>
+          <w:tcPr>
+            <w:tcW w:type="dxa" w:w="1881"/>
+            <w:shd w:fill="F4F7FA"/>
+            <w:tcMar>
+              <w:top w:w="70" w:type="dxa"/>
+              <w:bottom w:w="70" w:type="dxa"/>
+              <w:left w:w="100" w:type="dxa"/>
+              <w:right w:w="100" w:type="dxa"/>
+            </w:tcMar>
+            <w:vAlign w:val="center"/>
+          </w:tcPr>
+          <w:p>
+            <w:pPr>
+              <w:jc w:val="center"/>
+            </w:pPr>
+            <w:r>
+              <w:rPr>
+                <w:rFonts w:ascii="Calibri" w:hAnsi="Calibri"/>
+                <w:color w:val="282828"/>
+                <w:sz w:val="19"/>
+              </w:rPr>
+              <w:t>831</w:t>
+            </w:r>
+          </w:p>
+        </w:tc>
+      </w:tr>
+      <w:tr>
+        <w:tc>
+          <w:tcPr>
+            <w:tcW w:type="dxa" w:w="1881"/>
+            <w:shd w:fill="FFFFFF"/>
+            <w:tcMar>
+              <w:top w:w="70" w:type="dxa"/>
+              <w:bottom w:w="70" w:type="dxa"/>
+              <w:left w:w="100" w:type="dxa"/>
+              <w:right w:w="100" w:type="dxa"/>
+            </w:tcMar>
+            <w:vAlign w:val="center"/>
+          </w:tcPr>
+          <w:p>
+            <w:pPr>
+              <w:jc w:val="left"/>
+            </w:pPr>
+            <w:r>
+              <w:rPr>
+                <w:rFonts w:ascii="Calibri" w:hAnsi="Calibri"/>
+                <w:color w:val="282828"/>
+                <w:sz w:val="19"/>
+              </w:rPr>
+              <w:t>Neutral</w:t>
+            </w:r>
+          </w:p>
+        </w:tc>
+        <w:tc>
+          <w:tcPr>
+            <w:tcW w:type="dxa" w:w="1881"/>
+            <w:shd w:fill="FFFFFF"/>
+            <w:tcMar>
+              <w:top w:w="70" w:type="dxa"/>
+              <w:bottom w:w="70" w:type="dxa"/>
+              <w:left w:w="100" w:type="dxa"/>
+              <w:right w:w="100" w:type="dxa"/>
+            </w:tcMar>
+            <w:vAlign w:val="center"/>
+          </w:tcPr>
+          <w:p>
+            <w:pPr>
+              <w:jc w:val="center"/>
+            </w:pPr>
+            <w:r>
+              <w:rPr>
+                <w:rFonts w:ascii="Calibri" w:hAnsi="Calibri"/>
+                <w:color w:val="282828"/>
+                <w:sz w:val="19"/>
+              </w:rPr>
+              <w:t>61.20%</w:t>
+            </w:r>
+          </w:p>
+        </w:tc>
+        <w:tc>
+          <w:tcPr>
+            <w:tcW w:type="dxa" w:w="1881"/>
+            <w:shd w:fill="FFFFFF"/>
+            <w:tcMar>
+              <w:top w:w="70" w:type="dxa"/>
+              <w:bottom w:w="70" w:type="dxa"/>
+              <w:left w:w="100" w:type="dxa"/>
+              <w:right w:w="100" w:type="dxa"/>
+            </w:tcMar>
+            <w:vAlign w:val="center"/>
+          </w:tcPr>
+          <w:p>
+            <w:pPr>
+              <w:jc w:val="center"/>
+            </w:pPr>
+            <w:r>
+              <w:rPr>
+                <w:rFonts w:ascii="Calibri" w:hAnsi="Calibri"/>
+                <w:color w:val="282828"/>
+                <w:sz w:val="19"/>
+              </w:rPr>
+              <w:t>68.05%</w:t>
+            </w:r>
+          </w:p>
+        </w:tc>
+        <w:tc>
+          <w:tcPr>
+            <w:tcW w:type="dxa" w:w="1881"/>
+            <w:shd w:fill="FFFFFF"/>
+            <w:tcMar>
+              <w:top w:w="70" w:type="dxa"/>
+              <w:bottom w:w="70" w:type="dxa"/>
+              <w:left w:w="100" w:type="dxa"/>
+              <w:right w:w="100" w:type="dxa"/>
+            </w:tcMar>
+            <w:vAlign w:val="center"/>
+          </w:tcPr>
+          <w:p>
+            <w:pPr>
+              <w:jc w:val="center"/>
+            </w:pPr>
+            <w:r>
+              <w:rPr>
+                <w:rFonts w:ascii="Calibri" w:hAnsi="Calibri"/>
+                <w:color w:val="282828"/>
+                <w:sz w:val="19"/>
+              </w:rPr>
+              <w:t>64.44%</w:t>
+            </w:r>
+          </w:p>
+        </w:tc>
+        <w:tc>
+          <w:tcPr>
+            <w:tcW w:type="dxa" w:w="1881"/>
+            <w:shd w:fill="FFFFFF"/>
+            <w:tcMar>
+              <w:top w:w="70" w:type="dxa"/>
+              <w:bottom w:w="70" w:type="dxa"/>
+              <w:left w:w="100" w:type="dxa"/>
+              <w:right w:w="100" w:type="dxa"/>
+            </w:tcMar>
+            <w:vAlign w:val="center"/>
+          </w:tcPr>
+          <w:p>
+            <w:pPr>
+              <w:jc w:val="center"/>
+            </w:pPr>
+            <w:r>
+              <w:rPr>
+                <w:rFonts w:ascii="Calibri" w:hAnsi="Calibri"/>
+                <w:color w:val="282828"/>
+                <w:sz w:val="19"/>
+              </w:rPr>
+              <w:t>1,233</w:t>
+            </w:r>
+          </w:p>
+        </w:tc>
+      </w:tr>
+      <w:tr>
+        <w:tc>
+          <w:tcPr>
+            <w:tcW w:type="dxa" w:w="1881"/>
             <w:shd w:fill="F4F7FA"/>
             <w:tcMar>
               <w:top w:w="70" w:type="dxa"/>
@@ -3087,121 +2630,13 @@
                 <w:color w:val="282828"/>
                 <w:sz w:val="19"/>
               </w:rPr>
-              <w:t>Configuración</w:t>
+              <w:t>PROMEDIO PONDERADO</w:t>
             </w:r>
           </w:p>
         </w:tc>
         <w:tc>
           <w:tcPr>
-            <w:tcW w:type="dxa" w:w="3135"/>
-            <w:shd w:fill="F4F7FA"/>
-            <w:tcMar>
-              <w:top w:w="70" w:type="dxa"/>
-              <w:bottom w:w="70" w:type="dxa"/>
-              <w:left w:w="100" w:type="dxa"/>
-              <w:right w:w="100" w:type="dxa"/>
-            </w:tcMar>
-            <w:vAlign w:val="center"/>
-          </w:tcPr>
-          <w:p>
-            <w:pPr>
-              <w:jc w:val="left"/>
-            </w:pPr>
-            <w:r>
-              <w:rPr>
-                <w:rFonts w:ascii="Calibri" w:hAnsi="Calibri"/>
-                <w:color w:val="282828"/>
-                <w:sz w:val="19"/>
-              </w:rPr>
-              <w:t>Hiperparámetros (LR, Batch Size, Épocas), rutas, etiquetas y detección de GPU NVIDIA CUDA.</w:t>
-            </w:r>
-          </w:p>
-        </w:tc>
-      </w:tr>
-      <w:tr>
-        <w:tc>
-          <w:tcPr>
-            <w:tcW w:type="dxa" w:w="3135"/>
-            <w:shd w:fill="FFFFFF"/>
-            <w:tcMar>
-              <w:top w:w="70" w:type="dxa"/>
-              <w:bottom w:w="70" w:type="dxa"/>
-              <w:left w:w="100" w:type="dxa"/>
-              <w:right w:w="100" w:type="dxa"/>
-            </w:tcMar>
-            <w:vAlign w:val="center"/>
-          </w:tcPr>
-          <w:p>
-            <w:pPr>
-              <w:jc w:val="center"/>
-            </w:pPr>
-            <w:r>
-              <w:rPr>
-                <w:rFonts w:ascii="Calibri" w:hAnsi="Calibri"/>
-                <w:color w:val="282828"/>
-                <w:sz w:val="19"/>
-              </w:rPr>
-              <w:t>src/dataset.py</w:t>
-            </w:r>
-          </w:p>
-        </w:tc>
-        <w:tc>
-          <w:tcPr>
-            <w:tcW w:type="dxa" w:w="3135"/>
-            <w:shd w:fill="FFFFFF"/>
-            <w:tcMar>
-              <w:top w:w="70" w:type="dxa"/>
-              <w:bottom w:w="70" w:type="dxa"/>
-              <w:left w:w="100" w:type="dxa"/>
-              <w:right w:w="100" w:type="dxa"/>
-            </w:tcMar>
-            <w:vAlign w:val="center"/>
-          </w:tcPr>
-          <w:p>
-            <w:pPr>
-              <w:jc w:val="left"/>
-            </w:pPr>
-            <w:r>
-              <w:rPr>
-                <w:rFonts w:ascii="Calibri" w:hAnsi="Calibri"/>
-                <w:color w:val="282828"/>
-                <w:sz w:val="19"/>
-              </w:rPr>
-              <w:t>Procesamiento de Datos</w:t>
-            </w:r>
-          </w:p>
-        </w:tc>
-        <w:tc>
-          <w:tcPr>
-            <w:tcW w:type="dxa" w:w="3135"/>
-            <w:shd w:fill="FFFFFF"/>
-            <w:tcMar>
-              <w:top w:w="70" w:type="dxa"/>
-              <w:bottom w:w="70" w:type="dxa"/>
-              <w:left w:w="100" w:type="dxa"/>
-              <w:right w:w="100" w:type="dxa"/>
-            </w:tcMar>
-            <w:vAlign w:val="center"/>
-          </w:tcPr>
-          <w:p>
-            <w:pPr>
-              <w:jc w:val="left"/>
-            </w:pPr>
-            <w:r>
-              <w:rPr>
-                <w:rFonts w:ascii="Calibri" w:hAnsi="Calibri"/>
-                <w:color w:val="282828"/>
-                <w:sz w:val="19"/>
-              </w:rPr>
-              <w:t>Carga del dataset FER2013, data augmentation y DataLoaders optimizados en RAM.</w:t>
-            </w:r>
-          </w:p>
-        </w:tc>
-      </w:tr>
-      <w:tr>
-        <w:tc>
-          <w:tcPr>
-            <w:tcW w:type="dxa" w:w="3135"/>
+            <w:tcW w:type="dxa" w:w="1881"/>
             <w:shd w:fill="F4F7FA"/>
             <w:tcMar>
               <w:top w:w="70" w:type="dxa"/>
@@ -3221,147 +2656,13 @@
                 <w:color w:val="282828"/>
                 <w:sz w:val="19"/>
               </w:rPr>
-              <w:t>src/model.py</w:t>
+              <w:t>67.68%</w:t>
             </w:r>
           </w:p>
         </w:tc>
         <w:tc>
           <w:tcPr>
-            <w:tcW w:type="dxa" w:w="3135"/>
-            <w:shd w:fill="F4F7FA"/>
-            <w:tcMar>
-              <w:top w:w="70" w:type="dxa"/>
-              <w:bottom w:w="70" w:type="dxa"/>
-              <w:left w:w="100" w:type="dxa"/>
-              <w:right w:w="100" w:type="dxa"/>
-            </w:tcMar>
-            <w:vAlign w:val="center"/>
-          </w:tcPr>
-          <w:p>
-            <w:pPr>
-              <w:jc w:val="left"/>
-            </w:pPr>
-            <w:r>
-              <w:rPr>
-                <w:rFonts w:ascii="Calibri" w:hAnsi="Calibri"/>
-                <w:color w:val="282828"/>
-                <w:sz w:val="19"/>
-              </w:rPr>
-              <w:t>Modelo PyTorch</w:t>
-            </w:r>
-          </w:p>
-        </w:tc>
-        <w:tc>
-          <w:tcPr>
-            <w:tcW w:type="dxa" w:w="3135"/>
-            <w:shd w:fill="F4F7FA"/>
-            <w:tcMar>
-              <w:top w:w="70" w:type="dxa"/>
-              <w:bottom w:w="70" w:type="dxa"/>
-              <w:left w:w="100" w:type="dxa"/>
-              <w:right w:w="100" w:type="dxa"/>
-            </w:tcMar>
-            <w:vAlign w:val="center"/>
-          </w:tcPr>
-          <w:p>
-            <w:pPr>
-              <w:jc w:val="left"/>
-            </w:pPr>
-            <w:r>
-              <w:rPr>
-                <w:rFonts w:ascii="Calibri" w:hAnsi="Calibri"/>
-                <w:color w:val="282828"/>
-                <w:sz w:val="19"/>
-              </w:rPr>
-              <w:t>Definición de la clase EmotionCNN con 4 bloques convolucionales y capas densas.</w:t>
-            </w:r>
-          </w:p>
-        </w:tc>
-      </w:tr>
-      <w:tr>
-        <w:tc>
-          <w:tcPr>
-            <w:tcW w:type="dxa" w:w="3135"/>
-            <w:shd w:fill="FFFFFF"/>
-            <w:tcMar>
-              <w:top w:w="70" w:type="dxa"/>
-              <w:bottom w:w="70" w:type="dxa"/>
-              <w:left w:w="100" w:type="dxa"/>
-              <w:right w:w="100" w:type="dxa"/>
-            </w:tcMar>
-            <w:vAlign w:val="center"/>
-          </w:tcPr>
-          <w:p>
-            <w:pPr>
-              <w:jc w:val="center"/>
-            </w:pPr>
-            <w:r>
-              <w:rPr>
-                <w:rFonts w:ascii="Calibri" w:hAnsi="Calibri"/>
-                <w:color w:val="282828"/>
-                <w:sz w:val="19"/>
-              </w:rPr>
-              <w:t>src/train.py</w:t>
-            </w:r>
-          </w:p>
-        </w:tc>
-        <w:tc>
-          <w:tcPr>
-            <w:tcW w:type="dxa" w:w="3135"/>
-            <w:shd w:fill="FFFFFF"/>
-            <w:tcMar>
-              <w:top w:w="70" w:type="dxa"/>
-              <w:bottom w:w="70" w:type="dxa"/>
-              <w:left w:w="100" w:type="dxa"/>
-              <w:right w:w="100" w:type="dxa"/>
-            </w:tcMar>
-            <w:vAlign w:val="center"/>
-          </w:tcPr>
-          <w:p>
-            <w:pPr>
-              <w:jc w:val="left"/>
-            </w:pPr>
-            <w:r>
-              <w:rPr>
-                <w:rFonts w:ascii="Calibri" w:hAnsi="Calibri"/>
-                <w:color w:val="282828"/>
-                <w:sz w:val="19"/>
-              </w:rPr>
-              <w:t>Entrenamiento</w:t>
-            </w:r>
-          </w:p>
-        </w:tc>
-        <w:tc>
-          <w:tcPr>
-            <w:tcW w:type="dxa" w:w="3135"/>
-            <w:shd w:fill="FFFFFF"/>
-            <w:tcMar>
-              <w:top w:w="70" w:type="dxa"/>
-              <w:bottom w:w="70" w:type="dxa"/>
-              <w:left w:w="100" w:type="dxa"/>
-              <w:right w:w="100" w:type="dxa"/>
-            </w:tcMar>
-            <w:vAlign w:val="center"/>
-          </w:tcPr>
-          <w:p>
-            <w:pPr>
-              <w:jc w:val="left"/>
-            </w:pPr>
-            <w:r>
-              <w:rPr>
-                <w:rFonts w:ascii="Calibri" w:hAnsi="Calibri"/>
-                <w:color w:val="282828"/>
-                <w:sz w:val="19"/>
-              </w:rPr>
-              <w:t>Bucle de entrenamiento con AdamW, CrossEntropy, Scheduler, Early Stopping y AMP.</w:t>
-            </w:r>
-          </w:p>
-        </w:tc>
-      </w:tr>
-      <w:tr>
-        <w:tc>
-          <w:tcPr>
-            <w:tcW w:type="dxa" w:w="3135"/>
+            <w:tcW w:type="dxa" w:w="1881"/>
             <w:shd w:fill="F4F7FA"/>
             <w:tcMar>
               <w:top w:w="70" w:type="dxa"/>
@@ -3381,147 +2682,13 @@
                 <w:color w:val="282828"/>
                 <w:sz w:val="19"/>
               </w:rPr>
-              <w:t>src/evaluate.py</w:t>
+              <w:t>67.86%</w:t>
             </w:r>
           </w:p>
         </w:tc>
         <w:tc>
           <w:tcPr>
-            <w:tcW w:type="dxa" w:w="3135"/>
-            <w:shd w:fill="F4F7FA"/>
-            <w:tcMar>
-              <w:top w:w="70" w:type="dxa"/>
-              <w:bottom w:w="70" w:type="dxa"/>
-              <w:left w:w="100" w:type="dxa"/>
-              <w:right w:w="100" w:type="dxa"/>
-            </w:tcMar>
-            <w:vAlign w:val="center"/>
-          </w:tcPr>
-          <w:p>
-            <w:pPr>
-              <w:jc w:val="left"/>
-            </w:pPr>
-            <w:r>
-              <w:rPr>
-                <w:rFonts w:ascii="Calibri" w:hAnsi="Calibri"/>
-                <w:color w:val="282828"/>
-                <w:sz w:val="19"/>
-              </w:rPr>
-              <w:t>Evaluación</w:t>
-            </w:r>
-          </w:p>
-        </w:tc>
-        <w:tc>
-          <w:tcPr>
-            <w:tcW w:type="dxa" w:w="3135"/>
-            <w:shd w:fill="F4F7FA"/>
-            <w:tcMar>
-              <w:top w:w="70" w:type="dxa"/>
-              <w:bottom w:w="70" w:type="dxa"/>
-              <w:left w:w="100" w:type="dxa"/>
-              <w:right w:w="100" w:type="dxa"/>
-            </w:tcMar>
-            <w:vAlign w:val="center"/>
-          </w:tcPr>
-          <w:p>
-            <w:pPr>
-              <w:jc w:val="left"/>
-            </w:pPr>
-            <w:r>
-              <w:rPr>
-                <w:rFonts w:ascii="Calibri" w:hAnsi="Calibri"/>
-                <w:color w:val="282828"/>
-                <w:sz w:val="19"/>
-              </w:rPr>
-              <w:t>Cálculo de métricas (Accuracy, Precision, Recall, F1) y generación de la Matriz de Confusión.</w:t>
-            </w:r>
-          </w:p>
-        </w:tc>
-      </w:tr>
-      <w:tr>
-        <w:tc>
-          <w:tcPr>
-            <w:tcW w:type="dxa" w:w="3135"/>
-            <w:shd w:fill="FFFFFF"/>
-            <w:tcMar>
-              <w:top w:w="70" w:type="dxa"/>
-              <w:bottom w:w="70" w:type="dxa"/>
-              <w:left w:w="100" w:type="dxa"/>
-              <w:right w:w="100" w:type="dxa"/>
-            </w:tcMar>
-            <w:vAlign w:val="center"/>
-          </w:tcPr>
-          <w:p>
-            <w:pPr>
-              <w:jc w:val="center"/>
-            </w:pPr>
-            <w:r>
-              <w:rPr>
-                <w:rFonts w:ascii="Calibri" w:hAnsi="Calibri"/>
-                <w:color w:val="282828"/>
-                <w:sz w:val="19"/>
-              </w:rPr>
-              <w:t>src/predict.py</w:t>
-            </w:r>
-          </w:p>
-        </w:tc>
-        <w:tc>
-          <w:tcPr>
-            <w:tcW w:type="dxa" w:w="3135"/>
-            <w:shd w:fill="FFFFFF"/>
-            <w:tcMar>
-              <w:top w:w="70" w:type="dxa"/>
-              <w:bottom w:w="70" w:type="dxa"/>
-              <w:left w:w="100" w:type="dxa"/>
-              <w:right w:w="100" w:type="dxa"/>
-            </w:tcMar>
-            <w:vAlign w:val="center"/>
-          </w:tcPr>
-          <w:p>
-            <w:pPr>
-              <w:jc w:val="left"/>
-            </w:pPr>
-            <w:r>
-              <w:rPr>
-                <w:rFonts w:ascii="Calibri" w:hAnsi="Calibri"/>
-                <w:color w:val="282828"/>
-                <w:sz w:val="19"/>
-              </w:rPr>
-              <w:t>Predicción Individual</w:t>
-            </w:r>
-          </w:p>
-        </w:tc>
-        <w:tc>
-          <w:tcPr>
-            <w:tcW w:type="dxa" w:w="3135"/>
-            <w:shd w:fill="FFFFFF"/>
-            <w:tcMar>
-              <w:top w:w="70" w:type="dxa"/>
-              <w:bottom w:w="70" w:type="dxa"/>
-              <w:left w:w="100" w:type="dxa"/>
-              <w:right w:w="100" w:type="dxa"/>
-            </w:tcMar>
-            <w:vAlign w:val="center"/>
-          </w:tcPr>
-          <w:p>
-            <w:pPr>
-              <w:jc w:val="left"/>
-            </w:pPr>
-            <w:r>
-              <w:rPr>
-                <w:rFonts w:ascii="Calibri" w:hAnsi="Calibri"/>
-                <w:color w:val="282828"/>
-                <w:sz w:val="19"/>
-              </w:rPr>
-              <w:t>Inferencia sobre una sola foto estática seleccionada por el usuario.</w:t>
-            </w:r>
-          </w:p>
-        </w:tc>
-      </w:tr>
-      <w:tr>
-        <w:tc>
-          <w:tcPr>
-            <w:tcW w:type="dxa" w:w="3135"/>
+            <w:tcW w:type="dxa" w:w="1881"/>
             <w:shd w:fill="F4F7FA"/>
             <w:tcMar>
               <w:top w:w="70" w:type="dxa"/>
@@ -3541,13 +2708,13 @@
                 <w:color w:val="282828"/>
                 <w:sz w:val="19"/>
               </w:rPr>
-              <w:t>src/realtime.py</w:t>
+              <w:t>67.71%</w:t>
             </w:r>
           </w:p>
         </w:tc>
         <w:tc>
           <w:tcPr>
-            <w:tcW w:type="dxa" w:w="3135"/>
+            <w:tcW w:type="dxa" w:w="1881"/>
             <w:shd w:fill="F4F7FA"/>
             <w:tcMar>
               <w:top w:w="70" w:type="dxa"/>
@@ -3559,7 +2726,7 @@
           </w:tcPr>
           <w:p>
             <w:pPr>
-              <w:jc w:val="left"/>
+              <w:jc w:val="center"/>
             </w:pPr>
             <w:r>
               <w:rPr>
@@ -3567,33 +2734,7 @@
                 <w:color w:val="282828"/>
                 <w:sz w:val="19"/>
               </w:rPr>
-              <w:t>Inferencia en Vivo</w:t>
-            </w:r>
-          </w:p>
-        </w:tc>
-        <w:tc>
-          <w:tcPr>
-            <w:tcW w:type="dxa" w:w="3135"/>
-            <w:shd w:fill="F4F7FA"/>
-            <w:tcMar>
-              <w:top w:w="70" w:type="dxa"/>
-              <w:bottom w:w="70" w:type="dxa"/>
-              <w:left w:w="100" w:type="dxa"/>
-              <w:right w:w="100" w:type="dxa"/>
-            </w:tcMar>
-            <w:vAlign w:val="center"/>
-          </w:tcPr>
-          <w:p>
-            <w:pPr>
-              <w:jc w:val="left"/>
-            </w:pPr>
-            <w:r>
-              <w:rPr>
-                <w:rFonts w:ascii="Calibri" w:hAnsi="Calibri"/>
-                <w:color w:val="282828"/>
-                <w:sz w:val="19"/>
-              </w:rPr>
-              <w:t>Detección facial con Haar Cascades y clasificación de emociones en tiempo real con webcam.</w:t>
+              <w:t>7,178</w:t>
             </w:r>
           </w:p>
         </w:tc>
@@ -3616,7 +2757,24 @@
           <w:color w:val="003366"/>
           <w:sz w:val="32"/>
         </w:rPr>
-        <w:t>8. Preguntas Clave para Sustentación o Examen</w:t>
+        <w:t>5. Sistema en Tiempo Real: YuNet y Suavizado Temporal EMA</w:t>
+      </w:r>
+    </w:p>
+    <w:p>
+      <w:pPr>
+        <w:spacing w:after="120" w:line="276" w:lineRule="auto"/>
+        <w:ind w:firstLine="425"/>
+        <w:jc w:val="both"/>
+      </w:pPr>
+      <w:r>
+        <w:rPr>
+          <w:rFonts w:ascii="Calibri" w:hAnsi="Calibri"/>
+          <w:b w:val="0"/>
+          <w:i w:val="0"/>
+          <w:color w:val="282828"/>
+          <w:sz w:val="22"/>
+        </w:rPr>
+        <w:t>El módulo src/realtime.py ofrece una experiencia de producción mediante dos mecanismos clave:</w:t>
       </w:r>
     </w:p>
     <w:p>
@@ -3631,7 +2789,7 @@
           <w:color w:val="003366"/>
           <w:sz w:val="21"/>
         </w:rPr>
-        <w:t xml:space="preserve">P: ¿Qué tipo de problema de Machine Learning resuelve este proyecto?: </w:t>
+        <w:t xml:space="preserve">Detector Facial YuNet ONNX: </w:t>
       </w:r>
       <w:r>
         <w:rPr>
@@ -3639,8 +2797,7 @@
           <w:color w:val="282828"/>
           <w:sz w:val="21"/>
         </w:rPr>
-        <w:br/>
-        <w:t>R: Es un problema de Aprendizaje Supervisado de Clasificación Multiclase (7 clases excluyentes).</w:t>
+        <w:t>Detección profunda multi-ángulo (yaw ±90°, inclinación y cabeceo) con umbral de confianza (&gt;0.65) y 5 puntos faciales (landmarks).</w:t>
       </w:r>
     </w:p>
     <w:p>
@@ -3655,7 +2812,7 @@
           <w:color w:val="003366"/>
           <w:sz w:val="21"/>
         </w:rPr>
-        <w:t xml:space="preserve">P: ¿Por qué se utiliza CrossEntropyLoss como función de pérdida?: </w:t>
+        <w:t xml:space="preserve">Suavizado Temporal (EMA Tracker): </w:t>
       </w:r>
       <w:r>
         <w:rPr>
@@ -3663,8 +2820,7 @@
           <w:color w:val="282828"/>
           <w:sz w:val="21"/>
         </w:rPr>
-        <w:br/>
-        <w:t>R: Porque es la función estándar para problemas de clasificación multiclase donde cada muestra pertenece a una única categoría. Mide la discrepancia entre la distribución de probabilidad predicha por la red y la etiqueta real one-hot.</w:t>
+        <w:t>Fórmula exponencial P_t = 0.30 * P_actual + 0.70 * P_anterior. Evita que un pestañeo o ruido en un fotograma cambie erráticamente la emoción predicha.</w:t>
       </w:r>
     </w:p>
     <w:p>
@@ -3679,7 +2835,7 @@
           <w:color w:val="003366"/>
           <w:sz w:val="21"/>
         </w:rPr>
-        <w:t xml:space="preserve">P: ¿Qué función cumple la capa Batch Normalization?: </w:t>
+        <w:t xml:space="preserve">Controles Interactivos en Caliente: </w:t>
       </w:r>
       <w:r>
         <w:rPr>
@@ -3687,8 +2843,39 @@
           <w:color w:val="282828"/>
           <w:sz w:val="21"/>
         </w:rPr>
-        <w:br/>
-        <w:t>R: Acelera el entrenamiento y estabiliza los pesos al normalizar la distribución de las activaciones intermedias, mitigando el problema del desvanecimiento del gradiente.</w:t>
+        <w:t>'d' para alternar YuNet/Haar, 't' para toggle de suavizado EMA, 'l' para landmarks, 's' para screenshot HD y 'q' para salir.</w:t>
+      </w:r>
+    </w:p>
+    <w:p>
+      <w:pPr>
+        <w:pStyle w:val="Heading1"/>
+        <w:spacing w:before="240" w:after="80"/>
+      </w:pPr>
+      <w:r>
+        <w:rPr>
+          <w:rFonts w:ascii="Calibri" w:hAnsi="Calibri"/>
+          <w:b/>
+          <w:color w:val="003366"/>
+          <w:sz w:val="32"/>
+        </w:rPr>
+        <w:t>6. Exportación Portátil Universal (Opción 6 del Menú)</w:t>
+      </w:r>
+    </w:p>
+    <w:p>
+      <w:pPr>
+        <w:spacing w:after="120" w:line="276" w:lineRule="auto"/>
+        <w:ind w:firstLine="425"/>
+        <w:jc w:val="both"/>
+      </w:pPr>
+      <w:r>
+        <w:rPr>
+          <w:rFonts w:ascii="Calibri" w:hAnsi="Calibri"/>
+          <w:b w:val="0"/>
+          <w:i w:val="0"/>
+          <w:color w:val="282828"/>
+          <w:sz w:val="22"/>
+        </w:rPr>
+        <w:t>Para compartir el proyecto y que cualquier persona o jurado pueda probarlo en su propia computadora sin necesidad de instalar PyTorch ni contar con tarjeta gráfica dedicada, se diseñó la Opción 6 del menú:</w:t>
       </w:r>
     </w:p>
     <w:p>
@@ -3703,7 +2890,7 @@
           <w:color w:val="003366"/>
           <w:sz w:val="21"/>
         </w:rPr>
-        <w:t xml:space="preserve">P: ¿Cuál es la diferencia entre los filtros convolucionales iniciales y los finales?: </w:t>
+        <w:t xml:space="preserve">¿Cómo se comparte?: </w:t>
       </w:r>
       <w:r>
         <w:rPr>
@@ -3711,8 +2898,7 @@
           <w:color w:val="282828"/>
           <w:sz w:val="21"/>
         </w:rPr>
-        <w:br/>
-        <w:t>R: Los filtros iniciales (Bloque 1, 32 filtros) capturan características de bajo nivel como bordes y contrastes. Los filtros más profundos (Bloque 4, 256 filtros) combinan esos bordes para reconocer formas complejas como bocas fruncidas, cejas levantadas o sonrisas.</w:t>
+        <w:t>Se copia el archivo 'Emotion_AI_Portable_v2.0.zip' (40.5 MB) a un USB o Google Drive.</w:t>
       </w:r>
     </w:p>
     <w:p>
@@ -3727,7 +2913,91 @@
           <w:color w:val="003366"/>
           <w:sz w:val="21"/>
         </w:rPr>
-        <w:t xml:space="preserve">P: ¿Cómo se evita el sobreajuste (overfitting) en este modelo?: </w:t>
+        <w:t xml:space="preserve">¿Cómo se ejecuta en otra PC?: </w:t>
+      </w:r>
+      <w:r>
+        <w:rPr>
+          <w:rFonts w:ascii="Calibri" w:hAnsi="Calibri"/>
+          <w:color w:val="282828"/>
+          <w:sz w:val="21"/>
+        </w:rPr>
+        <w:t>El usuario solo debe descomprimir el ZIP y hacer doble clic en 'EJECUTAR_WEBCAM.bat'.</w:t>
+      </w:r>
+    </w:p>
+    <w:p>
+      <w:pPr>
+        <w:pStyle w:val="ListBullet"/>
+        <w:spacing w:after="60" w:line="276" w:lineRule="auto"/>
+      </w:pPr>
+      <w:r>
+        <w:rPr>
+          <w:rFonts w:ascii="Calibri" w:hAnsi="Calibri"/>
+          <w:b/>
+          <w:color w:val="003366"/>
+          <w:sz w:val="21"/>
+        </w:rPr>
+        <w:t xml:space="preserve">¿Qué dependencias requiere?: </w:t>
+      </w:r>
+      <w:r>
+        <w:rPr>
+          <w:rFonts w:ascii="Calibri" w:hAnsi="Calibri"/>
+          <w:color w:val="282828"/>
+          <w:sz w:val="21"/>
+        </w:rPr>
+        <w:t>Únicamente Python con OpenCV y NumPy (se autoinstalan en 5 segundos). No requiere los 3 GB de PyTorch CUDA.</w:t>
+      </w:r>
+    </w:p>
+    <w:p>
+      <w:pPr>
+        <w:pStyle w:val="ListBullet"/>
+        <w:spacing w:after="60" w:line="276" w:lineRule="auto"/>
+      </w:pPr>
+      <w:r>
+        <w:rPr>
+          <w:rFonts w:ascii="Calibri" w:hAnsi="Calibri"/>
+          <w:b/>
+          <w:color w:val="003366"/>
+          <w:sz w:val="21"/>
+        </w:rPr>
+        <w:t xml:space="preserve">¿Cómo corre la red neuronal?: </w:t>
+      </w:r>
+      <w:r>
+        <w:rPr>
+          <w:rFonts w:ascii="Calibri" w:hAnsi="Calibri"/>
+          <w:color w:val="282828"/>
+          <w:sz w:val="21"/>
+        </w:rPr>
+        <w:t>OpenCV DNN carga directamente el modelo 'modelo_emociones_cv2.onnx' y ejecuta la inferencia en la CPU a más de 30-60 FPS.</w:t>
+      </w:r>
+    </w:p>
+    <w:p>
+      <w:pPr>
+        <w:pStyle w:val="Heading1"/>
+        <w:spacing w:before="240" w:after="80"/>
+      </w:pPr>
+      <w:r>
+        <w:rPr>
+          <w:rFonts w:ascii="Calibri" w:hAnsi="Calibri"/>
+          <w:b/>
+          <w:color w:val="003366"/>
+          <w:sz w:val="32"/>
+        </w:rPr>
+        <w:t>7. Preguntas Clave para Sustentación o Examen</w:t>
+      </w:r>
+    </w:p>
+    <w:p>
+      <w:pPr>
+        <w:pStyle w:val="ListBullet"/>
+        <w:spacing w:after="60" w:line="276" w:lineRule="auto"/>
+      </w:pPr>
+      <w:r>
+        <w:rPr>
+          <w:rFonts w:ascii="Calibri" w:hAnsi="Calibri"/>
+          <w:b/>
+          <w:color w:val="003366"/>
+          <w:sz w:val="21"/>
+        </w:rPr>
+        <w:t xml:space="preserve">P: ¿Por qué el modelo alcanza 68.97% de Val Acc y 67.86% en Test?: </w:t>
       </w:r>
       <w:r>
         <w:rPr>
@@ -3736,7 +3006,127 @@
           <w:sz w:val="21"/>
         </w:rPr>
         <w:br/>
-        <w:t>R: Se aplican tres técnicas complementarias: 1) Data Augmentation (modificaciones aleatorias a las imágenes), 2) Dropout (apagado aleatorio de neuronas en 25% y 50%), y 3) Early Stopping (detención automática al no observar mejoras).</w:t>
+        <w:t>R: Porque incorpora conexiones residuales (ResNet) para evitar el desvanecimiento de gradiente, módulos de atención SE para priorizar rasgos morfológicos clave, y pesos de clase (Class Weights) para equilibrar emociones difíciles.</w:t>
+      </w:r>
+    </w:p>
+    <w:p>
+      <w:pPr>
+        <w:pStyle w:val="ListBullet"/>
+        <w:spacing w:after="60" w:line="276" w:lineRule="auto"/>
+      </w:pPr>
+      <w:r>
+        <w:rPr>
+          <w:rFonts w:ascii="Calibri" w:hAnsi="Calibri"/>
+          <w:b/>
+          <w:color w:val="003366"/>
+          <w:sz w:val="21"/>
+        </w:rPr>
+        <w:t xml:space="preserve">P: ¿Cómo se comprobó que no hay fuga de datos (Data Leakage)?: </w:t>
+      </w:r>
+      <w:r>
+        <w:rPr>
+          <w:rFonts w:ascii="Calibri" w:hAnsi="Calibri"/>
+          <w:color w:val="282828"/>
+          <w:sz w:val="21"/>
+        </w:rPr>
+        <w:br/>
+        <w:t>R: Las 7,178 imágenes de Test se aislaron completamente y nunca se usaron en entrenamiento. El Data Augmentation solo se activa en el conjunto de entrenamiento (is_train=True), y los Class Weights se calcularon exclusivamente con las etiquetas de train.</w:t>
+      </w:r>
+    </w:p>
+    <w:p>
+      <w:pPr>
+        <w:pStyle w:val="ListBullet"/>
+        <w:spacing w:after="60" w:line="276" w:lineRule="auto"/>
+      </w:pPr>
+      <w:r>
+        <w:rPr>
+          <w:rFonts w:ascii="Calibri" w:hAnsi="Calibri"/>
+          <w:b/>
+          <w:color w:val="003366"/>
+          <w:sz w:val="21"/>
+        </w:rPr>
+        <w:t xml:space="preserve">P: ¿Por qué se seleccionó el modelo de la Época 40 y no el de la 50?: </w:t>
+      </w:r>
+      <w:r>
+        <w:rPr>
+          <w:rFonts w:ascii="Calibri" w:hAnsi="Calibri"/>
+          <w:color w:val="282828"/>
+          <w:sz w:val="21"/>
+        </w:rPr>
+        <w:br/>
+        <w:t>R: Porque el sistema cuenta con Early Stopping y seguimiento de métricas. A partir de la época 40 comenzó un ligero sobreajuste en train (80.9%), por lo que el checkpoint guardó el punto de óptima generalización (Época 40, Val Acc 68.97%).</w:t>
+      </w:r>
+    </w:p>
+    <w:p>
+      <w:pPr>
+        <w:pStyle w:val="ListBullet"/>
+        <w:spacing w:after="60" w:line="276" w:lineRule="auto"/>
+      </w:pPr>
+      <w:r>
+        <w:rPr>
+          <w:rFonts w:ascii="Calibri" w:hAnsi="Calibri"/>
+          <w:b/>
+          <w:color w:val="003366"/>
+          <w:sz w:val="21"/>
+        </w:rPr>
+        <w:t xml:space="preserve">P: ¿Qué ventajas ofrece YuNet frente a Haar Cascade?: </w:t>
+      </w:r>
+      <w:r>
+        <w:rPr>
+          <w:rFonts w:ascii="Calibri" w:hAnsi="Calibri"/>
+          <w:color w:val="282828"/>
+          <w:sz w:val="21"/>
+        </w:rPr>
+        <w:br/>
+        <w:t>R: Haar Cascade solo detecta caras frontales y falla con giros &gt;15°. YuNet es una red neuronal convolucional liviana (ONNX) que detecta caras de perfil (yaw ±90°), cabeceo, inclinación y elimina falsos positivos en ropa/fondos mediante umbrales neuronales.</w:t>
+      </w:r>
+    </w:p>
+    <w:p>
+      <w:pPr>
+        <w:pStyle w:val="ListBullet"/>
+        <w:spacing w:after="60" w:line="276" w:lineRule="auto"/>
+      </w:pPr>
+      <w:r>
+        <w:rPr>
+          <w:rFonts w:ascii="Calibri" w:hAnsi="Calibri"/>
+          <w:b/>
+          <w:color w:val="003366"/>
+          <w:sz w:val="21"/>
+        </w:rPr>
+        <w:t xml:space="preserve">P: ¿En qué consiste el Suavizado Temporal EMA en tiempo real?: </w:t>
+      </w:r>
+      <w:r>
+        <w:rPr>
+          <w:rFonts w:ascii="Calibri" w:hAnsi="Calibri"/>
+          <w:color w:val="282828"/>
+          <w:sz w:val="21"/>
+        </w:rPr>
+        <w:br/>
+        <w:t>R: Es una media móvil exponencial sobre las probabilidades de los rostros rastreados por IoU. Filtra el ruido inter-frame y erradica el parpadeo errático de las barras de probabilidad.</w:t>
+      </w:r>
+    </w:p>
+    <w:p>
+      <w:pPr>
+        <w:pStyle w:val="ListBullet"/>
+        <w:spacing w:after="60" w:line="276" w:lineRule="auto"/>
+      </w:pPr>
+      <w:r>
+        <w:rPr>
+          <w:rFonts w:ascii="Calibri" w:hAnsi="Calibri"/>
+          <w:b/>
+          <w:color w:val="003366"/>
+          <w:sz w:val="21"/>
+        </w:rPr>
+        <w:t xml:space="preserve">P: ¿Cómo se logró que el programa funcione en cualquier computadora sin tarjeta gráfica NVIDIA?: </w:t>
+      </w:r>
+      <w:r>
+        <w:rPr>
+          <w:rFonts w:ascii="Calibri" w:hAnsi="Calibri"/>
+          <w:color w:val="282828"/>
+          <w:sz w:val="21"/>
+        </w:rPr>
+        <w:br/>
+        <w:t>R: Se exportó el modelo PyTorch al estándar universal ONNX (Open Neural Network Exchange). Esto permite ejecutar la red mediante el motor OpenCV DNN nativo en CPU con solo 15 MB de librerías, empaquetado en un archivo .ZIP con un ejecutable .bat de 1 solo clic.</w:t>
       </w:r>
     </w:p>
     <w:sectPr>

--- a/outputs/Guia_Explicativa_Completa_Proyecto_Emociones_CNN.docx
+++ b/outputs/Guia_Explicativa_Completa_Proyecto_Emociones_CNN.docx
@@ -294,7 +294,7 @@
           <w:color w:val="282828"/>
           <w:sz w:val="22"/>
         </w:rPr>
-        <w:t>Este proyecto implementa un sistema inteligente de visión artificial capaz de clasificar 7 emociones humanas (Enojado, Disgusto, Miedo, Feliz, Triste, Sorprendido y Neutral) en imágenes estáticas y video en tiempo real. La versión v2.0 resuelve los 4 desafíos críticos de los sistemas tradicionales:</w:t>
+        <w:t>Este proyecto implementa un sistema inteligente de visión artificial capaz de clasificar 7 emociones humanas (Enojado, Disgusto, Miedo, Feliz, Triste, Sorprendido y Neutral) en imágenes estáticas y video en tiempo real. La versión v2.0 resuelve los desafíos críticos de los sistemas tradicionales mediante innovaciones clave:</w:t>
       </w:r>
     </w:p>
     <w:p>
@@ -309,7 +309,7 @@
           <w:color w:val="003366"/>
           <w:sz w:val="21"/>
         </w:rPr>
-        <w:t xml:space="preserve">1. Pérdida de rostro al voltear la cabeza: </w:t>
+        <w:t xml:space="preserve">1. Detección Facial Neuronal Multi-Ángulo: </w:t>
       </w:r>
       <w:r>
         <w:rPr>
@@ -317,7 +317,7 @@
           <w:color w:val="282828"/>
           <w:sz w:val="21"/>
         </w:rPr>
-        <w:t>Reemplaza el clásico Haar Cascade por YuNet ONNX, detectando rostros en perfiles de hasta ±90° de giro sin falsos positivos.</w:t>
+        <w:t>Utiliza YuNet ONNX, detectando rostros en perfiles de hasta ±90° de giro, roll y pitch, con 5 puntos faciales (landmarks) y sin falsos positivos en ropa o fondos.</w:t>
       </w:r>
     </w:p>
     <w:p>
@@ -332,7 +332,7 @@
           <w:color w:val="003366"/>
           <w:sz w:val="21"/>
         </w:rPr>
-        <w:t xml:space="preserve">2. Dificultad para clasificar emociones sutiles: </w:t>
+        <w:t xml:space="preserve">2. Clasificación de Expresiones Sutiles: </w:t>
       </w:r>
       <w:r>
         <w:rPr>
@@ -340,7 +340,7 @@
           <w:color w:val="282828"/>
           <w:sz w:val="21"/>
         </w:rPr>
-        <w:t>Introduce EmotionResNetSE con mecanismos de atención que aprenden a focalizar cejas, comisuras y ojos.</w:t>
+        <w:t>Introduce EmotionResNetSE con atención por canales (Squeeze-and-Excitation) para priorizar cejas, ojos y comisuras labiales.</w:t>
       </w:r>
     </w:p>
     <w:p>
@@ -355,7 +355,7 @@
           <w:color w:val="003366"/>
           <w:sz w:val="21"/>
         </w:rPr>
-        <w:t xml:space="preserve">3. Parpadeo en tiempo real (Jitter): </w:t>
+        <w:t xml:space="preserve">3. Manejo del Desbalance Severo: </w:t>
       </w:r>
       <w:r>
         <w:rPr>
@@ -363,7 +363,7 @@
           <w:color w:val="282828"/>
           <w:sz w:val="21"/>
         </w:rPr>
-        <w:t>Aplica Suavizado Temporal EMA (Exponential Moving Average) para generar transiciones de probabilidad suaves y estables.</w:t>
+        <w:t>Combina Focal Loss (gamma=2.0) con Oversampling estocástico, elevando el Recall en clases raras como 'Disgusto' a más del 72.9%.</w:t>
       </w:r>
     </w:p>
     <w:p>
@@ -378,7 +378,7 @@
           <w:color w:val="003366"/>
           <w:sz w:val="21"/>
         </w:rPr>
-        <w:t xml:space="preserve">4. Dependencia de GPUs y librerías pesadas: </w:t>
+        <w:t xml:space="preserve">4. Inferencia Fluida sin Parpadeos (Jitter): </w:t>
       </w:r>
       <w:r>
         <w:rPr>
@@ -386,7 +386,30 @@
           <w:color w:val="282828"/>
           <w:sz w:val="21"/>
         </w:rPr>
-        <w:t>Exporta el modelo a ONNX y compila un paquete portátil autónomo (.ZIP) que corre en cualquier PC con puro OpenCV.</w:t>
+        <w:t>Aplica Suavizado Temporal EMA (Exponential Moving Average) para generar transiciones de probabilidad suaves y estables en tiempo real.</w:t>
+      </w:r>
+    </w:p>
+    <w:p>
+      <w:pPr>
+        <w:pStyle w:val="ListBullet"/>
+        <w:spacing w:after="60" w:line="276" w:lineRule="auto"/>
+      </w:pPr>
+      <w:r>
+        <w:rPr>
+          <w:rFonts w:ascii="Calibri" w:hAnsi="Calibri"/>
+          <w:b/>
+          <w:color w:val="003366"/>
+          <w:sz w:val="21"/>
+        </w:rPr>
+        <w:t xml:space="preserve">5. Despliegue Universal Portátil: </w:t>
+      </w:r>
+      <w:r>
+        <w:rPr>
+          <w:rFonts w:ascii="Calibri" w:hAnsi="Calibri"/>
+          <w:color w:val="282828"/>
+          <w:sz w:val="21"/>
+        </w:rPr>
+        <w:t>Exporta el modelo a ONNX y compila un paquete portátil autónomo (.ZIP) que corre en cualquier PC con puro OpenCV y NumPy a 60 FPS.</w:t>
       </w:r>
     </w:p>
     <w:tbl>
@@ -432,7 +455,7 @@
                 <w:color w:val="1E1E1E"/>
                 <w:sz w:val="20"/>
               </w:rPr>
-              <w:t>No fue necesario tomar más fotos manualmente. Mediante Data Augmentation acelerado en GPU (RandomErasing, RandomCrop y Flips), la red visualiza más de 1.5 millones de variantes en memoria a lo largo del entrenamiento, generalizando de forma robusta.</w:t>
+              <w:t>Mediante Data Augmentation acelerado en GPU (Rotación Afín ±12°, Random Crop con padding reflejado, Flips y Cutout) y regularización Mixup (alpha=0.1), la red visualiza millones de variantes únicas en memoria a lo largo del entrenamiento, generalizando de forma altamente robusta.</w:t>
             </w:r>
           </w:p>
         </w:tc>
@@ -646,7 +669,7 @@
                 <w:color w:val="282828"/>
                 <w:sz w:val="19"/>
               </w:rPr>
-              <w:t>Conv2D(1→64, 3x3) + BatchNorm + ReLU</w:t>
+              <w:t>Conv2D(1-&gt;64, 3x3) + BatchNorm + ReLU</w:t>
             </w:r>
           </w:p>
         </w:tc>
@@ -752,7 +775,7 @@
                 <w:color w:val="282828"/>
                 <w:sz w:val="19"/>
               </w:rPr>
-              <w:t>2x ResidualSEBlock(64→64) + SE-Attention</w:t>
+              <w:t>2x ResidualSEBlock(64-&gt;64) + SE-Attention</w:t>
             </w:r>
           </w:p>
         </w:tc>
@@ -858,7 +881,7 @@
                 <w:color w:val="282828"/>
                 <w:sz w:val="19"/>
               </w:rPr>
-              <w:t>2x ResidualSEBlock(64→128, stride=2) + SE-Attention</w:t>
+              <w:t>2x ResidualSEBlock(64-&gt;128, stride=2) + SE-Attention</w:t>
             </w:r>
           </w:p>
         </w:tc>
@@ -964,7 +987,7 @@
                 <w:color w:val="282828"/>
                 <w:sz w:val="19"/>
               </w:rPr>
-              <w:t>2x ResidualSEBlock(128→256, stride=2) + SE-Attention</w:t>
+              <w:t>2x ResidualSEBlock(128-&gt;256, stride=2) + SE-Attention</w:t>
             </w:r>
           </w:p>
         </w:tc>
@@ -1070,7 +1093,7 @@
                 <w:color w:val="282828"/>
                 <w:sz w:val="19"/>
               </w:rPr>
-              <w:t>2x ResidualSEBlock(256→512, stride=2) + SE-Attention</w:t>
+              <w:t>2x ResidualSEBlock(256-&gt;512, stride=2) + SE-Attention</w:t>
             </w:r>
           </w:p>
         </w:tc>
@@ -1282,7 +1305,7 @@
                 <w:color w:val="282828"/>
                 <w:sz w:val="19"/>
               </w:rPr>
-              <w:t>Dropout(0.4) + Linear(512→256) + BN1D + ReLU + Dropout(0.3) + Linear(256→7)</w:t>
+              <w:t>Dropout(0.4) + Linear(512-&gt;256) + BN1D + ReLU + Dropout(0.3) + Linear(256-&gt;7)</w:t>
             </w:r>
           </w:p>
         </w:tc>
@@ -1389,7 +1412,7 @@
           <w:color w:val="003366"/>
           <w:sz w:val="32"/>
         </w:rPr>
-        <w:t>3. Procesamiento y Carga Directa en VRAM (GPU Native)</w:t>
+        <w:t>3. Procesamiento en VRAM, Focal Loss y Balanceo</w:t>
       </w:r>
     </w:p>
     <w:p>
@@ -1406,7 +1429,7 @@
           <w:color w:val="282828"/>
           <w:sz w:val="22"/>
         </w:rPr>
-        <w:t>Aprovechando los 16 GB de VRAM de la NVIDIA GeForce RTX 5060 Ti, el dataset completo (35,887 imágenes) se almacena como tensores uint8 en la memoria de la tarjeta gráfica (78.9 MB totales):</w:t>
+        <w:t>El sistema aprovecha al máximo la tarjeta gráfica NVIDIA GeForce RTX 5060 Ti mediante tres pilares:</w:t>
       </w:r>
     </w:p>
     <w:p>
@@ -1421,7 +1444,7 @@
           <w:color w:val="003366"/>
           <w:sz w:val="21"/>
         </w:rPr>
-        <w:t xml:space="preserve">0% Uso de RAM del Sistema: </w:t>
+        <w:t xml:space="preserve">Dataset 100% Residente en VRAM: </w:t>
       </w:r>
       <w:r>
         <w:rPr>
@@ -1429,7 +1452,7 @@
           <w:color w:val="282828"/>
           <w:sz w:val="21"/>
         </w:rPr>
-        <w:t>La memoria RAM de la computadora queda completamente libre para otras tareas.</w:t>
+        <w:t>Las 35,887 imágenes se transfieren como tensores uint8 a la memoria GPU (78.9 MB totales), eliminando latencias del bus PCIe y permitiendo más de 12,000 imgs/seg.</w:t>
       </w:r>
     </w:p>
     <w:p>
@@ -1444,7 +1467,7 @@
           <w:color w:val="003366"/>
           <w:sz w:val="21"/>
         </w:rPr>
-        <w:t xml:space="preserve">Cero latencia PCIe: </w:t>
+        <w:t xml:space="preserve">Focal Loss (gamma=2.0): </w:t>
       </w:r>
       <w:r>
         <w:rPr>
@@ -1452,7 +1475,7 @@
           <w:color w:val="282828"/>
           <w:sz w:val="21"/>
         </w:rPr>
-        <w:t>Se eliminan las transferencias lentas bus a bus en cada época.</w:t>
+        <w:t>Modula la función de pérdida para concentrar el gradiente en las emociones difíciles y suprimir la sobreconfianza en las fáciles, resolviendo el ratio 17:1 entre Feliz y Disgusto.</w:t>
       </w:r>
     </w:p>
     <w:p>
@@ -1467,7 +1490,7 @@
           <w:color w:val="003366"/>
           <w:sz w:val="21"/>
         </w:rPr>
-        <w:t xml:space="preserve">Data Augmentation en CUDA: </w:t>
+        <w:t xml:space="preserve">Planificador SequentialLR: </w:t>
       </w:r>
       <w:r>
         <w:rPr>
@@ -1475,30 +1498,7 @@
           <w:color w:val="282828"/>
           <w:sz w:val="21"/>
         </w:rPr>
-        <w:t>Las operaciones de RandomCrop, Flips y Cutout se ejecutan en paralelo con núcleos CUDA a más de 12,000 imágenes por segundo.</w:t>
-      </w:r>
-    </w:p>
-    <w:p>
-      <w:pPr>
-        <w:pStyle w:val="ListBullet"/>
-        <w:spacing w:after="60" w:line="276" w:lineRule="auto"/>
-      </w:pPr>
-      <w:r>
-        <w:rPr>
-          <w:rFonts w:ascii="Calibri" w:hAnsi="Calibri"/>
-          <w:b/>
-          <w:color w:val="003366"/>
-          <w:sz w:val="21"/>
-        </w:rPr>
-        <w:t xml:space="preserve">Estabilidad en Windows: </w:t>
-      </w:r>
-      <w:r>
-        <w:rPr>
-          <w:rFonts w:ascii="Calibri" w:hAnsi="Calibri"/>
-          <w:color w:val="282828"/>
-          <w:sz w:val="21"/>
-        </w:rPr>
-        <w:t>Al no requerir subprocesos de CPU (num_workers=0), se eliminan los bloqueos de multiprocessing.</w:t>
+        <w:t>8 épocas de Linear Warmup para estabilizar pesos iniciales seguidas de decaimiento Cosine Annealing para alcanzar mínimos globales estables.</w:t>
       </w:r>
     </w:p>
     <w:p>
@@ -1513,7 +1513,7 @@
           <w:color w:val="003366"/>
           <w:sz w:val="32"/>
         </w:rPr>
-        <w:t>4. Resultados Experimentales en el Conjunto de TEST</w:t>
+        <w:t>4. Resultados Experimentales en el Conjunto de TEST (7,178 Muestras)</w:t>
       </w:r>
     </w:p>
     <w:p>
@@ -1530,7 +1530,7 @@
           <w:color w:val="282828"/>
           <w:sz w:val="22"/>
         </w:rPr>
-        <w:t>El modelo entrenado (guardado en su punto óptimo en la Época 40 con 68.97% Val Acc) fue evaluado formalmente sobre las 7,178 imágenes independientes del conjunto de Test, obteniendo un Accuracy Global de 67.86%:</w:t>
+        <w:t>El modelo final fue evaluado formalmente sobre las 7,178 imágenes independientes del conjunto de Test, obteniendo un Accuracy Global de 68.04% y superando el promedio de concordancia humana (65%-68%):</w:t>
       </w:r>
     </w:p>
     <w:tbl>
@@ -1732,7 +1732,7 @@
                 <w:color w:val="282828"/>
                 <w:sz w:val="19"/>
               </w:rPr>
-              <w:t>62.12%</w:t>
+              <w:t>61.71%</w:t>
             </w:r>
           </w:p>
         </w:tc>
@@ -1758,7 +1758,7 @@
                 <w:color w:val="282828"/>
                 <w:sz w:val="19"/>
               </w:rPr>
-              <w:t>59.92%</w:t>
+              <w:t>59.39%</w:t>
             </w:r>
           </w:p>
         </w:tc>
@@ -1784,7 +1784,7 @@
                 <w:color w:val="282828"/>
                 <w:sz w:val="19"/>
               </w:rPr>
-              <w:t>61.00%</w:t>
+              <w:t>60.53%</w:t>
             </w:r>
           </w:p>
         </w:tc>
@@ -1864,7 +1864,7 @@
                 <w:color w:val="282828"/>
                 <w:sz w:val="19"/>
               </w:rPr>
-              <w:t>58.14%</w:t>
+              <w:t>52.26%</w:t>
             </w:r>
           </w:p>
         </w:tc>
@@ -1890,7 +1890,7 @@
                 <w:color w:val="282828"/>
                 <w:sz w:val="19"/>
               </w:rPr>
-              <w:t>67.57%</w:t>
+              <w:t>72.97%</w:t>
             </w:r>
           </w:p>
         </w:tc>
@@ -1916,7 +1916,7 @@
                 <w:color w:val="282828"/>
                 <w:sz w:val="19"/>
               </w:rPr>
-              <w:t>62.50%</w:t>
+              <w:t>60.90%</w:t>
             </w:r>
           </w:p>
         </w:tc>
@@ -1996,7 +1996,7 @@
                 <w:color w:val="282828"/>
                 <w:sz w:val="19"/>
               </w:rPr>
-              <w:t>52.99%</w:t>
+              <w:t>55.43%</w:t>
             </w:r>
           </w:p>
         </w:tc>
@@ -2022,7 +2022,7 @@
                 <w:color w:val="282828"/>
                 <w:sz w:val="19"/>
               </w:rPr>
-              <w:t>48.54%</w:t>
+              <w:t>48.83%</w:t>
             </w:r>
           </w:p>
         </w:tc>
@@ -2048,7 +2048,7 @@
                 <w:color w:val="282828"/>
                 <w:sz w:val="19"/>
               </w:rPr>
-              <w:t>50.66%</w:t>
+              <w:t>51.92%</w:t>
             </w:r>
           </w:p>
         </w:tc>
@@ -2128,7 +2128,7 @@
                 <w:color w:val="282828"/>
                 <w:sz w:val="19"/>
               </w:rPr>
-              <w:t>86.77%</w:t>
+              <w:t>88.47%</w:t>
             </w:r>
           </w:p>
         </w:tc>
@@ -2154,7 +2154,7 @@
                 <w:color w:val="282828"/>
                 <w:sz w:val="19"/>
               </w:rPr>
-              <w:t>86.87%</w:t>
+              <w:t>86.47%</w:t>
             </w:r>
           </w:p>
         </w:tc>
@@ -2180,7 +2180,7 @@
                 <w:color w:val="282828"/>
                 <w:sz w:val="19"/>
               </w:rPr>
-              <w:t>86.82%</w:t>
+              <w:t>87.46%</w:t>
             </w:r>
           </w:p>
         </w:tc>
@@ -2260,7 +2260,7 @@
                 <w:color w:val="282828"/>
                 <w:sz w:val="19"/>
               </w:rPr>
-              <w:t>56.94%</w:t>
+              <w:t>55.93%</w:t>
             </w:r>
           </w:p>
         </w:tc>
@@ -2286,7 +2286,7 @@
                 <w:color w:val="282828"/>
                 <w:sz w:val="19"/>
               </w:rPr>
-              <w:t>54.29%</w:t>
+              <w:t>55.17%</w:t>
             </w:r>
           </w:p>
         </w:tc>
@@ -2312,7 +2312,7 @@
                 <w:color w:val="282828"/>
                 <w:sz w:val="19"/>
               </w:rPr>
-              <w:t>55.58%</w:t>
+              <w:t>55.55%</w:t>
             </w:r>
           </w:p>
         </w:tc>
@@ -2392,7 +2392,7 @@
                 <w:color w:val="282828"/>
                 <w:sz w:val="19"/>
               </w:rPr>
-              <w:t>78.50%</w:t>
+              <w:t>71.99%</w:t>
             </w:r>
           </w:p>
         </w:tc>
@@ -2418,7 +2418,7 @@
                 <w:color w:val="282828"/>
                 <w:sz w:val="19"/>
               </w:rPr>
-              <w:t>80.39%</w:t>
+              <w:t>83.51%</w:t>
             </w:r>
           </w:p>
         </w:tc>
@@ -2444,7 +2444,7 @@
                 <w:color w:val="282828"/>
                 <w:sz w:val="19"/>
               </w:rPr>
-              <w:t>79.43%</w:t>
+              <w:t>77.33%</w:t>
             </w:r>
           </w:p>
         </w:tc>
@@ -2524,7 +2524,7 @@
                 <w:color w:val="282828"/>
                 <w:sz w:val="19"/>
               </w:rPr>
-              <w:t>61.20%</w:t>
+              <w:t>64.36%</w:t>
             </w:r>
           </w:p>
         </w:tc>
@@ -2550,7 +2550,7 @@
                 <w:color w:val="282828"/>
                 <w:sz w:val="19"/>
               </w:rPr>
-              <w:t>68.05%</w:t>
+              <w:t>66.34%</w:t>
             </w:r>
           </w:p>
         </w:tc>
@@ -2576,7 +2576,7 @@
                 <w:color w:val="282828"/>
                 <w:sz w:val="19"/>
               </w:rPr>
-              <w:t>64.44%</w:t>
+              <w:t>65.34%</w:t>
             </w:r>
           </w:p>
         </w:tc>
@@ -2656,7 +2656,7 @@
                 <w:color w:val="282828"/>
                 <w:sz w:val="19"/>
               </w:rPr>
-              <w:t>67.68%</w:t>
+              <w:t>67.92%</w:t>
             </w:r>
           </w:p>
         </w:tc>
@@ -2682,7 +2682,7 @@
                 <w:color w:val="282828"/>
                 <w:sz w:val="19"/>
               </w:rPr>
-              <w:t>67.86%</w:t>
+              <w:t>68.04%</w:t>
             </w:r>
           </w:p>
         </w:tc>
@@ -2708,7 +2708,7 @@
                 <w:color w:val="282828"/>
                 <w:sz w:val="19"/>
               </w:rPr>
-              <w:t>67.71%</w:t>
+              <w:t>67.87%</w:t>
             </w:r>
           </w:p>
         </w:tc>
@@ -2757,7 +2757,7 @@
           <w:color w:val="003366"/>
           <w:sz w:val="32"/>
         </w:rPr>
-        <w:t>5. Sistema en Tiempo Real: YuNet y Suavizado Temporal EMA</w:t>
+        <w:t>5. Sistema en Tiempo Real: YuNet, EMA Tracker y 60 FPS</w:t>
       </w:r>
     </w:p>
     <w:p>
@@ -2774,7 +2774,7 @@
           <w:color w:val="282828"/>
           <w:sz w:val="22"/>
         </w:rPr>
-        <w:t>El módulo src/realtime.py ofrece una experiencia de producción mediante dos mecanismos clave:</w:t>
+        <w:t>El módulo src/realtime.py ofrece una experiencia de producción optimizada:</w:t>
       </w:r>
     </w:p>
     <w:p>
@@ -2820,7 +2820,7 @@
           <w:color w:val="282828"/>
           <w:sz w:val="21"/>
         </w:rPr>
-        <w:t>Fórmula exponencial P_t = 0.30 * P_actual + 0.70 * P_anterior. Evita que un pestañeo o ruido en un fotograma cambie erráticamente la emoción predicha.</w:t>
+        <w:t>Fórmula exponencial P_t = 0.30 * P_actual + 0.70 * P_anterior. Evita parpadeos bruscos por microexpresiones.</w:t>
       </w:r>
     </w:p>
     <w:p>
@@ -2835,7 +2835,7 @@
           <w:color w:val="003366"/>
           <w:sz w:val="21"/>
         </w:rPr>
-        <w:t xml:space="preserve">Controles Interactivos en Caliente: </w:t>
+        <w:t xml:space="preserve">Preprocesamiento C++ Ultrarrápido: </w:t>
       </w:r>
       <w:r>
         <w:rPr>
@@ -2843,7 +2843,53 @@
           <w:color w:val="282828"/>
           <w:sz w:val="21"/>
         </w:rPr>
-        <w:t>'d' para alternar YuNet/Haar, 't' para toggle de suavizado EMA, 'l' para landmarks, 's' para screenshot HD y 'q' para salir.</w:t>
+        <w:t>Redimensiona el recorte del rostro en C++ directamente a tensores en &lt;0.05 ms.</w:t>
+      </w:r>
+    </w:p>
+    <w:p>
+      <w:pPr>
+        <w:pStyle w:val="ListBullet"/>
+        <w:spacing w:after="60" w:line="276" w:lineRule="auto"/>
+      </w:pPr>
+      <w:r>
+        <w:rPr>
+          <w:rFonts w:ascii="Calibri" w:hAnsi="Calibri"/>
+          <w:b/>
+          <w:color w:val="003366"/>
+          <w:sz w:val="21"/>
+        </w:rPr>
+        <w:t xml:space="preserve">Optimización de Hardware MJPG: </w:t>
+      </w:r>
+      <w:r>
+        <w:rPr>
+          <w:rFonts w:ascii="Calibri" w:hAnsi="Calibri"/>
+          <w:color w:val="282828"/>
+          <w:sz w:val="21"/>
+        </w:rPr>
+        <w:t>Configura la cámara web a 60 FPS y buffersize=1, eliminando retrasos por cola de fotogramas.</w:t>
+      </w:r>
+    </w:p>
+    <w:p>
+      <w:pPr>
+        <w:pStyle w:val="ListBullet"/>
+        <w:spacing w:after="60" w:line="276" w:lineRule="auto"/>
+      </w:pPr>
+      <w:r>
+        <w:rPr>
+          <w:rFonts w:ascii="Calibri" w:hAnsi="Calibri"/>
+          <w:b/>
+          <w:color w:val="003366"/>
+          <w:sz w:val="21"/>
+        </w:rPr>
+        <w:t xml:space="preserve">Ventana Dinámica Ajustable: </w:t>
+      </w:r>
+      <w:r>
+        <w:rPr>
+          <w:rFonts w:ascii="Calibri" w:hAnsi="Calibri"/>
+          <w:color w:val="282828"/>
+          <w:sz w:val="21"/>
+        </w:rPr>
+        <w:t>Ventana libremente redimensionable mediante mouse o maximizado con cv2.WINDOW_NORMAL.</w:t>
       </w:r>
     </w:p>
     <w:p>
@@ -2858,7 +2904,7 @@
           <w:color w:val="003366"/>
           <w:sz w:val="32"/>
         </w:rPr>
-        <w:t>6. Exportación Portátil Universal (Opción 6 del Menú)</w:t>
+        <w:t>6. Exportación Portátil Universal (Opción 5 del Menú)</w:t>
       </w:r>
     </w:p>
     <w:p>
@@ -2875,7 +2921,7 @@
           <w:color w:val="282828"/>
           <w:sz w:val="22"/>
         </w:rPr>
-        <w:t>Para compartir el proyecto y que cualquier persona o jurado pueda probarlo en su propia computadora sin necesidad de instalar PyTorch ni contar con tarjeta gráfica dedicada, se diseñó la Opción 6 del menú:</w:t>
+        <w:t>Para compartir el proyecto y que cualquier persona o jurado pueda probarlo en su propia computadora sin necesidad de instalar PyTorch ni contar con tarjeta gráfica dedicada, se diseñó la Opción 5 del menú:</w:t>
       </w:r>
     </w:p>
     <w:p>
@@ -2944,7 +2990,7 @@
           <w:color w:val="282828"/>
           <w:sz w:val="21"/>
         </w:rPr>
-        <w:t>Únicamente Python con OpenCV y NumPy (se autoinstalan en 5 segundos). No requiere los 3 GB de PyTorch CUDA.</w:t>
+        <w:t>Únicamente Python con OpenCV y NumPy (se autoinstalan en segundos). No requiere los 3 GB de PyTorch CUDA.</w:t>
       </w:r>
     </w:p>
     <w:p>
@@ -2997,7 +3043,7 @@
           <w:color w:val="003366"/>
           <w:sz w:val="21"/>
         </w:rPr>
-        <w:t xml:space="preserve">P: ¿Por qué el modelo alcanza 68.97% de Val Acc y 67.86% en Test?: </w:t>
+        <w:t xml:space="preserve">P: ¿Por qué el modelo alcanza 68.04% en Test y supera el benchmark humano?: </w:t>
       </w:r>
       <w:r>
         <w:rPr>
@@ -3006,7 +3052,7 @@
           <w:sz w:val="21"/>
         </w:rPr>
         <w:br/>
-        <w:t>R: Porque incorpora conexiones residuales (ResNet) para evitar el desvanecimiento de gradiente, módulos de atención SE para priorizar rasgos morfológicos clave, y pesos de clase (Class Weights) para equilibrar emociones difíciles.</w:t>
+        <w:t>R: Porque incorpora conexiones residuales (ResNet) para evitar el desvanecimiento de gradiente, módulos de atención SE para priorizar rasgos morfológicos clave, y Focal Loss con Oversampling para equilibrar emociones difíciles.</w:t>
       </w:r>
     </w:p>
     <w:p>
@@ -3030,7 +3076,7 @@
           <w:sz w:val="21"/>
         </w:rPr>
         <w:br/>
-        <w:t>R: Las 7,178 imágenes de Test se aislaron completamente y nunca se usaron en entrenamiento. El Data Augmentation solo se activa en el conjunto de entrenamiento (is_train=True), y los Class Weights se calcularon exclusivamente con las etiquetas de train.</w:t>
+        <w:t>R: Las 7,178 imágenes de Test se aislaron completamente y nunca se usaron en entrenamiento. El Data Augmentation y Oversampling solo se aplican sobre el conjunto de entrenamiento (is_train=True).</w:t>
       </w:r>
     </w:p>
     <w:p>
@@ -3045,7 +3091,7 @@
           <w:color w:val="003366"/>
           <w:sz w:val="21"/>
         </w:rPr>
-        <w:t xml:space="preserve">P: ¿Por qué se seleccionó el modelo de la Época 40 y no el de la 50?: </w:t>
+        <w:t xml:space="preserve">P: ¿Qué ventajas ofrece YuNet frente a clasificadores tradicionales?: </w:t>
       </w:r>
       <w:r>
         <w:rPr>
@@ -3054,31 +3100,7 @@
           <w:sz w:val="21"/>
         </w:rPr>
         <w:br/>
-        <w:t>R: Porque el sistema cuenta con Early Stopping y seguimiento de métricas. A partir de la época 40 comenzó un ligero sobreajuste en train (80.9%), por lo que el checkpoint guardó el punto de óptima generalización (Época 40, Val Acc 68.97%).</w:t>
-      </w:r>
-    </w:p>
-    <w:p>
-      <w:pPr>
-        <w:pStyle w:val="ListBullet"/>
-        <w:spacing w:after="60" w:line="276" w:lineRule="auto"/>
-      </w:pPr>
-      <w:r>
-        <w:rPr>
-          <w:rFonts w:ascii="Calibri" w:hAnsi="Calibri"/>
-          <w:b/>
-          <w:color w:val="003366"/>
-          <w:sz w:val="21"/>
-        </w:rPr>
-        <w:t xml:space="preserve">P: ¿Qué ventajas ofrece YuNet frente a Haar Cascade?: </w:t>
-      </w:r>
-      <w:r>
-        <w:rPr>
-          <w:rFonts w:ascii="Calibri" w:hAnsi="Calibri"/>
-          <w:color w:val="282828"/>
-          <w:sz w:val="21"/>
-        </w:rPr>
-        <w:br/>
-        <w:t>R: Haar Cascade solo detecta caras frontales y falla con giros &gt;15°. YuNet es una red neuronal convolucional liviana (ONNX) que detecta caras de perfil (yaw ±90°), cabeceo, inclinación y elimina falsos positivos en ropa/fondos mediante umbrales neuronales.</w:t>
+        <w:t>R: YuNet es una red convolucional profunda ligera (ONNX) que detecta caras de perfil (yaw ±90°), cabeceo e inclinación, extrae 5 puntos faciales y elimina falsos positivos en ropa y fondos.</w:t>
       </w:r>
     </w:p>
     <w:p>
@@ -3126,7 +3148,7 @@
           <w:sz w:val="21"/>
         </w:rPr>
         <w:br/>
-        <w:t>R: Se exportó el modelo PyTorch al estándar universal ONNX (Open Neural Network Exchange). Esto permite ejecutar la red mediante el motor OpenCV DNN nativo en CPU con solo 15 MB de librerías, empaquetado en un archivo .ZIP con un ejecutable .bat de 1 solo clic.</w:t>
+        <w:t>R: Se exportó el modelo PyTorch al estándar universal ONNX. Esto permite ejecutar la red mediante el motor OpenCV DNN nativo en CPU con solo 15 MB de librerías, empaquetado en un archivo .ZIP con un ejecutable .bat de 1 solo clic.</w:t>
       </w:r>
     </w:p>
     <w:sectPr>

--- a/outputs/Guia_Explicativa_Completa_Proyecto_Emociones_CNN.docx
+++ b/outputs/Guia_Explicativa_Completa_Proyecto_Emociones_CNN.docx
@@ -1530,7 +1530,7 @@
           <w:color w:val="282828"/>
           <w:sz w:val="22"/>
         </w:rPr>
-        <w:t>El modelo final fue evaluado formalmente sobre las 7,178 imágenes independientes del conjunto de Test, obteniendo un Accuracy Global de 68.04% y superando el promedio de concordancia humana (65%-68%):</w:t>
+        <w:t>El modelo final EmotionResNetSE fue evaluado formalmente sobre las 7,178 imágenes independientes del conjunto de Test, obteniendo una Exactitud Global (Accuracy) de 69.45% (4,985 aciertos de 7,178) y superando el promedio de concordancia humana (65%-68%):</w:t>
       </w:r>
     </w:p>
     <w:tbl>
@@ -1732,7 +1732,7 @@
                 <w:color w:val="282828"/>
                 <w:sz w:val="19"/>
               </w:rPr>
-              <w:t>61.71%</w:t>
+              <w:t>61.55%</w:t>
             </w:r>
           </w:p>
         </w:tc>
@@ -1758,7 +1758,7 @@
                 <w:color w:val="282828"/>
                 <w:sz w:val="19"/>
               </w:rPr>
-              <w:t>59.39%</w:t>
+              <w:t>62.84%</w:t>
             </w:r>
           </w:p>
         </w:tc>
@@ -1784,7 +1784,7 @@
                 <w:color w:val="282828"/>
                 <w:sz w:val="19"/>
               </w:rPr>
-              <w:t>60.53%</w:t>
+              <w:t>62.19%</w:t>
             </w:r>
           </w:p>
         </w:tc>
@@ -1864,7 +1864,7 @@
                 <w:color w:val="282828"/>
                 <w:sz w:val="19"/>
               </w:rPr>
-              <w:t>52.26%</w:t>
+              <w:t>61.65%</w:t>
             </w:r>
           </w:p>
         </w:tc>
@@ -1890,7 +1890,7 @@
                 <w:color w:val="282828"/>
                 <w:sz w:val="19"/>
               </w:rPr>
-              <w:t>72.97%</w:t>
+              <w:t>73.87%</w:t>
             </w:r>
           </w:p>
         </w:tc>
@@ -1916,7 +1916,7 @@
                 <w:color w:val="282828"/>
                 <w:sz w:val="19"/>
               </w:rPr>
-              <w:t>60.90%</w:t>
+              <w:t>67.21%</w:t>
             </w:r>
           </w:p>
         </w:tc>
@@ -1996,7 +1996,7 @@
                 <w:color w:val="282828"/>
                 <w:sz w:val="19"/>
               </w:rPr>
-              <w:t>55.43%</w:t>
+              <w:t>57.92%</w:t>
             </w:r>
           </w:p>
         </w:tc>
@@ -2022,7 +2022,7 @@
                 <w:color w:val="282828"/>
                 <w:sz w:val="19"/>
               </w:rPr>
-              <w:t>48.83%</w:t>
+              <w:t>49.61%</w:t>
             </w:r>
           </w:p>
         </w:tc>
@@ -2048,7 +2048,7 @@
                 <w:color w:val="282828"/>
                 <w:sz w:val="19"/>
               </w:rPr>
-              <w:t>51.92%</w:t>
+              <w:t>53.45%</w:t>
             </w:r>
           </w:p>
         </w:tc>
@@ -2128,7 +2128,7 @@
                 <w:color w:val="282828"/>
                 <w:sz w:val="19"/>
               </w:rPr>
-              <w:t>88.47%</w:t>
+              <w:t>87.92%</w:t>
             </w:r>
           </w:p>
         </w:tc>
@@ -2154,7 +2154,7 @@
                 <w:color w:val="282828"/>
                 <w:sz w:val="19"/>
               </w:rPr>
-              <w:t>86.47%</w:t>
+              <w:t>88.61%</w:t>
             </w:r>
           </w:p>
         </w:tc>
@@ -2180,7 +2180,7 @@
                 <w:color w:val="282828"/>
                 <w:sz w:val="19"/>
               </w:rPr>
-              <w:t>87.46%</w:t>
+              <w:t>88.27%</w:t>
             </w:r>
           </w:p>
         </w:tc>
@@ -2260,7 +2260,7 @@
                 <w:color w:val="282828"/>
                 <w:sz w:val="19"/>
               </w:rPr>
-              <w:t>55.93%</w:t>
+              <w:t>61.21%</w:t>
             </w:r>
           </w:p>
         </w:tc>
@@ -2286,7 +2286,7 @@
                 <w:color w:val="282828"/>
                 <w:sz w:val="19"/>
               </w:rPr>
-              <w:t>55.17%</w:t>
+              <w:t>50.12%</w:t>
             </w:r>
           </w:p>
         </w:tc>
@@ -2312,7 +2312,7 @@
                 <w:color w:val="282828"/>
                 <w:sz w:val="19"/>
               </w:rPr>
-              <w:t>55.55%</w:t>
+              <w:t>55.11%</w:t>
             </w:r>
           </w:p>
         </w:tc>
@@ -2392,7 +2392,7 @@
                 <w:color w:val="282828"/>
                 <w:sz w:val="19"/>
               </w:rPr>
-              <w:t>71.99%</w:t>
+              <w:t>77.25%</w:t>
             </w:r>
           </w:p>
         </w:tc>
@@ -2418,7 +2418,7 @@
                 <w:color w:val="282828"/>
                 <w:sz w:val="19"/>
               </w:rPr>
-              <w:t>83.51%</w:t>
+              <w:t>84.60%</w:t>
             </w:r>
           </w:p>
         </w:tc>
@@ -2444,7 +2444,7 @@
                 <w:color w:val="282828"/>
                 <w:sz w:val="19"/>
               </w:rPr>
-              <w:t>77.33%</w:t>
+              <w:t>80.76%</w:t>
             </w:r>
           </w:p>
         </w:tc>
@@ -2524,7 +2524,7 @@
                 <w:color w:val="282828"/>
                 <w:sz w:val="19"/>
               </w:rPr>
-              <w:t>64.36%</w:t>
+              <w:t>60.71%</w:t>
             </w:r>
           </w:p>
         </w:tc>
@@ -2550,7 +2550,7 @@
                 <w:color w:val="282828"/>
                 <w:sz w:val="19"/>
               </w:rPr>
-              <w:t>66.34%</w:t>
+              <w:t>72.42%</w:t>
             </w:r>
           </w:p>
         </w:tc>
@@ -2576,7 +2576,7 @@
                 <w:color w:val="282828"/>
                 <w:sz w:val="19"/>
               </w:rPr>
-              <w:t>65.34%</w:t>
+              <w:t>66.05%</w:t>
             </w:r>
           </w:p>
         </w:tc>
@@ -2630,7 +2630,7 @@
                 <w:color w:val="282828"/>
                 <w:sz w:val="19"/>
               </w:rPr>
-              <w:t>PROMEDIO PONDERADO</w:t>
+              <w:t>PROMEDIO MACRO</w:t>
             </w:r>
           </w:p>
         </w:tc>
@@ -2656,7 +2656,7 @@
                 <w:color w:val="282828"/>
                 <w:sz w:val="19"/>
               </w:rPr>
-              <w:t>67.92%</w:t>
+              <w:t>66.89%</w:t>
             </w:r>
           </w:p>
         </w:tc>
@@ -2682,7 +2682,7 @@
                 <w:color w:val="282828"/>
                 <w:sz w:val="19"/>
               </w:rPr>
-              <w:t>68.04%</w:t>
+              <w:t>68.87%</w:t>
             </w:r>
           </w:p>
         </w:tc>
@@ -2708,7 +2708,7 @@
                 <w:color w:val="282828"/>
                 <w:sz w:val="19"/>
               </w:rPr>
-              <w:t>67.87%</w:t>
+              <w:t>67.58%</w:t>
             </w:r>
           </w:p>
         </w:tc>
@@ -2739,11 +2739,305 @@
           </w:p>
         </w:tc>
       </w:tr>
+      <w:tr>
+        <w:tc>
+          <w:tcPr>
+            <w:tcW w:type="dxa" w:w="1881"/>
+            <w:shd w:fill="FFFFFF"/>
+            <w:tcMar>
+              <w:top w:w="70" w:type="dxa"/>
+              <w:bottom w:w="70" w:type="dxa"/>
+              <w:left w:w="100" w:type="dxa"/>
+              <w:right w:w="100" w:type="dxa"/>
+            </w:tcMar>
+            <w:vAlign w:val="center"/>
+          </w:tcPr>
+          <w:p>
+            <w:pPr>
+              <w:jc w:val="left"/>
+            </w:pPr>
+            <w:r>
+              <w:rPr>
+                <w:rFonts w:ascii="Calibri" w:hAnsi="Calibri"/>
+                <w:color w:val="282828"/>
+                <w:sz w:val="19"/>
+              </w:rPr>
+              <w:t>PROMEDIO PONDERADO</w:t>
+            </w:r>
+          </w:p>
+        </w:tc>
+        <w:tc>
+          <w:tcPr>
+            <w:tcW w:type="dxa" w:w="1881"/>
+            <w:shd w:fill="FFFFFF"/>
+            <w:tcMar>
+              <w:top w:w="70" w:type="dxa"/>
+              <w:bottom w:w="70" w:type="dxa"/>
+              <w:left w:w="100" w:type="dxa"/>
+              <w:right w:w="100" w:type="dxa"/>
+            </w:tcMar>
+            <w:vAlign w:val="center"/>
+          </w:tcPr>
+          <w:p>
+            <w:pPr>
+              <w:jc w:val="center"/>
+            </w:pPr>
+            <w:r>
+              <w:rPr>
+                <w:rFonts w:ascii="Calibri" w:hAnsi="Calibri"/>
+                <w:color w:val="282828"/>
+                <w:sz w:val="19"/>
+              </w:rPr>
+              <w:t>69.17%</w:t>
+            </w:r>
+          </w:p>
+        </w:tc>
+        <w:tc>
+          <w:tcPr>
+            <w:tcW w:type="dxa" w:w="1881"/>
+            <w:shd w:fill="FFFFFF"/>
+            <w:tcMar>
+              <w:top w:w="70" w:type="dxa"/>
+              <w:bottom w:w="70" w:type="dxa"/>
+              <w:left w:w="100" w:type="dxa"/>
+              <w:right w:w="100" w:type="dxa"/>
+            </w:tcMar>
+            <w:vAlign w:val="center"/>
+          </w:tcPr>
+          <w:p>
+            <w:pPr>
+              <w:jc w:val="center"/>
+            </w:pPr>
+            <w:r>
+              <w:rPr>
+                <w:rFonts w:ascii="Calibri" w:hAnsi="Calibri"/>
+                <w:color w:val="282828"/>
+                <w:sz w:val="19"/>
+              </w:rPr>
+              <w:t>69.45%</w:t>
+            </w:r>
+          </w:p>
+        </w:tc>
+        <w:tc>
+          <w:tcPr>
+            <w:tcW w:type="dxa" w:w="1881"/>
+            <w:shd w:fill="FFFFFF"/>
+            <w:tcMar>
+              <w:top w:w="70" w:type="dxa"/>
+              <w:bottom w:w="70" w:type="dxa"/>
+              <w:left w:w="100" w:type="dxa"/>
+              <w:right w:w="100" w:type="dxa"/>
+            </w:tcMar>
+            <w:vAlign w:val="center"/>
+          </w:tcPr>
+          <w:p>
+            <w:pPr>
+              <w:jc w:val="center"/>
+            </w:pPr>
+            <w:r>
+              <w:rPr>
+                <w:rFonts w:ascii="Calibri" w:hAnsi="Calibri"/>
+                <w:color w:val="282828"/>
+                <w:sz w:val="19"/>
+              </w:rPr>
+              <w:t>69.05%</w:t>
+            </w:r>
+          </w:p>
+        </w:tc>
+        <w:tc>
+          <w:tcPr>
+            <w:tcW w:type="dxa" w:w="1881"/>
+            <w:shd w:fill="FFFFFF"/>
+            <w:tcMar>
+              <w:top w:w="70" w:type="dxa"/>
+              <w:bottom w:w="70" w:type="dxa"/>
+              <w:left w:w="100" w:type="dxa"/>
+              <w:right w:w="100" w:type="dxa"/>
+            </w:tcMar>
+            <w:vAlign w:val="center"/>
+          </w:tcPr>
+          <w:p>
+            <w:pPr>
+              <w:jc w:val="center"/>
+            </w:pPr>
+            <w:r>
+              <w:rPr>
+                <w:rFonts w:ascii="Calibri" w:hAnsi="Calibri"/>
+                <w:color w:val="282828"/>
+                <w:sz w:val="19"/>
+              </w:rPr>
+              <w:t>7,178</w:t>
+            </w:r>
+          </w:p>
+        </w:tc>
+      </w:tr>
     </w:tbl>
     <w:p>
       <w:pPr>
         <w:spacing w:before="80"/>
       </w:pPr>
+    </w:p>
+    <w:p>
+      <w:pPr>
+        <w:spacing w:before="160" w:after="40"/>
+        <w:jc w:val="center"/>
+      </w:pPr>
+      <w:r>
+        <w:drawing>
+          <wp:inline xmlns:a="http://schemas.openxmlformats.org/drawingml/2006/main" xmlns:pic="http://schemas.openxmlformats.org/drawingml/2006/picture">
+            <wp:extent cx="5486400" cy="1985949"/>
+            <wp:docPr id="1" name="Picture 1"/>
+            <wp:cNvGraphicFramePr>
+              <a:graphicFrameLocks noChangeAspect="1"/>
+            </wp:cNvGraphicFramePr>
+            <a:graphic>
+              <a:graphicData uri="http://schemas.openxmlformats.org/drawingml/2006/picture">
+                <pic:pic>
+                  <pic:nvPicPr>
+                    <pic:cNvPr id="0" name="historial_entrenamiento.png"/>
+                    <pic:cNvPicPr/>
+                  </pic:nvPicPr>
+                  <pic:blipFill>
+                    <a:blip r:embed="rId9"/>
+                    <a:stretch>
+                      <a:fillRect/>
+                    </a:stretch>
+                  </pic:blipFill>
+                  <pic:spPr>
+                    <a:xfrm>
+                      <a:off x="0" y="0"/>
+                      <a:ext cx="5486400" cy="1985949"/>
+                    </a:xfrm>
+                    <a:prstGeom prst="rect"/>
+                  </pic:spPr>
+                </pic:pic>
+              </a:graphicData>
+            </a:graphic>
+          </wp:inline>
+        </w:drawing>
+      </w:r>
+    </w:p>
+    <w:p>
+      <w:pPr>
+        <w:spacing w:after="160"/>
+        <w:jc w:val="center"/>
+      </w:pPr>
+      <w:r>
+        <w:rPr>
+          <w:rFonts w:ascii="Calibri" w:hAnsi="Calibri"/>
+          <w:i/>
+          <w:sz w:val="19"/>
+        </w:rPr>
+        <w:t>Figura 1: Curvas de Aprendizaje (Pérdida y Exactitud) a lo largo de 96 épocas.</w:t>
+      </w:r>
+    </w:p>
+    <w:p>
+      <w:pPr>
+        <w:spacing w:before="160" w:after="40"/>
+        <w:jc w:val="center"/>
+      </w:pPr>
+      <w:r>
+        <w:drawing>
+          <wp:inline xmlns:a="http://schemas.openxmlformats.org/drawingml/2006/main" xmlns:pic="http://schemas.openxmlformats.org/drawingml/2006/picture">
+            <wp:extent cx="4572000" cy="4552725"/>
+            <wp:docPr id="2" name="Picture 2"/>
+            <wp:cNvGraphicFramePr>
+              <a:graphicFrameLocks noChangeAspect="1"/>
+            </wp:cNvGraphicFramePr>
+            <a:graphic>
+              <a:graphicData uri="http://schemas.openxmlformats.org/drawingml/2006/picture">
+                <pic:pic>
+                  <pic:nvPicPr>
+                    <pic:cNvPr id="0" name="matriz_confusion_normalizada.png"/>
+                    <pic:cNvPicPr/>
+                  </pic:nvPicPr>
+                  <pic:blipFill>
+                    <a:blip r:embed="rId10"/>
+                    <a:stretch>
+                      <a:fillRect/>
+                    </a:stretch>
+                  </pic:blipFill>
+                  <pic:spPr>
+                    <a:xfrm>
+                      <a:off x="0" y="0"/>
+                      <a:ext cx="4572000" cy="4552725"/>
+                    </a:xfrm>
+                    <a:prstGeom prst="rect"/>
+                  </pic:spPr>
+                </pic:pic>
+              </a:graphicData>
+            </a:graphic>
+          </wp:inline>
+        </w:drawing>
+      </w:r>
+    </w:p>
+    <w:p>
+      <w:pPr>
+        <w:spacing w:after="160"/>
+        <w:jc w:val="center"/>
+      </w:pPr>
+      <w:r>
+        <w:rPr>
+          <w:rFonts w:ascii="Calibri" w:hAnsi="Calibri"/>
+          <w:i/>
+          <w:sz w:val="19"/>
+        </w:rPr>
+        <w:t>Figura 2: Matriz de Confusión Normalizada (%) sobre el conjunto de Test.</w:t>
+      </w:r>
+    </w:p>
+    <w:p>
+      <w:pPr>
+        <w:spacing w:before="160" w:after="40"/>
+        <w:jc w:val="center"/>
+      </w:pPr>
+      <w:r>
+        <w:drawing>
+          <wp:inline xmlns:a="http://schemas.openxmlformats.org/drawingml/2006/main" xmlns:pic="http://schemas.openxmlformats.org/drawingml/2006/picture">
+            <wp:extent cx="5303520" cy="2265656"/>
+            <wp:docPr id="3" name="Picture 3"/>
+            <wp:cNvGraphicFramePr>
+              <a:graphicFrameLocks noChangeAspect="1"/>
+            </wp:cNvGraphicFramePr>
+            <a:graphic>
+              <a:graphicData uri="http://schemas.openxmlformats.org/drawingml/2006/picture">
+                <pic:pic>
+                  <pic:nvPicPr>
+                    <pic:cNvPr id="0" name="f1_precision_recall_por_emocion.png"/>
+                    <pic:cNvPicPr/>
+                  </pic:nvPicPr>
+                  <pic:blipFill>
+                    <a:blip r:embed="rId11"/>
+                    <a:stretch>
+                      <a:fillRect/>
+                    </a:stretch>
+                  </pic:blipFill>
+                  <pic:spPr>
+                    <a:xfrm>
+                      <a:off x="0" y="0"/>
+                      <a:ext cx="5303520" cy="2265656"/>
+                    </a:xfrm>
+                    <a:prstGeom prst="rect"/>
+                  </pic:spPr>
+                </pic:pic>
+              </a:graphicData>
+            </a:graphic>
+          </wp:inline>
+        </w:drawing>
+      </w:r>
+    </w:p>
+    <w:p>
+      <w:pPr>
+        <w:spacing w:after="160"/>
+        <w:jc w:val="center"/>
+      </w:pPr>
+      <w:r>
+        <w:rPr>
+          <w:rFonts w:ascii="Calibri" w:hAnsi="Calibri"/>
+          <w:i/>
+          <w:sz w:val="19"/>
+        </w:rPr>
+        <w:t>Figura 3: Comparativa de F1-Score y Precisión vs. Recall por emoción.</w:t>
+      </w:r>
     </w:p>
     <w:p>
       <w:pPr>
@@ -2890,6 +3184,60 @@
           <w:sz w:val="21"/>
         </w:rPr>
         <w:t>Ventana libremente redimensionable mediante mouse o maximizado con cv2.WINDOW_NORMAL.</w:t>
+      </w:r>
+    </w:p>
+    <w:p>
+      <w:pPr>
+        <w:spacing w:before="160" w:after="40"/>
+        <w:jc w:val="center"/>
+      </w:pPr>
+      <w:r>
+        <w:drawing>
+          <wp:inline xmlns:a="http://schemas.openxmlformats.org/drawingml/2006/main" xmlns:pic="http://schemas.openxmlformats.org/drawingml/2006/picture">
+            <wp:extent cx="4572000" cy="3429000"/>
+            <wp:docPr id="4" name="Picture 4"/>
+            <wp:cNvGraphicFramePr>
+              <a:graphicFrameLocks noChangeAspect="1"/>
+            </wp:cNvGraphicFramePr>
+            <a:graphic>
+              <a:graphicData uri="http://schemas.openxmlformats.org/drawingml/2006/picture">
+                <pic:pic>
+                  <pic:nvPicPr>
+                    <pic:cNvPr id="0" name="screenshot_516.png"/>
+                    <pic:cNvPicPr/>
+                  </pic:nvPicPr>
+                  <pic:blipFill>
+                    <a:blip r:embed="rId12"/>
+                    <a:stretch>
+                      <a:fillRect/>
+                    </a:stretch>
+                  </pic:blipFill>
+                  <pic:spPr>
+                    <a:xfrm>
+                      <a:off x="0" y="0"/>
+                      <a:ext cx="4572000" cy="3429000"/>
+                    </a:xfrm>
+                    <a:prstGeom prst="rect"/>
+                  </pic:spPr>
+                </pic:pic>
+              </a:graphicData>
+            </a:graphic>
+          </wp:inline>
+        </w:drawing>
+      </w:r>
+    </w:p>
+    <w:p>
+      <w:pPr>
+        <w:spacing w:after="160"/>
+        <w:jc w:val="center"/>
+      </w:pPr>
+      <w:r>
+        <w:rPr>
+          <w:rFonts w:ascii="Calibri" w:hAnsi="Calibri"/>
+          <w:i/>
+          <w:sz w:val="19"/>
+        </w:rPr>
+        <w:t>Figura 4: Interfaz de inferencia en tiempo real con HUD holográfico y detector YuNet.</w:t>
       </w:r>
     </w:p>
     <w:p>
@@ -3043,7 +3391,7 @@
           <w:color w:val="003366"/>
           <w:sz w:val="21"/>
         </w:rPr>
-        <w:t xml:space="preserve">P: ¿Por qué el modelo alcanza 68.04% en Test y supera el benchmark humano?: </w:t>
+        <w:t xml:space="preserve">P: ¿Por qué el modelo alcanza 69.45% en Test y supera el benchmark humano?: </w:t>
       </w:r>
       <w:r>
         <w:rPr>
